--- a/products-storage/01-zakrytie-rabot/11-slovar-poley.docx
+++ b/products-storage/01-zakrytie-rabot/11-slovar-poley.docx
@@ -4127,7 +4127,7 @@
     <w:next w:val="Normal"/>
     <w:qFormat/>
     <w:rPr>
-      <w:color w:val="2E74B5"/>
+      <w:color w:val="34383B"/>
       <w:sz w:val="32"/>
       <w:szCs w:val="32"/>
     </w:rPr>
@@ -4138,7 +4138,7 @@
     <w:next w:val="Normal"/>
     <w:qFormat/>
     <w:rPr>
-      <w:color w:val="2E74B5"/>
+      <w:color w:val="34383B"/>
       <w:sz w:val="26"/>
       <w:szCs w:val="26"/>
     </w:rPr>
@@ -4149,7 +4149,7 @@
     <w:next w:val="Normal"/>
     <w:qFormat/>
     <w:rPr>
-      <w:color w:val="1F4D78"/>
+      <w:color w:val="34383B"/>
       <w:sz w:val="24"/>
       <w:szCs w:val="24"/>
     </w:rPr>
@@ -4162,7 +4162,7 @@
     <w:rPr>
       <w:i/>
       <w:iCs/>
-      <w:color w:val="2E74B5"/>
+      <w:color w:val="34383B"/>
     </w:rPr>
   </w:style>
   <w:style w:type="paragraph" w:styleId="Heading5">
@@ -4171,7 +4171,7 @@
     <w:next w:val="Normal"/>
     <w:qFormat/>
     <w:rPr>
-      <w:color w:val="2E74B5"/>
+      <w:color w:val="34383B"/>
     </w:rPr>
   </w:style>
   <w:style w:type="paragraph" w:styleId="Heading6">
@@ -4180,7 +4180,7 @@
     <w:next w:val="Normal"/>
     <w:qFormat/>
     <w:rPr>
-      <w:color w:val="1F4D78"/>
+      <w:color w:val="34383B"/>
     </w:rPr>
   </w:style>
   <w:style w:type="paragraph" w:styleId="Strong">
@@ -4204,7 +4204,7 @@
     <w:uiPriority w:val="99"/>
     <w:unhideWhenUsed/>
     <w:rPr>
-      <w:color w:val="0563C1"/>
+      <w:color w:val="34383B"/>
       <w:u w:val="single"/>
     </w:rPr>
   </w:style>

--- a/products-storage/01-zakrytie-rabot/11-slovar-poley.docx
+++ b/products-storage/01-zakrytie-rabot/11-slovar-poley.docx
@@ -31,7 +31,7 @@
           <w:sz w:val="24"/>
           <w:szCs w:val="24"/>
         </w:rPr>
-        <w:t xml:space="preserve">Единый словарь подстановок для всех документов комплекта.</w:t>
+        <w:t xml:space="preserve">Словарь подстановок для файлов 11–16 комплекта. Реквизиты форм 01–05 заполняйте по их подписям полей.</w:t>
       </w:r>
     </w:p>
     <w:tbl>
@@ -99,7 +99,7 @@
                 <w:sz w:val="24"/>
                 <w:szCs w:val="24"/>
               </w:rPr>
-              <w:t xml:space="preserve">Типовая редакция сверена с текстом действующих норм 16.08.2026. Нормативная сверка — это сопоставление формулировок, сроков и порядка со статьями закона; юридической консультацией и вычиткой юристом она не является. Шаблон не заменяет консультацию по конкретной ситуации: выводы зависят от условий вашего договора, состава подписанных документов и обстоятельств спора, и приоритет всегда у договора. Если заказчик оспаривает объёмы или качество, заявляет зачёт, если акты подписаны неуполномоченным лицом или в картотеке арбитражных дел появилось дело о банкротстве должника — типовой текст создаёт ложную уверенность. В этих случаях обращайтесь к юристу до отправки.</w:t>
+              <w:t xml:space="preserve">Нормативная сверка сопоставляет формулировки, сроки и порядок со статьями закона; она не заменяет юридическую консультацию и проверку обстоятельств вашего спора. Шаблон не заменяет консультацию по конкретной ситуации: выводы зависят от условий вашего договора, состава подписанных документов и обстоятельств спора, и приоритет всегда у договора. Если заказчик оспаривает объёмы или качество, заявляет зачёт, если акты подписаны неуполномоченным лицом или в картотеке арбитражных дел появилось дело о банкротстве должника — типовой текст создаёт ложную уверенность. В этих случаях обращайтесь к юристу до отправки.</w:t>
             </w:r>
           </w:p>
           <w:p>
@@ -154,7 +154,7 @@
           <w:sz w:val="24"/>
           <w:szCs w:val="24"/>
         </w:rPr>
-        <w:t xml:space="preserve">. Одно поле означает одно и то же во всех документах: значение, подставленное в уведомление, без изменений переносится в претензию и в иск. Заполняйте словарь один раз — дальше он работает на весь комплект.</w:t>
+        <w:t xml:space="preserve">. Одно имя поля сохраняет один смысл во всех документах. Общие реквизиты сторон и договора можно переносить; дату документа, текущий долг, проценты или неустойку, число дней просрочки, цену иска и пошлину проверяйте и обновляйте на дату каждого нового документа.</w:t>
       </w:r>
     </w:p>
     <w:p>
@@ -3030,7 +3030,7 @@
                 <w:sz w:val="22"/>
                 <w:szCs w:val="22"/>
               </w:rPr>
-              <w:t xml:space="preserve">Срок из пункта договора о претензионном порядке; если договор молчит — срок назначаете вы сами. Ч. 5 ст. 4 АПК РФ задаёт не срок ответа, а срок ожидания до подачи иска, который считается со дня направления претензии</w:t>
+              <w:t xml:space="preserve">Срок из пункта договора о претензионном порядке; если договор молчит — срок назначаете вы сами. Ч. 5 ст. 4 АПК РФ задаёт не срок ответа, а срок ожидания до подачи иска. По общему правилу ожидание исчисляется со дня направления претензии; иной срок и порядок проверяются по закону или договору. Собственный срок ответа не заменяет ожидание</w:t>
             </w:r>
           </w:p>
         </w:tc>
@@ -3056,7 +3056,7 @@
                 <w:sz w:val="22"/>
                 <w:szCs w:val="22"/>
               </w:rPr>
-              <w:t xml:space="preserve">договор. В действующей редакции ч. 5 ст. 4 АПК РФ проверить срок ожидания до подачи иска — число дней в шаблон намеренно не зашито</w:t>
+              <w:t xml:space="preserve">договор. По закону или договору проверить основание, длительность, порядок исчисления, начало и окончание ожидания до подачи иска; до его истечения иск не подавать. Число дней в шаблон намеренно не зашито</w:t>
             </w:r>
           </w:p>
         </w:tc>
@@ -3305,7 +3305,7 @@
                 <w:sz w:val="22"/>
                 <w:szCs w:val="22"/>
               </w:rPr>
-              <w:t xml:space="preserve">файл расчёта процентов</w:t>
+              <w:t xml:space="preserve">Расчёт выбранной санкции на дату подачи: для процентов — файл 14, для договорной неустойки — отдельный расчёт по условиям договора; файл 14 не используется</w:t>
             </w:r>
           </w:p>
         </w:tc>
@@ -3781,7 +3781,7 @@
           <w:sz w:val="24"/>
           <w:szCs w:val="24"/>
         </w:rPr>
-        <w:t xml:space="preserve">Заполните словарь один раз — выпишите значения всех полей на отдельный лист.</w:t>
+        <w:t xml:space="preserve">Общие реквизиты выпишите один раз; перед каждым новым документом обновите даты и изменяющиеся суммы по подтверждающим документам и расчёту выбранной санкции.</w:t>
       </w:r>
     </w:p>
     <w:p>
@@ -3799,7 +3799,7 @@
           <w:sz w:val="24"/>
           <w:szCs w:val="24"/>
         </w:rPr>
-        <w:t xml:space="preserve">Посчитайте проценты в файле расчёта: он даст </w:t>
+        <w:t xml:space="preserve">Для процентов используйте файл 14: он даст </w:t>
       </w:r>
       <w:r>
         <w:rPr>
@@ -3841,7 +3841,7 @@
           <w:sz w:val="24"/>
           <w:szCs w:val="24"/>
         </w:rPr>
-        <w:t xml:space="preserve">.</w:t>
+        <w:t xml:space="preserve">. Для неустойки подготовьте отдельный расчёт по договору; файл 14 для неё не используется.</w:t>
       </w:r>
     </w:p>
     <w:p>
@@ -3906,10 +3906,6 @@
     </w:sectPr>
   </w:body>
 </w:document>
-</file>
-
-<file path=word/comments.xml><?xml version="1.0" encoding="utf-8"?>
-<w:comments xmlns:cx="http://schemas.microsoft.com/office/drawing/2014/chartex" xmlns:cx1="http://schemas.microsoft.com/office/drawing/2015/9/8/chartex" xmlns:cx2="http://schemas.microsoft.com/office/drawing/2015/10/21/chartex" xmlns:cx3="http://schemas.microsoft.com/office/drawing/2016/5/9/chartex" xmlns:cx4="http://schemas.microsoft.com/office/drawing/2016/5/10/chartex" xmlns:cx5="http://schemas.microsoft.com/office/drawing/2016/5/11/chartex" xmlns:cx6="http://schemas.microsoft.com/office/drawing/2016/5/12/chartex" xmlns:cx7="http://schemas.microsoft.com/office/drawing/2016/5/13/chartex" xmlns:cx8="http://schemas.microsoft.com/office/drawing/2016/5/14/chartex" xmlns:mc="http://schemas.openxmlformats.org/markup-compatibility/2006" xmlns:aink="http://schemas.microsoft.com/office/drawing/2016/ink" xmlns:am3d="http://schemas.microsoft.com/office/drawing/2017/model3d" xmlns:o="urn:schemas-microsoft-com:office:office" xmlns:r="http://schemas.openxmlformats.org/officeDocument/2006/relationships" xmlns:m="http://schemas.openxmlformats.org/officeDocument/2006/math" xmlns:v="urn:schemas-microsoft-com:vml" xmlns:wp14="http://schemas.microsoft.com/office/word/2010/wordprocessingDrawing" xmlns:wp="http://schemas.openxmlformats.org/drawingml/2006/wordprocessingDrawing" xmlns:w10="urn:schemas-microsoft-com:office:word" xmlns:w="http://schemas.openxmlformats.org/wordprocessingml/2006/main" xmlns:w14="http://schemas.microsoft.com/office/word/2010/wordml" xmlns:w15="http://schemas.microsoft.com/office/word/2012/wordml" xmlns:w16cex="http://schemas.microsoft.com/office/word/2018/wordml/cex" xmlns:w16cid="http://schemas.microsoft.com/office/word/2016/wordml/cid" xmlns:w16="http://schemas.microsoft.com/office/word/2018/wordml" xmlns:w16sdtdh="http://schemas.microsoft.com/office/word/2020/wordml/sdtdatahash" xmlns:w16se="http://schemas.microsoft.com/office/word/2015/wordml/symex" xmlns:wpg="http://schemas.microsoft.com/office/word/2010/wordprocessingGroup" xmlns:wpi="http://schemas.microsoft.com/office/word/2010/wordprocessingInk" xmlns:wne="http://schemas.microsoft.com/office/word/2006/wordml" xmlns:wps="http://schemas.microsoft.com/office/word/2010/wordprocessingShape"/>
 </file>
 
 <file path=word/endnotes.xml><?xml version="1.0" encoding="utf-8"?>
@@ -3990,7 +3986,7 @@
 <w:numbering xmlns:wpc="http://schemas.microsoft.com/office/word/2010/wordprocessingCanvas" xmlns:mc="http://schemas.openxmlformats.org/markup-compatibility/2006" xmlns:o="urn:schemas-microsoft-com:office:office" xmlns:r="http://schemas.openxmlformats.org/officeDocument/2006/relationships" xmlns:m="http://schemas.openxmlformats.org/officeDocument/2006/math" xmlns:v="urn:schemas-microsoft-com:vml" xmlns:wp14="http://schemas.microsoft.com/office/word/2010/wordprocessingDrawing" xmlns:wp="http://schemas.openxmlformats.org/drawingml/2006/wordprocessingDrawing" xmlns:w10="urn:schemas-microsoft-com:office:word" xmlns:w="http://schemas.openxmlformats.org/wordprocessingml/2006/main" xmlns:w14="http://schemas.microsoft.com/office/word/2010/wordml" xmlns:w15="http://schemas.microsoft.com/office/word/2012/wordml" xmlns:wpg="http://schemas.microsoft.com/office/word/2010/wordprocessingGroup" xmlns:wpi="http://schemas.microsoft.com/office/word/2010/wordprocessingInk" xmlns:wne="http://schemas.microsoft.com/office/word/2006/wordml" xmlns:wps="http://schemas.microsoft.com/office/word/2010/wordprocessingShape" mc:Ignorable="w14 w15 wp14">
   <w:abstractNum w:abstractNumId="1" w15:restartNumberingAfterBreak="0">
     <w:multiLevelType w:val="hybridMultilevel"/>
-    <w:lvl w:ilvl="0" w15:tentative="1">
+    <w:lvl w:ilvl="0" w:tentative="1">
       <w:start w:val="1"/>
       <w:numFmt w:val="bullet"/>
       <w:lvlText w:val="●"/>
@@ -3999,7 +3995,7 @@
         <w:ind w:left="720" w:hanging="360"/>
       </w:pPr>
     </w:lvl>
-    <w:lvl w:ilvl="1" w15:tentative="1">
+    <w:lvl w:ilvl="1" w:tentative="1">
       <w:start w:val="1"/>
       <w:numFmt w:val="bullet"/>
       <w:lvlText w:val="○"/>
@@ -4008,7 +4004,7 @@
         <w:ind w:left="1440" w:hanging="360"/>
       </w:pPr>
     </w:lvl>
-    <w:lvl w:ilvl="2" w15:tentative="1">
+    <w:lvl w:ilvl="2" w:tentative="1">
       <w:start w:val="1"/>
       <w:numFmt w:val="bullet"/>
       <w:lvlText w:val="■"/>
@@ -4017,7 +4013,7 @@
         <w:ind w:left="2160" w:hanging="360"/>
       </w:pPr>
     </w:lvl>
-    <w:lvl w:ilvl="3" w15:tentative="1">
+    <w:lvl w:ilvl="3" w:tentative="1">
       <w:start w:val="1"/>
       <w:numFmt w:val="bullet"/>
       <w:lvlText w:val="●"/>
@@ -4026,7 +4022,7 @@
         <w:ind w:left="2880" w:hanging="360"/>
       </w:pPr>
     </w:lvl>
-    <w:lvl w:ilvl="4" w15:tentative="1">
+    <w:lvl w:ilvl="4" w:tentative="1">
       <w:start w:val="1"/>
       <w:numFmt w:val="bullet"/>
       <w:lvlText w:val="○"/>
@@ -4035,7 +4031,7 @@
         <w:ind w:left="3600" w:hanging="360"/>
       </w:pPr>
     </w:lvl>
-    <w:lvl w:ilvl="5" w15:tentative="1">
+    <w:lvl w:ilvl="5" w:tentative="1">
       <w:start w:val="1"/>
       <w:numFmt w:val="bullet"/>
       <w:lvlText w:val="■"/>
@@ -4044,7 +4040,7 @@
         <w:ind w:left="4320" w:hanging="360"/>
       </w:pPr>
     </w:lvl>
-    <w:lvl w:ilvl="6" w15:tentative="1">
+    <w:lvl w:ilvl="6" w:tentative="1">
       <w:start w:val="1"/>
       <w:numFmt w:val="bullet"/>
       <w:lvlText w:val="●"/>
@@ -4053,7 +4049,7 @@
         <w:ind w:left="5040" w:hanging="360"/>
       </w:pPr>
     </w:lvl>
-    <w:lvl w:ilvl="7" w15:tentative="1">
+    <w:lvl w:ilvl="7" w:tentative="1">
       <w:start w:val="1"/>
       <w:numFmt w:val="bullet"/>
       <w:lvlText w:val="●"/>
@@ -4062,7 +4058,7 @@
         <w:ind w:left="5760" w:hanging="360"/>
       </w:pPr>
     </w:lvl>
-    <w:lvl w:ilvl="8" w15:tentative="1">
+    <w:lvl w:ilvl="8" w:tentative="1">
       <w:start w:val="1"/>
       <w:numFmt w:val="bullet"/>
       <w:lvlText w:val="●"/>
@@ -4074,7 +4070,7 @@
   </w:abstractNum>
   <w:abstractNum w:abstractNumId="2" w15:restartNumberingAfterBreak="0">
     <w:multiLevelType w:val="hybridMultilevel"/>
-    <w:lvl w:ilvl="0" w15:tentative="1">
+    <w:lvl w:ilvl="0" w:tentative="1">
       <w:start w:val="1"/>
       <w:numFmt w:val="bullet"/>
       <w:lvlText w:val="—"/>
@@ -4111,6 +4107,25 @@
     </w:rPrDefault>
     <w:pPrDefault/>
   </w:docDefaults>
+  <w:style w:type="paragraph" w:styleId="Normal" w:default="1">
+    <w:name w:val="Normal"/>
+    <w:qFormat/>
+  </w:style>
+  <w:style w:type="table" w:styleId="TableNormal" w:default="true">
+    <w:name w:val="Normal Table"/>
+    <w:uiPriority w:val="99"/>
+    <w:semiHidden/>
+    <w:unhideWhenUsed/>
+    <w:tblPr>
+      <w:tblInd w:type="dxa" w:w="0"/>
+      <w:tblCellMar>
+        <w:top w:type="dxa" w:w="0"/>
+        <w:left w:type="dxa" w:w="108"/>
+        <w:bottom w:type="dxa" w:w="0"/>
+        <w:right w:type="dxa" w:w="108"/>
+      </w:tblCellMar>
+    </w:tblPr>
+  </w:style>
   <w:style w:type="paragraph" w:styleId="Title">
     <w:name w:val="Title"/>
     <w:basedOn w:val="Normal"/>
@@ -4283,4 +4298,294 @@
     </w:rPr>
   </w:style>
 </w:styles>
+</file>
+
+<file path=word/theme/theme1.xml><?xml version="1.0" encoding="utf-8"?>
+<a:theme xmlns:a="http://schemas.openxmlformats.org/drawingml/2006/main" name="Office Theme">
+  <a:themeElements>
+    <a:clrScheme name="Office">
+      <a:dk1>
+        <a:sysClr val="windowText" lastClr="000000"/>
+      </a:dk1>
+      <a:lt1>
+        <a:sysClr val="window" lastClr="FFFFFF"/>
+      </a:lt1>
+      <a:dk2>
+        <a:srgbClr val="44546A"/>
+      </a:dk2>
+      <a:lt2>
+        <a:srgbClr val="E7E6E6"/>
+      </a:lt2>
+      <a:accent1>
+        <a:srgbClr val="4472C4"/>
+      </a:accent1>
+      <a:accent2>
+        <a:srgbClr val="ED7D31"/>
+      </a:accent2>
+      <a:accent3>
+        <a:srgbClr val="A5A5A5"/>
+      </a:accent3>
+      <a:accent4>
+        <a:srgbClr val="FFC000"/>
+      </a:accent4>
+      <a:accent5>
+        <a:srgbClr val="5B9BD5"/>
+      </a:accent5>
+      <a:accent6>
+        <a:srgbClr val="70AD47"/>
+      </a:accent6>
+      <a:hlink>
+        <a:srgbClr val="0563C1"/>
+      </a:hlink>
+      <a:folHlink>
+        <a:srgbClr val="954F72"/>
+      </a:folHlink>
+    </a:clrScheme>
+    <a:fontScheme name="Office">
+      <a:majorFont>
+        <a:latin typeface="Calibri Light" panose="020F0302020204030204"/>
+        <a:ea typeface=""/>
+        <a:cs typeface=""/>
+        <a:font script="Jpan" typeface="游ゴシック Light"/>
+        <a:font script="Hang" typeface="맑은 고딕"/>
+        <a:font script="Hans" typeface="等线 Light"/>
+        <a:font script="Hant" typeface="新細明體"/>
+        <a:font script="Arab" typeface="Times New Roman"/>
+        <a:font script="Hebr" typeface="Times New Roman"/>
+        <a:font script="Thai" typeface="Angsana New"/>
+        <a:font script="Ethi" typeface="Nyala"/>
+        <a:font script="Beng" typeface="Vrinda"/>
+        <a:font script="Gujr" typeface="Shruti"/>
+        <a:font script="Khmr" typeface="MoolBoran"/>
+        <a:font script="Knda" typeface="Tunga"/>
+        <a:font script="Guru" typeface="Raavi"/>
+        <a:font script="Cans" typeface="Euphemia"/>
+        <a:font script="Cher" typeface="Plantagenet Cherokee"/>
+        <a:font script="Yiii" typeface="Microsoft Yi Baiti"/>
+        <a:font script="Tibt" typeface="Microsoft Himalaya"/>
+        <a:font script="Thaa" typeface="MV Boli"/>
+        <a:font script="Deva" typeface="Mangal"/>
+        <a:font script="Telu" typeface="Gautami"/>
+        <a:font script="Taml" typeface="Latha"/>
+        <a:font script="Syrc" typeface="Estrangelo Edessa"/>
+        <a:font script="Orya" typeface="Kalinga"/>
+        <a:font script="Mlym" typeface="Kartika"/>
+        <a:font script="Laoo" typeface="DokChampa"/>
+        <a:font script="Sinh" typeface="Iskoola Pota"/>
+        <a:font script="Mong" typeface="Mongolian Baiti"/>
+        <a:font script="Viet" typeface="Times New Roman"/>
+        <a:font script="Uigh" typeface="Microsoft Uighur"/>
+        <a:font script="Geor" typeface="Sylfaen"/>
+        <a:font script="Armn" typeface="Arial"/>
+        <a:font script="Bugi" typeface="Leelawadee UI"/>
+        <a:font script="Bopo" typeface="Microsoft JhengHei"/>
+        <a:font script="Java" typeface="Javanese Text"/>
+        <a:font script="Lisu" typeface="Segoe UI"/>
+        <a:font script="Mymr" typeface="Myanmar Text"/>
+        <a:font script="Nkoo" typeface="Ebrima"/>
+        <a:font script="Olck" typeface="Nirmala UI"/>
+        <a:font script="Osma" typeface="Ebrima"/>
+        <a:font script="Phag" typeface="Phagspa"/>
+        <a:font script="Syrn" typeface="Estrangelo Edessa"/>
+        <a:font script="Syrj" typeface="Estrangelo Edessa"/>
+        <a:font script="Syre" typeface="Estrangelo Edessa"/>
+        <a:font script="Sora" typeface="Nirmala UI"/>
+        <a:font script="Tale" typeface="Microsoft Tai Le"/>
+        <a:font script="Talu" typeface="Microsoft New Tai Lue"/>
+        <a:font script="Tfng" typeface="Ebrima"/>
+      </a:majorFont>
+      <a:minorFont>
+        <a:latin typeface="Calibri" panose="020F0502020204030204"/>
+        <a:ea typeface=""/>
+        <a:cs typeface=""/>
+        <a:font script="Jpan" typeface="游明朝"/>
+        <a:font script="Hang" typeface="맑은 고딕"/>
+        <a:font script="Hans" typeface="等线"/>
+        <a:font script="Hant" typeface="新細明體"/>
+        <a:font script="Arab" typeface="Arial"/>
+        <a:font script="Hebr" typeface="Arial"/>
+        <a:font script="Thai" typeface="Cordia New"/>
+        <a:font script="Ethi" typeface="Nyala"/>
+        <a:font script="Beng" typeface="Vrinda"/>
+        <a:font script="Gujr" typeface="Shruti"/>
+        <a:font script="Khmr" typeface="DaunPenh"/>
+        <a:font script="Knda" typeface="Tunga"/>
+        <a:font script="Guru" typeface="Raavi"/>
+        <a:font script="Cans" typeface="Euphemia"/>
+        <a:font script="Cher" typeface="Plantagenet Cherokee"/>
+        <a:font script="Yiii" typeface="Microsoft Yi Baiti"/>
+        <a:font script="Tibt" typeface="Microsoft Himalaya"/>
+        <a:font script="Thaa" typeface="MV Boli"/>
+        <a:font script="Deva" typeface="Mangal"/>
+        <a:font script="Telu" typeface="Gautami"/>
+        <a:font script="Taml" typeface="Latha"/>
+        <a:font script="Syrc" typeface="Estrangelo Edessa"/>
+        <a:font script="Orya" typeface="Kalinga"/>
+        <a:font script="Mlym" typeface="Kartika"/>
+        <a:font script="Laoo" typeface="DokChampa"/>
+        <a:font script="Sinh" typeface="Iskoola Pota"/>
+        <a:font script="Mong" typeface="Mongolian Baiti"/>
+        <a:font script="Viet" typeface="Arial"/>
+        <a:font script="Uigh" typeface="Microsoft Uighur"/>
+        <a:font script="Geor" typeface="Sylfaen"/>
+        <a:font script="Armn" typeface="Arial"/>
+        <a:font script="Bugi" typeface="Leelawadee UI"/>
+        <a:font script="Bopo" typeface="Microsoft JhengHei"/>
+        <a:font script="Java" typeface="Javanese Text"/>
+        <a:font script="Lisu" typeface="Segoe UI"/>
+        <a:font script="Mymr" typeface="Myanmar Text"/>
+        <a:font script="Nkoo" typeface="Ebrima"/>
+        <a:font script="Olck" typeface="Nirmala UI"/>
+        <a:font script="Osma" typeface="Ebrima"/>
+        <a:font script="Phag" typeface="Phagspa"/>
+        <a:font script="Syrn" typeface="Estrangelo Edessa"/>
+        <a:font script="Syrj" typeface="Estrangelo Edessa"/>
+        <a:font script="Syre" typeface="Estrangelo Edessa"/>
+        <a:font script="Sora" typeface="Nirmala UI"/>
+        <a:font script="Tale" typeface="Microsoft Tai Le"/>
+        <a:font script="Talu" typeface="Microsoft New Tai Lue"/>
+        <a:font script="Tfng" typeface="Ebrima"/>
+      </a:minorFont>
+    </a:fontScheme>
+    <a:fmtScheme name="Office">
+      <a:fillStyleLst>
+        <a:solidFill>
+          <a:schemeClr val="phClr"/>
+        </a:solidFill>
+        <a:gradFill rotWithShape="true">
+          <a:gsLst>
+            <a:gs pos="0">
+              <a:schemeClr val="phClr">
+                <a:lumMod val="110000"/>
+                <a:satMod val="105000"/>
+                <a:tint val="67000"/>
+              </a:schemeClr>
+            </a:gs>
+            <a:gs pos="50000">
+              <a:schemeClr val="phClr">
+                <a:lumMod val="105000"/>
+                <a:satMod val="103000"/>
+                <a:tint val="73000"/>
+              </a:schemeClr>
+            </a:gs>
+            <a:gs pos="100000">
+              <a:schemeClr val="phClr">
+                <a:lumMod val="105000"/>
+                <a:satMod val="109000"/>
+                <a:tint val="81000"/>
+              </a:schemeClr>
+            </a:gs>
+          </a:gsLst>
+          <a:lin ang="5400000" scaled="false"/>
+        </a:gradFill>
+        <a:gradFill rotWithShape="true">
+          <a:gsLst>
+            <a:gs pos="0">
+              <a:schemeClr val="phClr">
+                <a:satMod val="103000"/>
+                <a:lumMod val="102000"/>
+                <a:tint val="94000"/>
+              </a:schemeClr>
+            </a:gs>
+            <a:gs pos="50000">
+              <a:schemeClr val="phClr">
+                <a:satMod val="110000"/>
+                <a:lumMod val="100000"/>
+                <a:shade val="100000"/>
+              </a:schemeClr>
+            </a:gs>
+            <a:gs pos="100000">
+              <a:schemeClr val="phClr">
+                <a:lumMod val="99000"/>
+                <a:satMod val="120000"/>
+                <a:shade val="78000"/>
+              </a:schemeClr>
+            </a:gs>
+          </a:gsLst>
+          <a:lin ang="5400000" scaled="false"/>
+        </a:gradFill>
+      </a:fillStyleLst>
+      <a:lnStyleLst>
+        <a:ln w="6350" cap="flat" cmpd="sng" algn="ctr">
+          <a:solidFill>
+            <a:schemeClr val="phClr"/>
+          </a:solidFill>
+          <a:prstDash val="solid"/>
+          <a:miter lim="800000"/>
+        </a:ln>
+        <a:ln w="12700" cap="flat" cmpd="sng" algn="ctr">
+          <a:solidFill>
+            <a:schemeClr val="phClr"/>
+          </a:solidFill>
+          <a:prstDash val="solid"/>
+          <a:miter lim="800000"/>
+        </a:ln>
+        <a:ln w="19050" cap="flat" cmpd="sng" algn="ctr">
+          <a:solidFill>
+            <a:schemeClr val="phClr"/>
+          </a:solidFill>
+          <a:prstDash val="solid"/>
+          <a:miter lim="800000"/>
+        </a:ln>
+      </a:lnStyleLst>
+      <a:effectStyleLst>
+        <a:effectStyle>
+          <a:effectLst/>
+        </a:effectStyle>
+        <a:effectStyle>
+          <a:effectLst/>
+        </a:effectStyle>
+        <a:effectStyle>
+          <a:effectLst>
+            <a:outerShdw blurRad="57150" dist="19050" dir="5400000" algn="ctr" rotWithShape="false">
+              <a:srgbClr val="000000">
+                <a:alpha val="63000"/>
+              </a:srgbClr>
+            </a:outerShdw>
+          </a:effectLst>
+        </a:effectStyle>
+      </a:effectStyleLst>
+      <a:bgFillStyleLst>
+        <a:solidFill>
+          <a:schemeClr val="phClr"/>
+        </a:solidFill>
+        <a:solidFill>
+          <a:schemeClr val="phClr">
+            <a:tint val="95000"/>
+            <a:satMod val="170000"/>
+          </a:schemeClr>
+        </a:solidFill>
+        <a:gradFill rotWithShape="true">
+          <a:gsLst>
+            <a:gs pos="0">
+              <a:schemeClr val="phClr">
+                <a:tint val="93000"/>
+                <a:satMod val="150000"/>
+                <a:shade val="98000"/>
+                <a:lumMod val="102000"/>
+              </a:schemeClr>
+            </a:gs>
+            <a:gs pos="50000">
+              <a:schemeClr val="phClr">
+                <a:tint val="98000"/>
+                <a:satMod val="130000"/>
+                <a:shade val="90000"/>
+                <a:lumMod val="103000"/>
+              </a:schemeClr>
+            </a:gs>
+            <a:gs pos="100000">
+              <a:schemeClr val="phClr">
+                <a:shade val="63000"/>
+                <a:satMod val="120000"/>
+              </a:schemeClr>
+            </a:gs>
+          </a:gsLst>
+          <a:lin ang="5400000" scaled="false"/>
+        </a:gradFill>
+      </a:bgFillStyleLst>
+    </a:fmtScheme>
+  </a:themeElements>
+  <a:objectDefaults/>
+  <a:extraClrSchemeLst/>
+</a:theme>
 </file>
--- a/products-storage/01-zakrytie-rabot/11-slovar-poley.docx
+++ b/products-storage/01-zakrytie-rabot/11-slovar-poley.docx
@@ -33,95 +33,6 @@
         </w:rPr>
         <w:t xml:space="preserve">Словарь подстановок для файлов 11–16 комплекта. Реквизиты форм 01–05 заполняйте по их подписям полей.</w:t>
       </w:r>
-    </w:p>
-    <w:tbl>
-      <w:tblPr>
-        <w:tblW w:type="dxa" w:w="9360"/>
-        <w:tblBorders>
-          <w:top w:val="single" w:color="auto" w:sz="4"/>
-          <w:left w:val="single" w:color="auto" w:sz="4"/>
-          <w:bottom w:val="single" w:color="auto" w:sz="4"/>
-          <w:right w:val="single" w:color="auto" w:sz="4"/>
-          <w:insideH w:val="single" w:color="auto" w:sz="4"/>
-          <w:insideV w:val="single" w:color="auto" w:sz="4"/>
-        </w:tblBorders>
-      </w:tblPr>
-      <w:tblGrid>
-        <w:gridCol w:w="9360"/>
-      </w:tblGrid>
-      <w:tr>
-        <w:tc>
-          <w:tcPr>
-            <w:tcW w:type="dxa" w:w="9360"/>
-            <w:shd w:fill="F2F2F2" w:val="clear"/>
-            <w:tcMar>
-              <w:top w:type="dxa" w:w="160"/>
-              <w:left w:type="dxa" w:w="200"/>
-              <w:bottom w:type="dxa" w:w="160"/>
-              <w:right w:type="dxa" w:w="200"/>
-            </w:tcMar>
-          </w:tcPr>
-          <w:p>
-            <w:pPr>
-              <w:spacing w:after="100" w:line="276"/>
-            </w:pPr>
-            <w:r>
-              <w:rPr>
-                <w:rFonts w:ascii="Times New Roman" w:cs="Times New Roman" w:eastAsia="Times New Roman" w:hAnsi="Times New Roman"/>
-                <w:b/>
-                <w:bCs/>
-                <w:sz w:val="24"/>
-                <w:szCs w:val="24"/>
-              </w:rPr>
-              <w:t xml:space="preserve">Важно, прочитайте до использования</w:t>
-            </w:r>
-          </w:p>
-          <w:p>
-            <w:pPr>
-              <w:spacing w:after="100" w:line="276"/>
-            </w:pPr>
-            <w:r>
-              <w:rPr>
-                <w:rFonts w:ascii="Times New Roman" w:cs="Times New Roman" w:eastAsia="Times New Roman" w:hAnsi="Times New Roman"/>
-                <w:sz w:val="24"/>
-                <w:szCs w:val="24"/>
-              </w:rPr>
-              <w:t xml:space="preserve">Это типовой шаблон, а не юридическая консультация и не гарантия взыскания. Он рассчитан на типовую ситуацию: работы приняты, акты подписаны обеими сторонами без замечаний, встречных требований нет.</w:t>
-            </w:r>
-          </w:p>
-          <w:p>
-            <w:pPr>
-              <w:spacing w:after="100" w:line="276"/>
-            </w:pPr>
-            <w:r>
-              <w:rPr>
-                <w:rFonts w:ascii="Times New Roman" w:cs="Times New Roman" w:eastAsia="Times New Roman" w:hAnsi="Times New Roman"/>
-                <w:sz w:val="24"/>
-                <w:szCs w:val="24"/>
-              </w:rPr>
-              <w:t xml:space="preserve">Нормативная сверка сопоставляет формулировки, сроки и порядок со статьями закона; она не заменяет юридическую консультацию и проверку обстоятельств вашего спора. Шаблон не заменяет консультацию по конкретной ситуации: выводы зависят от условий вашего договора, состава подписанных документов и обстоятельств спора, и приоритет всегда у договора. Если заказчик оспаривает объёмы или качество, заявляет зачёт, если акты подписаны неуполномоченным лицом или в картотеке арбитражных дел появилось дело о банкротстве должника — типовой текст создаёт ложную уверенность. В этих случаях обращайтесь к юристу до отправки.</w:t>
-            </w:r>
-          </w:p>
-          <w:p>
-            <w:pPr>
-              <w:spacing w:after="0" w:line="276"/>
-            </w:pPr>
-            <w:r>
-              <w:rPr>
-                <w:rFonts w:ascii="Times New Roman" w:cs="Times New Roman" w:eastAsia="Times New Roman" w:hAnsi="Times New Roman"/>
-                <w:sz w:val="24"/>
-                <w:szCs w:val="24"/>
-              </w:rPr>
-              <w:t xml:space="preserve">Ставок, сроков и размеров пошлин числом в шаблоне нет намеренно: они меняются, а скачанный файл не обновляется. Каждое число вы берёте из названного источника на дату составления документа.</w:t>
-            </w:r>
-          </w:p>
-        </w:tc>
-      </w:tr>
-    </w:tbl>
-    <w:p>
-      <w:pPr>
-        <w:spacing w:after="120" w:line="276"/>
-      </w:pPr>
     </w:p>
     <w:p>
       <w:pPr>
@@ -3707,7 +3618,7 @@
           <w:sz w:val="32"/>
           <w:szCs w:val="32"/>
         </w:rPr>
-        <w:t xml:space="preserve">Почему в комплекте нет ни одной ставки и ни одного срока числом</w:t>
+        <w:t xml:space="preserve">Актуальные ставки и сроки</w:t>
       </w:r>
     </w:p>
     <w:p>
@@ -3720,7 +3631,7 @@
           <w:sz w:val="24"/>
           <w:szCs w:val="24"/>
         </w:rPr>
-        <w:t xml:space="preserve">Это сделано намеренно, и это главное отличие рабочего шаблона от красивого.</w:t>
+        <w:t xml:space="preserve">Таблица связывает каждое переменное значение с источником: договором, подтверждающими документами, действующей нормой или калькулятором суда.</w:t>
       </w:r>
     </w:p>
     <w:p>
@@ -3733,20 +3644,7 @@
           <w:sz w:val="24"/>
           <w:szCs w:val="24"/>
         </w:rPr>
-        <w:t xml:space="preserve">Ключевая ставка Банка России меняется решениями совета директоров. Сроки в процессуальных кодексах правятся. Размеры государственных пошлин пересматриваются. Файл, который вы скачали, не обновляется сам — и шаблон с зашитой прошлогодней ставкой опаснее шаблона без неё: он выглядит готовым и даёт неверную сумму, которую вы отправите контрагенту за своей подписью.</w:t>
-      </w:r>
-    </w:p>
-    <w:p>
-      <w:pPr>
-        <w:spacing w:after="120" w:line="276"/>
-      </w:pPr>
-      <w:r>
-        <w:rPr>
-          <w:rFonts w:ascii="Times New Roman" w:cs="Times New Roman" w:eastAsia="Times New Roman" w:hAnsi="Times New Roman"/>
-          <w:sz w:val="24"/>
-          <w:szCs w:val="24"/>
-        </w:rPr>
-        <w:t xml:space="preserve">Поэтому каждое число вы приносите сами, из источника, названного в этой таблице, на дату составления документа. Это занимает несколько минут и закрывает главный риск типового документа.</w:t>
+        <w:t xml:space="preserve">На дату составления документа внесите ключевую ставку Банка России, применимые сроки и размер госпошлины из названных источников. Так расчёт опирается на актуальные данные.</w:t>
       </w:r>
     </w:p>
     <w:p>
@@ -3908,6 +3806,10 @@
 </w:document>
 </file>
 
+<file path=word/comments.xml><?xml version="1.0" encoding="utf-8"?>
+<w:comments xmlns:cx="http://schemas.microsoft.com/office/drawing/2014/chartex" xmlns:cx1="http://schemas.microsoft.com/office/drawing/2015/9/8/chartex" xmlns:cx2="http://schemas.microsoft.com/office/drawing/2015/10/21/chartex" xmlns:cx3="http://schemas.microsoft.com/office/drawing/2016/5/9/chartex" xmlns:cx4="http://schemas.microsoft.com/office/drawing/2016/5/10/chartex" xmlns:cx5="http://schemas.microsoft.com/office/drawing/2016/5/11/chartex" xmlns:cx6="http://schemas.microsoft.com/office/drawing/2016/5/12/chartex" xmlns:cx7="http://schemas.microsoft.com/office/drawing/2016/5/13/chartex" xmlns:cx8="http://schemas.microsoft.com/office/drawing/2016/5/14/chartex" xmlns:mc="http://schemas.openxmlformats.org/markup-compatibility/2006" xmlns:aink="http://schemas.microsoft.com/office/drawing/2016/ink" xmlns:am3d="http://schemas.microsoft.com/office/drawing/2017/model3d" xmlns:o="urn:schemas-microsoft-com:office:office" xmlns:r="http://schemas.openxmlformats.org/officeDocument/2006/relationships" xmlns:m="http://schemas.openxmlformats.org/officeDocument/2006/math" xmlns:v="urn:schemas-microsoft-com:vml" xmlns:wp14="http://schemas.microsoft.com/office/word/2010/wordprocessingDrawing" xmlns:wp="http://schemas.openxmlformats.org/drawingml/2006/wordprocessingDrawing" xmlns:w10="urn:schemas-microsoft-com:office:word" xmlns:w="http://schemas.openxmlformats.org/wordprocessingml/2006/main" xmlns:w14="http://schemas.microsoft.com/office/word/2010/wordml" xmlns:w15="http://schemas.microsoft.com/office/word/2012/wordml" xmlns:w16cex="http://schemas.microsoft.com/office/word/2018/wordml/cex" xmlns:w16cid="http://schemas.microsoft.com/office/word/2016/wordml/cid" xmlns:w16="http://schemas.microsoft.com/office/word/2018/wordml" xmlns:w16sdtdh="http://schemas.microsoft.com/office/word/2020/wordml/sdtdatahash" xmlns:w16se="http://schemas.microsoft.com/office/word/2015/wordml/symex" xmlns:wpg="http://schemas.microsoft.com/office/word/2010/wordprocessingGroup" xmlns:wpi="http://schemas.microsoft.com/office/word/2010/wordprocessingInk" xmlns:wne="http://schemas.microsoft.com/office/word/2006/wordml" xmlns:wps="http://schemas.microsoft.com/office/word/2010/wordprocessingShape"/>
+</file>
+
 <file path=word/endnotes.xml><?xml version="1.0" encoding="utf-8"?>
 <w:endnotes xmlns:wpc="http://schemas.microsoft.com/office/word/2010/wordprocessingCanvas" xmlns:mc="http://schemas.openxmlformats.org/markup-compatibility/2006" xmlns:o="urn:schemas-microsoft-com:office:office" xmlns:r="http://schemas.openxmlformats.org/officeDocument/2006/relationships" xmlns:m="http://schemas.openxmlformats.org/officeDocument/2006/math" xmlns:v="urn:schemas-microsoft-com:vml" xmlns:wp14="http://schemas.microsoft.com/office/word/2010/wordprocessingDrawing" xmlns:wp="http://schemas.openxmlformats.org/drawingml/2006/wordprocessingDrawing" xmlns:w10="urn:schemas-microsoft-com:office:word" xmlns:w="http://schemas.openxmlformats.org/wordprocessingml/2006/main" xmlns:w14="http://schemas.microsoft.com/office/word/2010/wordml" xmlns:w15="http://schemas.microsoft.com/office/word/2012/wordml" xmlns:wpg="http://schemas.microsoft.com/office/word/2010/wordprocessingGroup" xmlns:wpi="http://schemas.microsoft.com/office/word/2010/wordprocessingInk" xmlns:wne="http://schemas.microsoft.com/office/word/2006/wordml" xmlns:wps="http://schemas.microsoft.com/office/word/2010/wordprocessingShape" mc:Ignorable="w14 w15 wp14">
   <w:endnote w:type="separator" w:id="-1">
@@ -3986,7 +3888,7 @@
 <w:numbering xmlns:wpc="http://schemas.microsoft.com/office/word/2010/wordprocessingCanvas" xmlns:mc="http://schemas.openxmlformats.org/markup-compatibility/2006" xmlns:o="urn:schemas-microsoft-com:office:office" xmlns:r="http://schemas.openxmlformats.org/officeDocument/2006/relationships" xmlns:m="http://schemas.openxmlformats.org/officeDocument/2006/math" xmlns:v="urn:schemas-microsoft-com:vml" xmlns:wp14="http://schemas.microsoft.com/office/word/2010/wordprocessingDrawing" xmlns:wp="http://schemas.openxmlformats.org/drawingml/2006/wordprocessingDrawing" xmlns:w10="urn:schemas-microsoft-com:office:word" xmlns:w="http://schemas.openxmlformats.org/wordprocessingml/2006/main" xmlns:w14="http://schemas.microsoft.com/office/word/2010/wordml" xmlns:w15="http://schemas.microsoft.com/office/word/2012/wordml" xmlns:wpg="http://schemas.microsoft.com/office/word/2010/wordprocessingGroup" xmlns:wpi="http://schemas.microsoft.com/office/word/2010/wordprocessingInk" xmlns:wne="http://schemas.microsoft.com/office/word/2006/wordml" xmlns:wps="http://schemas.microsoft.com/office/word/2010/wordprocessingShape" mc:Ignorable="w14 w15 wp14">
   <w:abstractNum w:abstractNumId="1" w15:restartNumberingAfterBreak="0">
     <w:multiLevelType w:val="hybridMultilevel"/>
-    <w:lvl w:ilvl="0" w:tentative="1">
+    <w:lvl w:ilvl="0" w15:tentative="1">
       <w:start w:val="1"/>
       <w:numFmt w:val="bullet"/>
       <w:lvlText w:val="●"/>
@@ -3995,7 +3897,7 @@
         <w:ind w:left="720" w:hanging="360"/>
       </w:pPr>
     </w:lvl>
-    <w:lvl w:ilvl="1" w:tentative="1">
+    <w:lvl w:ilvl="1" w15:tentative="1">
       <w:start w:val="1"/>
       <w:numFmt w:val="bullet"/>
       <w:lvlText w:val="○"/>
@@ -4004,7 +3906,7 @@
         <w:ind w:left="1440" w:hanging="360"/>
       </w:pPr>
     </w:lvl>
-    <w:lvl w:ilvl="2" w:tentative="1">
+    <w:lvl w:ilvl="2" w15:tentative="1">
       <w:start w:val="1"/>
       <w:numFmt w:val="bullet"/>
       <w:lvlText w:val="■"/>
@@ -4013,7 +3915,7 @@
         <w:ind w:left="2160" w:hanging="360"/>
       </w:pPr>
     </w:lvl>
-    <w:lvl w:ilvl="3" w:tentative="1">
+    <w:lvl w:ilvl="3" w15:tentative="1">
       <w:start w:val="1"/>
       <w:numFmt w:val="bullet"/>
       <w:lvlText w:val="●"/>
@@ -4022,7 +3924,7 @@
         <w:ind w:left="2880" w:hanging="360"/>
       </w:pPr>
     </w:lvl>
-    <w:lvl w:ilvl="4" w:tentative="1">
+    <w:lvl w:ilvl="4" w15:tentative="1">
       <w:start w:val="1"/>
       <w:numFmt w:val="bullet"/>
       <w:lvlText w:val="○"/>
@@ -4031,7 +3933,7 @@
         <w:ind w:left="3600" w:hanging="360"/>
       </w:pPr>
     </w:lvl>
-    <w:lvl w:ilvl="5" w:tentative="1">
+    <w:lvl w:ilvl="5" w15:tentative="1">
       <w:start w:val="1"/>
       <w:numFmt w:val="bullet"/>
       <w:lvlText w:val="■"/>
@@ -4040,7 +3942,7 @@
         <w:ind w:left="4320" w:hanging="360"/>
       </w:pPr>
     </w:lvl>
-    <w:lvl w:ilvl="6" w:tentative="1">
+    <w:lvl w:ilvl="6" w15:tentative="1">
       <w:start w:val="1"/>
       <w:numFmt w:val="bullet"/>
       <w:lvlText w:val="●"/>
@@ -4049,7 +3951,7 @@
         <w:ind w:left="5040" w:hanging="360"/>
       </w:pPr>
     </w:lvl>
-    <w:lvl w:ilvl="7" w:tentative="1">
+    <w:lvl w:ilvl="7" w15:tentative="1">
       <w:start w:val="1"/>
       <w:numFmt w:val="bullet"/>
       <w:lvlText w:val="●"/>
@@ -4058,7 +3960,7 @@
         <w:ind w:left="5760" w:hanging="360"/>
       </w:pPr>
     </w:lvl>
-    <w:lvl w:ilvl="8" w:tentative="1">
+    <w:lvl w:ilvl="8" w15:tentative="1">
       <w:start w:val="1"/>
       <w:numFmt w:val="bullet"/>
       <w:lvlText w:val="●"/>
@@ -4070,7 +3972,7 @@
   </w:abstractNum>
   <w:abstractNum w:abstractNumId="2" w15:restartNumberingAfterBreak="0">
     <w:multiLevelType w:val="hybridMultilevel"/>
-    <w:lvl w:ilvl="0" w:tentative="1">
+    <w:lvl w:ilvl="0" w15:tentative="1">
       <w:start w:val="1"/>
       <w:numFmt w:val="bullet"/>
       <w:lvlText w:val="—"/>
@@ -4107,25 +4009,6 @@
     </w:rPrDefault>
     <w:pPrDefault/>
   </w:docDefaults>
-  <w:style w:type="paragraph" w:styleId="Normal" w:default="1">
-    <w:name w:val="Normal"/>
-    <w:qFormat/>
-  </w:style>
-  <w:style w:type="table" w:styleId="TableNormal" w:default="true">
-    <w:name w:val="Normal Table"/>
-    <w:uiPriority w:val="99"/>
-    <w:semiHidden/>
-    <w:unhideWhenUsed/>
-    <w:tblPr>
-      <w:tblInd w:type="dxa" w:w="0"/>
-      <w:tblCellMar>
-        <w:top w:type="dxa" w:w="0"/>
-        <w:left w:type="dxa" w:w="108"/>
-        <w:bottom w:type="dxa" w:w="0"/>
-        <w:right w:type="dxa" w:w="108"/>
-      </w:tblCellMar>
-    </w:tblPr>
-  </w:style>
   <w:style w:type="paragraph" w:styleId="Title">
     <w:name w:val="Title"/>
     <w:basedOn w:val="Normal"/>
@@ -4298,294 +4181,4 @@
     </w:rPr>
   </w:style>
 </w:styles>
-</file>
-
-<file path=word/theme/theme1.xml><?xml version="1.0" encoding="utf-8"?>
-<a:theme xmlns:a="http://schemas.openxmlformats.org/drawingml/2006/main" name="Office Theme">
-  <a:themeElements>
-    <a:clrScheme name="Office">
-      <a:dk1>
-        <a:sysClr val="windowText" lastClr="000000"/>
-      </a:dk1>
-      <a:lt1>
-        <a:sysClr val="window" lastClr="FFFFFF"/>
-      </a:lt1>
-      <a:dk2>
-        <a:srgbClr val="44546A"/>
-      </a:dk2>
-      <a:lt2>
-        <a:srgbClr val="E7E6E6"/>
-      </a:lt2>
-      <a:accent1>
-        <a:srgbClr val="4472C4"/>
-      </a:accent1>
-      <a:accent2>
-        <a:srgbClr val="ED7D31"/>
-      </a:accent2>
-      <a:accent3>
-        <a:srgbClr val="A5A5A5"/>
-      </a:accent3>
-      <a:accent4>
-        <a:srgbClr val="FFC000"/>
-      </a:accent4>
-      <a:accent5>
-        <a:srgbClr val="5B9BD5"/>
-      </a:accent5>
-      <a:accent6>
-        <a:srgbClr val="70AD47"/>
-      </a:accent6>
-      <a:hlink>
-        <a:srgbClr val="0563C1"/>
-      </a:hlink>
-      <a:folHlink>
-        <a:srgbClr val="954F72"/>
-      </a:folHlink>
-    </a:clrScheme>
-    <a:fontScheme name="Office">
-      <a:majorFont>
-        <a:latin typeface="Calibri Light" panose="020F0302020204030204"/>
-        <a:ea typeface=""/>
-        <a:cs typeface=""/>
-        <a:font script="Jpan" typeface="游ゴシック Light"/>
-        <a:font script="Hang" typeface="맑은 고딕"/>
-        <a:font script="Hans" typeface="等线 Light"/>
-        <a:font script="Hant" typeface="新細明體"/>
-        <a:font script="Arab" typeface="Times New Roman"/>
-        <a:font script="Hebr" typeface="Times New Roman"/>
-        <a:font script="Thai" typeface="Angsana New"/>
-        <a:font script="Ethi" typeface="Nyala"/>
-        <a:font script="Beng" typeface="Vrinda"/>
-        <a:font script="Gujr" typeface="Shruti"/>
-        <a:font script="Khmr" typeface="MoolBoran"/>
-        <a:font script="Knda" typeface="Tunga"/>
-        <a:font script="Guru" typeface="Raavi"/>
-        <a:font script="Cans" typeface="Euphemia"/>
-        <a:font script="Cher" typeface="Plantagenet Cherokee"/>
-        <a:font script="Yiii" typeface="Microsoft Yi Baiti"/>
-        <a:font script="Tibt" typeface="Microsoft Himalaya"/>
-        <a:font script="Thaa" typeface="MV Boli"/>
-        <a:font script="Deva" typeface="Mangal"/>
-        <a:font script="Telu" typeface="Gautami"/>
-        <a:font script="Taml" typeface="Latha"/>
-        <a:font script="Syrc" typeface="Estrangelo Edessa"/>
-        <a:font script="Orya" typeface="Kalinga"/>
-        <a:font script="Mlym" typeface="Kartika"/>
-        <a:font script="Laoo" typeface="DokChampa"/>
-        <a:font script="Sinh" typeface="Iskoola Pota"/>
-        <a:font script="Mong" typeface="Mongolian Baiti"/>
-        <a:font script="Viet" typeface="Times New Roman"/>
-        <a:font script="Uigh" typeface="Microsoft Uighur"/>
-        <a:font script="Geor" typeface="Sylfaen"/>
-        <a:font script="Armn" typeface="Arial"/>
-        <a:font script="Bugi" typeface="Leelawadee UI"/>
-        <a:font script="Bopo" typeface="Microsoft JhengHei"/>
-        <a:font script="Java" typeface="Javanese Text"/>
-        <a:font script="Lisu" typeface="Segoe UI"/>
-        <a:font script="Mymr" typeface="Myanmar Text"/>
-        <a:font script="Nkoo" typeface="Ebrima"/>
-        <a:font script="Olck" typeface="Nirmala UI"/>
-        <a:font script="Osma" typeface="Ebrima"/>
-        <a:font script="Phag" typeface="Phagspa"/>
-        <a:font script="Syrn" typeface="Estrangelo Edessa"/>
-        <a:font script="Syrj" typeface="Estrangelo Edessa"/>
-        <a:font script="Syre" typeface="Estrangelo Edessa"/>
-        <a:font script="Sora" typeface="Nirmala UI"/>
-        <a:font script="Tale" typeface="Microsoft Tai Le"/>
-        <a:font script="Talu" typeface="Microsoft New Tai Lue"/>
-        <a:font script="Tfng" typeface="Ebrima"/>
-      </a:majorFont>
-      <a:minorFont>
-        <a:latin typeface="Calibri" panose="020F0502020204030204"/>
-        <a:ea typeface=""/>
-        <a:cs typeface=""/>
-        <a:font script="Jpan" typeface="游明朝"/>
-        <a:font script="Hang" typeface="맑은 고딕"/>
-        <a:font script="Hans" typeface="等线"/>
-        <a:font script="Hant" typeface="新細明體"/>
-        <a:font script="Arab" typeface="Arial"/>
-        <a:font script="Hebr" typeface="Arial"/>
-        <a:font script="Thai" typeface="Cordia New"/>
-        <a:font script="Ethi" typeface="Nyala"/>
-        <a:font script="Beng" typeface="Vrinda"/>
-        <a:font script="Gujr" typeface="Shruti"/>
-        <a:font script="Khmr" typeface="DaunPenh"/>
-        <a:font script="Knda" typeface="Tunga"/>
-        <a:font script="Guru" typeface="Raavi"/>
-        <a:font script="Cans" typeface="Euphemia"/>
-        <a:font script="Cher" typeface="Plantagenet Cherokee"/>
-        <a:font script="Yiii" typeface="Microsoft Yi Baiti"/>
-        <a:font script="Tibt" typeface="Microsoft Himalaya"/>
-        <a:font script="Thaa" typeface="MV Boli"/>
-        <a:font script="Deva" typeface="Mangal"/>
-        <a:font script="Telu" typeface="Gautami"/>
-        <a:font script="Taml" typeface="Latha"/>
-        <a:font script="Syrc" typeface="Estrangelo Edessa"/>
-        <a:font script="Orya" typeface="Kalinga"/>
-        <a:font script="Mlym" typeface="Kartika"/>
-        <a:font script="Laoo" typeface="DokChampa"/>
-        <a:font script="Sinh" typeface="Iskoola Pota"/>
-        <a:font script="Mong" typeface="Mongolian Baiti"/>
-        <a:font script="Viet" typeface="Arial"/>
-        <a:font script="Uigh" typeface="Microsoft Uighur"/>
-        <a:font script="Geor" typeface="Sylfaen"/>
-        <a:font script="Armn" typeface="Arial"/>
-        <a:font script="Bugi" typeface="Leelawadee UI"/>
-        <a:font script="Bopo" typeface="Microsoft JhengHei"/>
-        <a:font script="Java" typeface="Javanese Text"/>
-        <a:font script="Lisu" typeface="Segoe UI"/>
-        <a:font script="Mymr" typeface="Myanmar Text"/>
-        <a:font script="Nkoo" typeface="Ebrima"/>
-        <a:font script="Olck" typeface="Nirmala UI"/>
-        <a:font script="Osma" typeface="Ebrima"/>
-        <a:font script="Phag" typeface="Phagspa"/>
-        <a:font script="Syrn" typeface="Estrangelo Edessa"/>
-        <a:font script="Syrj" typeface="Estrangelo Edessa"/>
-        <a:font script="Syre" typeface="Estrangelo Edessa"/>
-        <a:font script="Sora" typeface="Nirmala UI"/>
-        <a:font script="Tale" typeface="Microsoft Tai Le"/>
-        <a:font script="Talu" typeface="Microsoft New Tai Lue"/>
-        <a:font script="Tfng" typeface="Ebrima"/>
-      </a:minorFont>
-    </a:fontScheme>
-    <a:fmtScheme name="Office">
-      <a:fillStyleLst>
-        <a:solidFill>
-          <a:schemeClr val="phClr"/>
-        </a:solidFill>
-        <a:gradFill rotWithShape="true">
-          <a:gsLst>
-            <a:gs pos="0">
-              <a:schemeClr val="phClr">
-                <a:lumMod val="110000"/>
-                <a:satMod val="105000"/>
-                <a:tint val="67000"/>
-              </a:schemeClr>
-            </a:gs>
-            <a:gs pos="50000">
-              <a:schemeClr val="phClr">
-                <a:lumMod val="105000"/>
-                <a:satMod val="103000"/>
-                <a:tint val="73000"/>
-              </a:schemeClr>
-            </a:gs>
-            <a:gs pos="100000">
-              <a:schemeClr val="phClr">
-                <a:lumMod val="105000"/>
-                <a:satMod val="109000"/>
-                <a:tint val="81000"/>
-              </a:schemeClr>
-            </a:gs>
-          </a:gsLst>
-          <a:lin ang="5400000" scaled="false"/>
-        </a:gradFill>
-        <a:gradFill rotWithShape="true">
-          <a:gsLst>
-            <a:gs pos="0">
-              <a:schemeClr val="phClr">
-                <a:satMod val="103000"/>
-                <a:lumMod val="102000"/>
-                <a:tint val="94000"/>
-              </a:schemeClr>
-            </a:gs>
-            <a:gs pos="50000">
-              <a:schemeClr val="phClr">
-                <a:satMod val="110000"/>
-                <a:lumMod val="100000"/>
-                <a:shade val="100000"/>
-              </a:schemeClr>
-            </a:gs>
-            <a:gs pos="100000">
-              <a:schemeClr val="phClr">
-                <a:lumMod val="99000"/>
-                <a:satMod val="120000"/>
-                <a:shade val="78000"/>
-              </a:schemeClr>
-            </a:gs>
-          </a:gsLst>
-          <a:lin ang="5400000" scaled="false"/>
-        </a:gradFill>
-      </a:fillStyleLst>
-      <a:lnStyleLst>
-        <a:ln w="6350" cap="flat" cmpd="sng" algn="ctr">
-          <a:solidFill>
-            <a:schemeClr val="phClr"/>
-          </a:solidFill>
-          <a:prstDash val="solid"/>
-          <a:miter lim="800000"/>
-        </a:ln>
-        <a:ln w="12700" cap="flat" cmpd="sng" algn="ctr">
-          <a:solidFill>
-            <a:schemeClr val="phClr"/>
-          </a:solidFill>
-          <a:prstDash val="solid"/>
-          <a:miter lim="800000"/>
-        </a:ln>
-        <a:ln w="19050" cap="flat" cmpd="sng" algn="ctr">
-          <a:solidFill>
-            <a:schemeClr val="phClr"/>
-          </a:solidFill>
-          <a:prstDash val="solid"/>
-          <a:miter lim="800000"/>
-        </a:ln>
-      </a:lnStyleLst>
-      <a:effectStyleLst>
-        <a:effectStyle>
-          <a:effectLst/>
-        </a:effectStyle>
-        <a:effectStyle>
-          <a:effectLst/>
-        </a:effectStyle>
-        <a:effectStyle>
-          <a:effectLst>
-            <a:outerShdw blurRad="57150" dist="19050" dir="5400000" algn="ctr" rotWithShape="false">
-              <a:srgbClr val="000000">
-                <a:alpha val="63000"/>
-              </a:srgbClr>
-            </a:outerShdw>
-          </a:effectLst>
-        </a:effectStyle>
-      </a:effectStyleLst>
-      <a:bgFillStyleLst>
-        <a:solidFill>
-          <a:schemeClr val="phClr"/>
-        </a:solidFill>
-        <a:solidFill>
-          <a:schemeClr val="phClr">
-            <a:tint val="95000"/>
-            <a:satMod val="170000"/>
-          </a:schemeClr>
-        </a:solidFill>
-        <a:gradFill rotWithShape="true">
-          <a:gsLst>
-            <a:gs pos="0">
-              <a:schemeClr val="phClr">
-                <a:tint val="93000"/>
-                <a:satMod val="150000"/>
-                <a:shade val="98000"/>
-                <a:lumMod val="102000"/>
-              </a:schemeClr>
-            </a:gs>
-            <a:gs pos="50000">
-              <a:schemeClr val="phClr">
-                <a:tint val="98000"/>
-                <a:satMod val="130000"/>
-                <a:shade val="90000"/>
-                <a:lumMod val="103000"/>
-              </a:schemeClr>
-            </a:gs>
-            <a:gs pos="100000">
-              <a:schemeClr val="phClr">
-                <a:shade val="63000"/>
-                <a:satMod val="120000"/>
-              </a:schemeClr>
-            </a:gs>
-          </a:gsLst>
-          <a:lin ang="5400000" scaled="false"/>
-        </a:gradFill>
-      </a:bgFillStyleLst>
-    </a:fmtScheme>
-  </a:themeElements>
-  <a:objectDefaults/>
-  <a:extraClrSchemeLst/>
-</a:theme>
 </file>
--- a/products-storage/01-zakrytie-rabot/11-slovar-poley.docx
+++ b/products-storage/01-zakrytie-rabot/11-slovar-poley.docx
@@ -97,7 +97,7 @@
           <w:sz w:val="24"/>
           <w:szCs w:val="24"/>
         </w:rPr>
-        <w:t xml:space="preserve">Перед отправкой любого документа найдите поиском символы «{{». Если они нашлись — документ не готов. Незаполненное поле в отправленной претензии хуже задержки на день: оно показывает получателю, что вы отправили шаблон, не читая.</w:t>
+        <w:t xml:space="preserve">Перед отправкой любого документа найдите поиском символы «{{». Если они нашлись — документ не готов. Незаполненное поле в отправленной претензии мешает адресату понять требование. Заполните все поля по исходным документам и проверьте итоговый текст.</w:t>
       </w:r>
     </w:p>
     <w:p>
@@ -925,7 +925,7 @@
                 <w:sz w:val="22"/>
                 <w:szCs w:val="22"/>
               </w:rPr>
-              <w:t xml:space="preserve">свежая выписка ЕГРЮЛ, а не шапка договора: адрес мог смениться. Для приложения к иску выписка не должна быть старше срока, установленного п. 9 ч. 1 ст. 126 АПК РФ: она должна быть получена не ранее чем за установленный там период до дня обращения в суд — число дней в шаблон намеренно не зашито, проверьте действующую редакцию</w:t>
+              <w:t xml:space="preserve">свежая выписка ЕГРЮЛ, а не шапка договора: адрес мог смениться. Для приложения к иску выписка не должна быть старше срока, установленного п. 9 ч. 1 ст. 126 АПК РФ: она должна быть получена не ранее чем за установленный там период до дня обращения в суд — применимый период сверьте по действующей редакцию</w:t>
             </w:r>
           </w:p>
         </w:tc>
@@ -2801,7 +2801,7 @@
                 <w:sz w:val="22"/>
                 <w:szCs w:val="22"/>
               </w:rPr>
-              <w:t xml:space="preserve">только сайт Банка России cbr.ru, раздел «Ключевая ставка». В шаблонах значения нет намеренно: ставка меняется, документ — нет</w:t>
+              <w:t xml:space="preserve">сайт Банка России cbr.ru, раздел «Ключевая ставка»; внесите значение для каждого периода просрочки на дату расчёта</w:t>
             </w:r>
           </w:p>
         </w:tc>
@@ -2941,7 +2941,7 @@
                 <w:sz w:val="22"/>
                 <w:szCs w:val="22"/>
               </w:rPr>
-              <w:t xml:space="preserve">Срок из пункта договора о претензионном порядке; если договор молчит — срок назначаете вы сами. Ч. 5 ст. 4 АПК РФ задаёт не срок ответа, а срок ожидания до подачи иска. По общему правилу ожидание исчисляется со дня направления претензии; иной срок и порядок проверяются по закону или договору. Собственный срок ответа не заменяет ожидание</w:t>
+              <w:t xml:space="preserve">Срок из пункта договора о претензионном порядке; если договор молчит — срок назначаете вы сами. Ч. 5 ст. 4 АПК РФ задаёт срок ожидания до подачи иска. По общему правилу ожидание исчисляется со дня направления претензии; иной срок и порядок проверяются по закону или договору. Отдельно зафиксируйте срок ответа и срок ожидания</w:t>
             </w:r>
           </w:p>
         </w:tc>
@@ -2967,7 +2967,7 @@
                 <w:sz w:val="22"/>
                 <w:szCs w:val="22"/>
               </w:rPr>
-              <w:t xml:space="preserve">договор. По закону или договору проверить основание, длительность, порядок исчисления, начало и окончание ожидания до подачи иска; до его истечения иск не подавать. Число дней в шаблон намеренно не зашито</w:t>
+              <w:t xml:space="preserve">договор. По закону или договору проверьте основание, длительность, порядок исчисления, начало и окончание ожидания до подачи иска; подавайте иск после его истечения</w:t>
             </w:r>
           </w:p>
         </w:tc>

--- a/products-storage/01-zakrytie-rabot/11-slovar-poley.docx
+++ b/products-storage/01-zakrytie-rabot/11-slovar-poley.docx
@@ -925,7 +925,7 @@
                 <w:sz w:val="22"/>
                 <w:szCs w:val="22"/>
               </w:rPr>
-              <w:t xml:space="preserve">свежая выписка ЕГРЮЛ, а не шапка договора: адрес мог смениться. Для приложения к иску выписка не должна быть старше срока, установленного п. 9 ч. 1 ст. 126 АПК РФ: она должна быть получена не ранее чем за установленный там период до дня обращения в суд — применимый период сверьте по действующей редакцию</w:t>
+              <w:t>свежая выписка ЕГРЮЛ, а не шапка договора: адрес мог смениться. Для приложения к иску выписка не должна быть старше срока, установленного п. 9 ч. 1 ст. 126 АПК РФ: она должна быть получена не ранее чем за установленный там период до дня обращения в суд — применимый период сверьте по действующей редакции</w:t>
             </w:r>
           </w:p>
         </w:tc>

--- a/products-storage/01-zakrytie-rabot/11-slovar-poley.docx
+++ b/products-storage/01-zakrytie-rabot/11-slovar-poley.docx
@@ -4,7 +4,8 @@
   <w:body>
     <w:p>
       <w:pPr>
-        <w:pStyle w:val="Heading1"/>
+        <w:pStyle w:val="Title"/>
+        <w:keepNext/>
         <w:spacing w:after="200" w:before="240"/>
       </w:pPr>
       <w:r>
@@ -12,7 +13,8 @@
           <w:rFonts w:ascii="Times New Roman" w:cs="Times New Roman" w:eastAsia="Times New Roman" w:hAnsi="Times New Roman"/>
           <w:b/>
           <w:bCs/>
-          <w:sz w:val="32"/>
+          <w:color w:val="000000"/>
+          <w:sz w:val="34"/>
           <w:szCs w:val="32"/>
         </w:rPr>
         <w:t xml:space="preserve">Как заполнять: словарь полей</w:t>
@@ -20,15 +22,15 @@
     </w:p>
     <w:p>
       <w:pPr>
-        <w:spacing w:after="120" w:line="276"/>
+        <w:spacing w:after="60" w:line="276"/>
       </w:pPr>
       <w:r>
         <w:rPr>
           <w:rFonts w:ascii="Times New Roman" w:cs="Times New Roman" w:eastAsia="Times New Roman" w:hAnsi="Times New Roman"/>
           <w:i/>
           <w:iCs/>
-          <w:color w:val="595959"/>
-          <w:sz w:val="24"/>
+          <w:color w:val="262F37"/>
+          <w:sz w:val="21"/>
           <w:szCs w:val="24"/>
         </w:rPr>
         <w:t xml:space="preserve">Словарь подстановок для файлов 11–16 комплекта. Реквизиты форм 01–05 заполняйте по их подписям полей.</w:t>
@@ -36,12 +38,13 @@
     </w:p>
     <w:p>
       <w:pPr>
-        <w:spacing w:after="120" w:line="276"/>
+        <w:spacing w:after="60" w:line="276"/>
       </w:pPr>
       <w:r>
         <w:rPr>
           <w:rFonts w:ascii="Times New Roman" w:cs="Times New Roman" w:eastAsia="Times New Roman" w:hAnsi="Times New Roman"/>
-          <w:sz w:val="24"/>
+          <w:color w:val="262F37"/>
+          <w:sz w:val="21"/>
           <w:szCs w:val="24"/>
         </w:rPr>
         <w:t xml:space="preserve">Формат поля — двойные фигурные скобки и имя заглавными буквами: </w:t>
@@ -53,8 +56,8 @@
           <w:bCs/>
           <w:i w:val="false"/>
           <w:iCs w:val="false"/>
-          <w:color w:val="000000"/>
-          <w:sz w:val="24"/>
+          <w:color w:val="262F37"/>
+          <w:sz w:val="21"/>
           <w:szCs w:val="24"/>
         </w:rPr>
         <w:t xml:space="preserve">{{ИМЯ_ПОЛЯ}}</w:t>
@@ -62,7 +65,8 @@
       <w:r>
         <w:rPr>
           <w:rFonts w:ascii="Times New Roman" w:cs="Times New Roman" w:eastAsia="Times New Roman" w:hAnsi="Times New Roman"/>
-          <w:sz w:val="24"/>
+          <w:color w:val="262F37"/>
+          <w:sz w:val="21"/>
           <w:szCs w:val="24"/>
         </w:rPr>
         <w:t xml:space="preserve">. Одно имя поля сохраняет один смысл во всех документах. Общие реквизиты сторон и договора можно переносить; дату документа, текущий долг, проценты или неустойку, число дней просрочки, цену иска и пошлину проверяйте и обновляйте на дату каждого нового документа.</w:t>
@@ -72,14 +76,15 @@
       <w:pPr>
         <w:pStyle w:val="Heading2"/>
         <w:keepNext/>
-        <w:spacing w:after="120" w:before="260"/>
+        <w:spacing w:after="80" w:before="160"/>
       </w:pPr>
       <w:r>
         <w:rPr>
           <w:rFonts w:ascii="Times New Roman" w:cs="Times New Roman" w:eastAsia="Times New Roman" w:hAnsi="Times New Roman"/>
           <w:b/>
           <w:bCs/>
-          <w:sz w:val="26"/>
+          <w:color w:val="8E6F32"/>
+          <w:sz w:val="24"/>
           <w:szCs w:val="26"/>
         </w:rPr>
         <w:t xml:space="preserve">Главное правило</w:t>
@@ -87,14 +92,15 @@
     </w:p>
     <w:p>
       <w:pPr>
-        <w:spacing w:after="120" w:line="276"/>
+        <w:spacing w:after="60" w:line="276"/>
       </w:pPr>
       <w:r>
         <w:rPr>
           <w:rFonts w:ascii="Times New Roman" w:cs="Times New Roman" w:eastAsia="Times New Roman" w:hAnsi="Times New Roman"/>
           <w:b/>
           <w:bCs/>
-          <w:sz w:val="24"/>
+          <w:color w:val="262F37"/>
+          <w:sz w:val="21"/>
           <w:szCs w:val="24"/>
         </w:rPr>
         <w:t xml:space="preserve">Перед отправкой любого документа найдите поиском символы «{{». Если они нашлись — документ не готов. Незаполненное поле в отправленной претензии мешает адресату понять требование. Заполните все поля по исходным документам и проверьте итоговый текст.</w:t>
@@ -104,14 +110,15 @@
       <w:pPr>
         <w:pStyle w:val="Heading2"/>
         <w:keepNext/>
-        <w:spacing w:after="120" w:before="260"/>
+        <w:spacing w:after="80" w:before="160"/>
       </w:pPr>
       <w:r>
         <w:rPr>
           <w:rFonts w:ascii="Times New Roman" w:cs="Times New Roman" w:eastAsia="Times New Roman" w:hAnsi="Times New Roman"/>
           <w:b/>
           <w:bCs/>
-          <w:sz w:val="26"/>
+          <w:color w:val="8E6F32"/>
+          <w:sz w:val="24"/>
           <w:szCs w:val="26"/>
         </w:rPr>
         <w:t xml:space="preserve">Стороны</w:t>
@@ -141,24 +148,31 @@
         <w:tc>
           <w:tcPr>
             <w:tcW w:type="dxa" w:w="2900"/>
-            <w:shd w:fill="EDEDED" w:val="clear"/>
-            <w:tcMar>
-              <w:top w:type="dxa" w:w="80"/>
-              <w:left w:type="dxa" w:w="120"/>
-              <w:bottom w:type="dxa" w:w="80"/>
-              <w:right w:type="dxa" w:w="120"/>
-            </w:tcMar>
-          </w:tcPr>
-          <w:p>
-            <w:pPr>
-              <w:spacing w:after="0" w:line="240"/>
-            </w:pPr>
-            <w:r>
-              <w:rPr>
-                <w:rFonts w:ascii="Times New Roman" w:cs="Times New Roman" w:eastAsia="Times New Roman" w:hAnsi="Times New Roman"/>
-                <w:b/>
-                <w:bCs/>
-                <w:sz w:val="22"/>
+            <w:shd w:fill="F2EFE9" w:val="clear"/>
+            <w:tcMar>
+              <w:top w:type="dxa" w:w="80"/>
+              <w:left w:type="dxa" w:w="120"/>
+              <w:bottom w:type="dxa" w:w="80"/>
+              <w:right w:type="dxa" w:w="120"/>
+            </w:tcMar>
+            <w:tcBorders>
+              <w:top w:val="single" w:sz="4" w:color="D9D9D9"/>
+              <w:left w:val="single" w:sz="4" w:color="D9D9D9"/>
+              <w:bottom w:val="single" w:sz="4" w:color="D9D9D9"/>
+              <w:right w:val="single" w:sz="4" w:color="D9D9D9"/>
+            </w:tcBorders>
+          </w:tcPr>
+          <w:p>
+            <w:pPr>
+              <w:spacing w:after="0" w:line="240"/>
+            </w:pPr>
+            <w:r>
+              <w:rPr>
+                <w:rFonts w:ascii="Times New Roman" w:cs="Times New Roman" w:eastAsia="Times New Roman" w:hAnsi="Times New Roman"/>
+                <w:b/>
+                <w:bCs/>
+                <w:color w:val="262F37"/>
+                <w:sz w:val="17"/>
                 <w:szCs w:val="22"/>
               </w:rPr>
               <w:t xml:space="preserve">Поле</w:t>
@@ -168,24 +182,31 @@
         <w:tc>
           <w:tcPr>
             <w:tcW w:type="dxa" w:w="3400"/>
-            <w:shd w:fill="EDEDED" w:val="clear"/>
-            <w:tcMar>
-              <w:top w:type="dxa" w:w="80"/>
-              <w:left w:type="dxa" w:w="120"/>
-              <w:bottom w:type="dxa" w:w="80"/>
-              <w:right w:type="dxa" w:w="120"/>
-            </w:tcMar>
-          </w:tcPr>
-          <w:p>
-            <w:pPr>
-              <w:spacing w:after="0" w:line="240"/>
-            </w:pPr>
-            <w:r>
-              <w:rPr>
-                <w:rFonts w:ascii="Times New Roman" w:cs="Times New Roman" w:eastAsia="Times New Roman" w:hAnsi="Times New Roman"/>
-                <w:b/>
-                <w:bCs/>
-                <w:sz w:val="22"/>
+            <w:shd w:fill="F2EFE9" w:val="clear"/>
+            <w:tcMar>
+              <w:top w:type="dxa" w:w="80"/>
+              <w:left w:type="dxa" w:w="120"/>
+              <w:bottom w:type="dxa" w:w="80"/>
+              <w:right w:type="dxa" w:w="120"/>
+            </w:tcMar>
+            <w:tcBorders>
+              <w:top w:val="single" w:sz="4" w:color="D9D9D9"/>
+              <w:left w:val="single" w:sz="4" w:color="D9D9D9"/>
+              <w:bottom w:val="single" w:sz="4" w:color="D9D9D9"/>
+              <w:right w:val="single" w:sz="4" w:color="D9D9D9"/>
+            </w:tcBorders>
+          </w:tcPr>
+          <w:p>
+            <w:pPr>
+              <w:spacing w:after="0" w:line="240"/>
+            </w:pPr>
+            <w:r>
+              <w:rPr>
+                <w:rFonts w:ascii="Times New Roman" w:cs="Times New Roman" w:eastAsia="Times New Roman" w:hAnsi="Times New Roman"/>
+                <w:b/>
+                <w:bCs/>
+                <w:color w:val="262F37"/>
+                <w:sz w:val="17"/>
                 <w:szCs w:val="22"/>
               </w:rPr>
               <w:t xml:space="preserve">Что подставить</w:t>
@@ -195,24 +216,31 @@
         <w:tc>
           <w:tcPr>
             <w:tcW w:type="dxa" w:w="2760"/>
-            <w:shd w:fill="EDEDED" w:val="clear"/>
-            <w:tcMar>
-              <w:top w:type="dxa" w:w="80"/>
-              <w:left w:type="dxa" w:w="120"/>
-              <w:bottom w:type="dxa" w:w="80"/>
-              <w:right w:type="dxa" w:w="120"/>
-            </w:tcMar>
-          </w:tcPr>
-          <w:p>
-            <w:pPr>
-              <w:spacing w:after="0" w:line="240"/>
-            </w:pPr>
-            <w:r>
-              <w:rPr>
-                <w:rFonts w:ascii="Times New Roman" w:cs="Times New Roman" w:eastAsia="Times New Roman" w:hAnsi="Times New Roman"/>
-                <w:b/>
-                <w:bCs/>
-                <w:sz w:val="22"/>
+            <w:shd w:fill="F2EFE9" w:val="clear"/>
+            <w:tcMar>
+              <w:top w:type="dxa" w:w="80"/>
+              <w:left w:type="dxa" w:w="120"/>
+              <w:bottom w:type="dxa" w:w="80"/>
+              <w:right w:type="dxa" w:w="120"/>
+            </w:tcMar>
+            <w:tcBorders>
+              <w:top w:val="single" w:sz="4" w:color="D9D9D9"/>
+              <w:left w:val="single" w:sz="4" w:color="D9D9D9"/>
+              <w:bottom w:val="single" w:sz="4" w:color="D9D9D9"/>
+              <w:right w:val="single" w:sz="4" w:color="D9D9D9"/>
+            </w:tcBorders>
+          </w:tcPr>
+          <w:p>
+            <w:pPr>
+              <w:spacing w:after="0" w:line="240"/>
+            </w:pPr>
+            <w:r>
+              <w:rPr>
+                <w:rFonts w:ascii="Times New Roman" w:cs="Times New Roman" w:eastAsia="Times New Roman" w:hAnsi="Times New Roman"/>
+                <w:b/>
+                <w:bCs/>
+                <w:color w:val="262F37"/>
+                <w:sz w:val="17"/>
                 <w:szCs w:val="22"/>
               </w:rPr>
               <w:t xml:space="preserve">Откуда брать</w:t>
@@ -230,6 +258,12 @@
               <w:bottom w:type="dxa" w:w="80"/>
               <w:right w:type="dxa" w:w="120"/>
             </w:tcMar>
+            <w:tcBorders>
+              <w:top w:val="single" w:sz="4" w:color="D9D9D9"/>
+              <w:left w:val="single" w:sz="4" w:color="D9D9D9"/>
+              <w:bottom w:val="single" w:sz="4" w:color="D9D9D9"/>
+              <w:right w:val="single" w:sz="4" w:color="D9D9D9"/>
+            </w:tcBorders>
           </w:tcPr>
           <w:p>
             <w:pPr>
@@ -242,8 +276,8 @@
                 <w:bCs/>
                 <w:i w:val="false"/>
                 <w:iCs w:val="false"/>
-                <w:color w:val="000000"/>
-                <w:sz w:val="22"/>
+                <w:color w:val="262F37"/>
+                <w:sz w:val="17"/>
                 <w:szCs w:val="22"/>
               </w:rPr>
               <w:t xml:space="preserve">{{НАИМЕНОВАНИЕ_ПОДРЯДЧИКА}}</w:t>
@@ -259,17 +293,24 @@
               <w:bottom w:type="dxa" w:w="80"/>
               <w:right w:type="dxa" w:w="120"/>
             </w:tcMar>
-          </w:tcPr>
-          <w:p>
-            <w:pPr>
-              <w:spacing w:after="0" w:line="240"/>
-            </w:pPr>
-            <w:r>
-              <w:rPr>
-                <w:rFonts w:ascii="Times New Roman" w:cs="Times New Roman" w:eastAsia="Times New Roman" w:hAnsi="Times New Roman"/>
-                <w:b w:val="false"/>
-                <w:bCs w:val="false"/>
-                <w:sz w:val="22"/>
+            <w:tcBorders>
+              <w:top w:val="single" w:sz="4" w:color="D9D9D9"/>
+              <w:left w:val="single" w:sz="4" w:color="D9D9D9"/>
+              <w:bottom w:val="single" w:sz="4" w:color="D9D9D9"/>
+              <w:right w:val="single" w:sz="4" w:color="D9D9D9"/>
+            </w:tcBorders>
+          </w:tcPr>
+          <w:p>
+            <w:pPr>
+              <w:spacing w:after="0" w:line="240"/>
+            </w:pPr>
+            <w:r>
+              <w:rPr>
+                <w:rFonts w:ascii="Times New Roman" w:cs="Times New Roman" w:eastAsia="Times New Roman" w:hAnsi="Times New Roman"/>
+                <w:b w:val="false"/>
+                <w:bCs w:val="false"/>
+                <w:color w:val="262F37"/>
+                <w:sz w:val="17"/>
                 <w:szCs w:val="22"/>
               </w:rPr>
               <w:t xml:space="preserve">Полное наименование вашей организации</w:t>
@@ -285,17 +326,24 @@
               <w:bottom w:type="dxa" w:w="80"/>
               <w:right w:type="dxa" w:w="120"/>
             </w:tcMar>
-          </w:tcPr>
-          <w:p>
-            <w:pPr>
-              <w:spacing w:after="0" w:line="240"/>
-            </w:pPr>
-            <w:r>
-              <w:rPr>
-                <w:rFonts w:ascii="Times New Roman" w:cs="Times New Roman" w:eastAsia="Times New Roman" w:hAnsi="Times New Roman"/>
-                <w:b w:val="false"/>
-                <w:bCs w:val="false"/>
-                <w:sz w:val="22"/>
+            <w:tcBorders>
+              <w:top w:val="single" w:sz="4" w:color="D9D9D9"/>
+              <w:left w:val="single" w:sz="4" w:color="D9D9D9"/>
+              <w:bottom w:val="single" w:sz="4" w:color="D9D9D9"/>
+              <w:right w:val="single" w:sz="4" w:color="D9D9D9"/>
+            </w:tcBorders>
+          </w:tcPr>
+          <w:p>
+            <w:pPr>
+              <w:spacing w:after="0" w:line="240"/>
+            </w:pPr>
+            <w:r>
+              <w:rPr>
+                <w:rFonts w:ascii="Times New Roman" w:cs="Times New Roman" w:eastAsia="Times New Roman" w:hAnsi="Times New Roman"/>
+                <w:b w:val="false"/>
+                <w:bCs w:val="false"/>
+                <w:color w:val="262F37"/>
+                <w:sz w:val="17"/>
                 <w:szCs w:val="22"/>
               </w:rPr>
               <w:t xml:space="preserve">учредительные документы, выписка ЕГРЮЛ</w:t>
@@ -313,6 +361,12 @@
               <w:bottom w:type="dxa" w:w="80"/>
               <w:right w:type="dxa" w:w="120"/>
             </w:tcMar>
+            <w:tcBorders>
+              <w:top w:val="single" w:sz="4" w:color="D9D9D9"/>
+              <w:left w:val="single" w:sz="4" w:color="D9D9D9"/>
+              <w:bottom w:val="single" w:sz="4" w:color="D9D9D9"/>
+              <w:right w:val="single" w:sz="4" w:color="D9D9D9"/>
+            </w:tcBorders>
           </w:tcPr>
           <w:p>
             <w:pPr>
@@ -325,8 +379,8 @@
                 <w:bCs/>
                 <w:i w:val="false"/>
                 <w:iCs w:val="false"/>
-                <w:color w:val="000000"/>
-                <w:sz w:val="22"/>
+                <w:color w:val="262F37"/>
+                <w:sz w:val="17"/>
                 <w:szCs w:val="22"/>
               </w:rPr>
               <w:t xml:space="preserve">{{ИНН_ПОДРЯДЧИКА}}</w:t>
@@ -336,7 +390,8 @@
                 <w:rFonts w:ascii="Times New Roman" w:cs="Times New Roman" w:eastAsia="Times New Roman" w:hAnsi="Times New Roman"/>
                 <w:b w:val="false"/>
                 <w:bCs w:val="false"/>
-                <w:sz w:val="22"/>
+                <w:color w:val="262F37"/>
+                <w:sz w:val="17"/>
                 <w:szCs w:val="22"/>
               </w:rPr>
               <w:t xml:space="preserve">, </w:t>
@@ -348,8 +403,8 @@
                 <w:bCs/>
                 <w:i w:val="false"/>
                 <w:iCs w:val="false"/>
-                <w:color w:val="000000"/>
-                <w:sz w:val="22"/>
+                <w:color w:val="262F37"/>
+                <w:sz w:val="17"/>
                 <w:szCs w:val="22"/>
               </w:rPr>
               <w:t xml:space="preserve">{{ОГРН_ПОДРЯДЧИКА}}</w:t>
@@ -365,17 +420,24 @@
               <w:bottom w:type="dxa" w:w="80"/>
               <w:right w:type="dxa" w:w="120"/>
             </w:tcMar>
-          </w:tcPr>
-          <w:p>
-            <w:pPr>
-              <w:spacing w:after="0" w:line="240"/>
-            </w:pPr>
-            <w:r>
-              <w:rPr>
-                <w:rFonts w:ascii="Times New Roman" w:cs="Times New Roman" w:eastAsia="Times New Roman" w:hAnsi="Times New Roman"/>
-                <w:b w:val="false"/>
-                <w:bCs w:val="false"/>
-                <w:sz w:val="22"/>
+            <w:tcBorders>
+              <w:top w:val="single" w:sz="4" w:color="D9D9D9"/>
+              <w:left w:val="single" w:sz="4" w:color="D9D9D9"/>
+              <w:bottom w:val="single" w:sz="4" w:color="D9D9D9"/>
+              <w:right w:val="single" w:sz="4" w:color="D9D9D9"/>
+            </w:tcBorders>
+          </w:tcPr>
+          <w:p>
+            <w:pPr>
+              <w:spacing w:after="0" w:line="240"/>
+            </w:pPr>
+            <w:r>
+              <w:rPr>
+                <w:rFonts w:ascii="Times New Roman" w:cs="Times New Roman" w:eastAsia="Times New Roman" w:hAnsi="Times New Roman"/>
+                <w:b w:val="false"/>
+                <w:bCs w:val="false"/>
+                <w:color w:val="262F37"/>
+                <w:sz w:val="17"/>
                 <w:szCs w:val="22"/>
               </w:rPr>
               <w:t xml:space="preserve">ИНН и ОГРН вашей организации</w:t>
@@ -391,17 +453,24 @@
               <w:bottom w:type="dxa" w:w="80"/>
               <w:right w:type="dxa" w:w="120"/>
             </w:tcMar>
-          </w:tcPr>
-          <w:p>
-            <w:pPr>
-              <w:spacing w:after="0" w:line="240"/>
-            </w:pPr>
-            <w:r>
-              <w:rPr>
-                <w:rFonts w:ascii="Times New Roman" w:cs="Times New Roman" w:eastAsia="Times New Roman" w:hAnsi="Times New Roman"/>
-                <w:b w:val="false"/>
-                <w:bCs w:val="false"/>
-                <w:sz w:val="22"/>
+            <w:tcBorders>
+              <w:top w:val="single" w:sz="4" w:color="D9D9D9"/>
+              <w:left w:val="single" w:sz="4" w:color="D9D9D9"/>
+              <w:bottom w:val="single" w:sz="4" w:color="D9D9D9"/>
+              <w:right w:val="single" w:sz="4" w:color="D9D9D9"/>
+            </w:tcBorders>
+          </w:tcPr>
+          <w:p>
+            <w:pPr>
+              <w:spacing w:after="0" w:line="240"/>
+            </w:pPr>
+            <w:r>
+              <w:rPr>
+                <w:rFonts w:ascii="Times New Roman" w:cs="Times New Roman" w:eastAsia="Times New Roman" w:hAnsi="Times New Roman"/>
+                <w:b w:val="false"/>
+                <w:bCs w:val="false"/>
+                <w:color w:val="262F37"/>
+                <w:sz w:val="17"/>
                 <w:szCs w:val="22"/>
               </w:rPr>
               <w:t xml:space="preserve">выписка ЕГРЮЛ</w:t>
@@ -419,6 +488,12 @@
               <w:bottom w:type="dxa" w:w="80"/>
               <w:right w:type="dxa" w:w="120"/>
             </w:tcMar>
+            <w:tcBorders>
+              <w:top w:val="single" w:sz="4" w:color="D9D9D9"/>
+              <w:left w:val="single" w:sz="4" w:color="D9D9D9"/>
+              <w:bottom w:val="single" w:sz="4" w:color="D9D9D9"/>
+              <w:right w:val="single" w:sz="4" w:color="D9D9D9"/>
+            </w:tcBorders>
           </w:tcPr>
           <w:p>
             <w:pPr>
@@ -431,8 +506,8 @@
                 <w:bCs/>
                 <w:i w:val="false"/>
                 <w:iCs w:val="false"/>
-                <w:color w:val="000000"/>
-                <w:sz w:val="22"/>
+                <w:color w:val="262F37"/>
+                <w:sz w:val="17"/>
                 <w:szCs w:val="22"/>
               </w:rPr>
               <w:t xml:space="preserve">{{АДРЕС_ПОДРЯДЧИКА}}</w:t>
@@ -448,17 +523,24 @@
               <w:bottom w:type="dxa" w:w="80"/>
               <w:right w:type="dxa" w:w="120"/>
             </w:tcMar>
-          </w:tcPr>
-          <w:p>
-            <w:pPr>
-              <w:spacing w:after="0" w:line="240"/>
-            </w:pPr>
-            <w:r>
-              <w:rPr>
-                <w:rFonts w:ascii="Times New Roman" w:cs="Times New Roman" w:eastAsia="Times New Roman" w:hAnsi="Times New Roman"/>
-                <w:b w:val="false"/>
-                <w:bCs w:val="false"/>
-                <w:sz w:val="22"/>
+            <w:tcBorders>
+              <w:top w:val="single" w:sz="4" w:color="D9D9D9"/>
+              <w:left w:val="single" w:sz="4" w:color="D9D9D9"/>
+              <w:bottom w:val="single" w:sz="4" w:color="D9D9D9"/>
+              <w:right w:val="single" w:sz="4" w:color="D9D9D9"/>
+            </w:tcBorders>
+          </w:tcPr>
+          <w:p>
+            <w:pPr>
+              <w:spacing w:after="0" w:line="240"/>
+            </w:pPr>
+            <w:r>
+              <w:rPr>
+                <w:rFonts w:ascii="Times New Roman" w:cs="Times New Roman" w:eastAsia="Times New Roman" w:hAnsi="Times New Roman"/>
+                <w:b w:val="false"/>
+                <w:bCs w:val="false"/>
+                <w:color w:val="262F37"/>
+                <w:sz w:val="17"/>
                 <w:szCs w:val="22"/>
               </w:rPr>
               <w:t xml:space="preserve">Юридический адрес вашей организации</w:t>
@@ -474,17 +556,24 @@
               <w:bottom w:type="dxa" w:w="80"/>
               <w:right w:type="dxa" w:w="120"/>
             </w:tcMar>
-          </w:tcPr>
-          <w:p>
-            <w:pPr>
-              <w:spacing w:after="0" w:line="240"/>
-            </w:pPr>
-            <w:r>
-              <w:rPr>
-                <w:rFonts w:ascii="Times New Roman" w:cs="Times New Roman" w:eastAsia="Times New Roman" w:hAnsi="Times New Roman"/>
-                <w:b w:val="false"/>
-                <w:bCs w:val="false"/>
-                <w:sz w:val="22"/>
+            <w:tcBorders>
+              <w:top w:val="single" w:sz="4" w:color="D9D9D9"/>
+              <w:left w:val="single" w:sz="4" w:color="D9D9D9"/>
+              <w:bottom w:val="single" w:sz="4" w:color="D9D9D9"/>
+              <w:right w:val="single" w:sz="4" w:color="D9D9D9"/>
+            </w:tcBorders>
+          </w:tcPr>
+          <w:p>
+            <w:pPr>
+              <w:spacing w:after="0" w:line="240"/>
+            </w:pPr>
+            <w:r>
+              <w:rPr>
+                <w:rFonts w:ascii="Times New Roman" w:cs="Times New Roman" w:eastAsia="Times New Roman" w:hAnsi="Times New Roman"/>
+                <w:b w:val="false"/>
+                <w:bCs w:val="false"/>
+                <w:color w:val="262F37"/>
+                <w:sz w:val="17"/>
                 <w:szCs w:val="22"/>
               </w:rPr>
               <w:t xml:space="preserve">выписка ЕГРЮЛ</w:t>
@@ -502,6 +591,12 @@
               <w:bottom w:type="dxa" w:w="80"/>
               <w:right w:type="dxa" w:w="120"/>
             </w:tcMar>
+            <w:tcBorders>
+              <w:top w:val="single" w:sz="4" w:color="D9D9D9"/>
+              <w:left w:val="single" w:sz="4" w:color="D9D9D9"/>
+              <w:bottom w:val="single" w:sz="4" w:color="D9D9D9"/>
+              <w:right w:val="single" w:sz="4" w:color="D9D9D9"/>
+            </w:tcBorders>
           </w:tcPr>
           <w:p>
             <w:pPr>
@@ -514,8 +609,8 @@
                 <w:bCs/>
                 <w:i w:val="false"/>
                 <w:iCs w:val="false"/>
-                <w:color w:val="000000"/>
-                <w:sz w:val="22"/>
+                <w:color w:val="262F37"/>
+                <w:sz w:val="17"/>
                 <w:szCs w:val="22"/>
               </w:rPr>
               <w:t xml:space="preserve">{{КОНТАКТЫ_ПОДРЯДЧИКА}}</w:t>
@@ -531,17 +626,24 @@
               <w:bottom w:type="dxa" w:w="80"/>
               <w:right w:type="dxa" w:w="120"/>
             </w:tcMar>
-          </w:tcPr>
-          <w:p>
-            <w:pPr>
-              <w:spacing w:after="0" w:line="240"/>
-            </w:pPr>
-            <w:r>
-              <w:rPr>
-                <w:rFonts w:ascii="Times New Roman" w:cs="Times New Roman" w:eastAsia="Times New Roman" w:hAnsi="Times New Roman"/>
-                <w:b w:val="false"/>
-                <w:bCs w:val="false"/>
-                <w:sz w:val="22"/>
+            <w:tcBorders>
+              <w:top w:val="single" w:sz="4" w:color="D9D9D9"/>
+              <w:left w:val="single" w:sz="4" w:color="D9D9D9"/>
+              <w:bottom w:val="single" w:sz="4" w:color="D9D9D9"/>
+              <w:right w:val="single" w:sz="4" w:color="D9D9D9"/>
+            </w:tcBorders>
+          </w:tcPr>
+          <w:p>
+            <w:pPr>
+              <w:spacing w:after="0" w:line="240"/>
+            </w:pPr>
+            <w:r>
+              <w:rPr>
+                <w:rFonts w:ascii="Times New Roman" w:cs="Times New Roman" w:eastAsia="Times New Roman" w:hAnsi="Times New Roman"/>
+                <w:b w:val="false"/>
+                <w:bCs w:val="false"/>
+                <w:color w:val="262F37"/>
+                <w:sz w:val="17"/>
                 <w:szCs w:val="22"/>
               </w:rPr>
               <w:t xml:space="preserve">Телефон и адрес электронной почты для суда</w:t>
@@ -557,17 +659,24 @@
               <w:bottom w:type="dxa" w:w="80"/>
               <w:right w:type="dxa" w:w="120"/>
             </w:tcMar>
-          </w:tcPr>
-          <w:p>
-            <w:pPr>
-              <w:spacing w:after="0" w:line="240"/>
-            </w:pPr>
-            <w:r>
-              <w:rPr>
-                <w:rFonts w:ascii="Times New Roman" w:cs="Times New Roman" w:eastAsia="Times New Roman" w:hAnsi="Times New Roman"/>
-                <w:b w:val="false"/>
-                <w:bCs w:val="false"/>
-                <w:sz w:val="22"/>
+            <w:tcBorders>
+              <w:top w:val="single" w:sz="4" w:color="D9D9D9"/>
+              <w:left w:val="single" w:sz="4" w:color="D9D9D9"/>
+              <w:bottom w:val="single" w:sz="4" w:color="D9D9D9"/>
+              <w:right w:val="single" w:sz="4" w:color="D9D9D9"/>
+            </w:tcBorders>
+          </w:tcPr>
+          <w:p>
+            <w:pPr>
+              <w:spacing w:after="0" w:line="240"/>
+            </w:pPr>
+            <w:r>
+              <w:rPr>
+                <w:rFonts w:ascii="Times New Roman" w:cs="Times New Roman" w:eastAsia="Times New Roman" w:hAnsi="Times New Roman"/>
+                <w:b w:val="false"/>
+                <w:bCs w:val="false"/>
+                <w:color w:val="262F37"/>
+                <w:sz w:val="17"/>
                 <w:szCs w:val="22"/>
               </w:rPr>
               <w:t xml:space="preserve">ваши рабочие контакты</w:t>
@@ -585,6 +694,12 @@
               <w:bottom w:type="dxa" w:w="80"/>
               <w:right w:type="dxa" w:w="120"/>
             </w:tcMar>
+            <w:tcBorders>
+              <w:top w:val="single" w:sz="4" w:color="D9D9D9"/>
+              <w:left w:val="single" w:sz="4" w:color="D9D9D9"/>
+              <w:bottom w:val="single" w:sz="4" w:color="D9D9D9"/>
+              <w:right w:val="single" w:sz="4" w:color="D9D9D9"/>
+            </w:tcBorders>
           </w:tcPr>
           <w:p>
             <w:pPr>
@@ -597,8 +712,8 @@
                 <w:bCs/>
                 <w:i w:val="false"/>
                 <w:iCs w:val="false"/>
-                <w:color w:val="000000"/>
-                <w:sz w:val="22"/>
+                <w:color w:val="262F37"/>
+                <w:sz w:val="17"/>
                 <w:szCs w:val="22"/>
               </w:rPr>
               <w:t xml:space="preserve">{{БАНКОВСКИЕ_РЕКВИЗИТЫ_ПОДРЯДЧИКА}}</w:t>
@@ -614,17 +729,24 @@
               <w:bottom w:type="dxa" w:w="80"/>
               <w:right w:type="dxa" w:w="120"/>
             </w:tcMar>
-          </w:tcPr>
-          <w:p>
-            <w:pPr>
-              <w:spacing w:after="0" w:line="240"/>
-            </w:pPr>
-            <w:r>
-              <w:rPr>
-                <w:rFonts w:ascii="Times New Roman" w:cs="Times New Roman" w:eastAsia="Times New Roman" w:hAnsi="Times New Roman"/>
-                <w:b w:val="false"/>
-                <w:bCs w:val="false"/>
-                <w:sz w:val="22"/>
+            <w:tcBorders>
+              <w:top w:val="single" w:sz="4" w:color="D9D9D9"/>
+              <w:left w:val="single" w:sz="4" w:color="D9D9D9"/>
+              <w:bottom w:val="single" w:sz="4" w:color="D9D9D9"/>
+              <w:right w:val="single" w:sz="4" w:color="D9D9D9"/>
+            </w:tcBorders>
+          </w:tcPr>
+          <w:p>
+            <w:pPr>
+              <w:spacing w:after="0" w:line="240"/>
+            </w:pPr>
+            <w:r>
+              <w:rPr>
+                <w:rFonts w:ascii="Times New Roman" w:cs="Times New Roman" w:eastAsia="Times New Roman" w:hAnsi="Times New Roman"/>
+                <w:b w:val="false"/>
+                <w:bCs w:val="false"/>
+                <w:color w:val="262F37"/>
+                <w:sz w:val="17"/>
                 <w:szCs w:val="22"/>
               </w:rPr>
               <w:t xml:space="preserve">Расчётный счёт, банк, БИК, корсчёт</w:t>
@@ -640,17 +762,24 @@
               <w:bottom w:type="dxa" w:w="80"/>
               <w:right w:type="dxa" w:w="120"/>
             </w:tcMar>
-          </w:tcPr>
-          <w:p>
-            <w:pPr>
-              <w:spacing w:after="0" w:line="240"/>
-            </w:pPr>
-            <w:r>
-              <w:rPr>
-                <w:rFonts w:ascii="Times New Roman" w:cs="Times New Roman" w:eastAsia="Times New Roman" w:hAnsi="Times New Roman"/>
-                <w:b w:val="false"/>
-                <w:bCs w:val="false"/>
-                <w:sz w:val="22"/>
+            <w:tcBorders>
+              <w:top w:val="single" w:sz="4" w:color="D9D9D9"/>
+              <w:left w:val="single" w:sz="4" w:color="D9D9D9"/>
+              <w:bottom w:val="single" w:sz="4" w:color="D9D9D9"/>
+              <w:right w:val="single" w:sz="4" w:color="D9D9D9"/>
+            </w:tcBorders>
+          </w:tcPr>
+          <w:p>
+            <w:pPr>
+              <w:spacing w:after="0" w:line="240"/>
+            </w:pPr>
+            <w:r>
+              <w:rPr>
+                <w:rFonts w:ascii="Times New Roman" w:cs="Times New Roman" w:eastAsia="Times New Roman" w:hAnsi="Times New Roman"/>
+                <w:b w:val="false"/>
+                <w:bCs w:val="false"/>
+                <w:color w:val="262F37"/>
+                <w:sz w:val="17"/>
                 <w:szCs w:val="22"/>
               </w:rPr>
               <w:t xml:space="preserve">справка банка</w:t>
@@ -668,6 +797,12 @@
               <w:bottom w:type="dxa" w:w="80"/>
               <w:right w:type="dxa" w:w="120"/>
             </w:tcMar>
+            <w:tcBorders>
+              <w:top w:val="single" w:sz="4" w:color="D9D9D9"/>
+              <w:left w:val="single" w:sz="4" w:color="D9D9D9"/>
+              <w:bottom w:val="single" w:sz="4" w:color="D9D9D9"/>
+              <w:right w:val="single" w:sz="4" w:color="D9D9D9"/>
+            </w:tcBorders>
           </w:tcPr>
           <w:p>
             <w:pPr>
@@ -680,8 +815,8 @@
                 <w:bCs/>
                 <w:i w:val="false"/>
                 <w:iCs w:val="false"/>
-                <w:color w:val="000000"/>
-                <w:sz w:val="22"/>
+                <w:color w:val="262F37"/>
+                <w:sz w:val="17"/>
                 <w:szCs w:val="22"/>
               </w:rPr>
               <w:t xml:space="preserve">{{НАИМЕНОВАНИЕ_ЗАКАЗЧИКА}}</w:t>
@@ -697,17 +832,24 @@
               <w:bottom w:type="dxa" w:w="80"/>
               <w:right w:type="dxa" w:w="120"/>
             </w:tcMar>
-          </w:tcPr>
-          <w:p>
-            <w:pPr>
-              <w:spacing w:after="0" w:line="240"/>
-            </w:pPr>
-            <w:r>
-              <w:rPr>
-                <w:rFonts w:ascii="Times New Roman" w:cs="Times New Roman" w:eastAsia="Times New Roman" w:hAnsi="Times New Roman"/>
-                <w:b w:val="false"/>
-                <w:bCs w:val="false"/>
-                <w:sz w:val="22"/>
+            <w:tcBorders>
+              <w:top w:val="single" w:sz="4" w:color="D9D9D9"/>
+              <w:left w:val="single" w:sz="4" w:color="D9D9D9"/>
+              <w:bottom w:val="single" w:sz="4" w:color="D9D9D9"/>
+              <w:right w:val="single" w:sz="4" w:color="D9D9D9"/>
+            </w:tcBorders>
+          </w:tcPr>
+          <w:p>
+            <w:pPr>
+              <w:spacing w:after="0" w:line="240"/>
+            </w:pPr>
+            <w:r>
+              <w:rPr>
+                <w:rFonts w:ascii="Times New Roman" w:cs="Times New Roman" w:eastAsia="Times New Roman" w:hAnsi="Times New Roman"/>
+                <w:b w:val="false"/>
+                <w:bCs w:val="false"/>
+                <w:color w:val="262F37"/>
+                <w:sz w:val="17"/>
                 <w:szCs w:val="22"/>
               </w:rPr>
               <w:t xml:space="preserve">Полное наименование должника — стороны договора, обязанной платить</w:t>
@@ -723,17 +865,24 @@
               <w:bottom w:type="dxa" w:w="80"/>
               <w:right w:type="dxa" w:w="120"/>
             </w:tcMar>
-          </w:tcPr>
-          <w:p>
-            <w:pPr>
-              <w:spacing w:after="0" w:line="240"/>
-            </w:pPr>
-            <w:r>
-              <w:rPr>
-                <w:rFonts w:ascii="Times New Roman" w:cs="Times New Roman" w:eastAsia="Times New Roman" w:hAnsi="Times New Roman"/>
-                <w:b w:val="false"/>
-                <w:bCs w:val="false"/>
-                <w:sz w:val="22"/>
+            <w:tcBorders>
+              <w:top w:val="single" w:sz="4" w:color="D9D9D9"/>
+              <w:left w:val="single" w:sz="4" w:color="D9D9D9"/>
+              <w:bottom w:val="single" w:sz="4" w:color="D9D9D9"/>
+              <w:right w:val="single" w:sz="4" w:color="D9D9D9"/>
+            </w:tcBorders>
+          </w:tcPr>
+          <w:p>
+            <w:pPr>
+              <w:spacing w:after="0" w:line="240"/>
+            </w:pPr>
+            <w:r>
+              <w:rPr>
+                <w:rFonts w:ascii="Times New Roman" w:cs="Times New Roman" w:eastAsia="Times New Roman" w:hAnsi="Times New Roman"/>
+                <w:b w:val="false"/>
+                <w:bCs w:val="false"/>
+                <w:color w:val="262F37"/>
+                <w:sz w:val="17"/>
                 <w:szCs w:val="22"/>
               </w:rPr>
               <w:t xml:space="preserve">договор и актуальная выписка ЕГРЮЛ</w:t>
@@ -751,6 +900,12 @@
               <w:bottom w:type="dxa" w:w="80"/>
               <w:right w:type="dxa" w:w="120"/>
             </w:tcMar>
+            <w:tcBorders>
+              <w:top w:val="single" w:sz="4" w:color="D9D9D9"/>
+              <w:left w:val="single" w:sz="4" w:color="D9D9D9"/>
+              <w:bottom w:val="single" w:sz="4" w:color="D9D9D9"/>
+              <w:right w:val="single" w:sz="4" w:color="D9D9D9"/>
+            </w:tcBorders>
           </w:tcPr>
           <w:p>
             <w:pPr>
@@ -763,8 +918,8 @@
                 <w:bCs/>
                 <w:i w:val="false"/>
                 <w:iCs w:val="false"/>
-                <w:color w:val="000000"/>
-                <w:sz w:val="22"/>
+                <w:color w:val="262F37"/>
+                <w:sz w:val="17"/>
                 <w:szCs w:val="22"/>
               </w:rPr>
               <w:t xml:space="preserve">{{ИНН_ЗАКАЗЧИКА}}</w:t>
@@ -774,7 +929,8 @@
                 <w:rFonts w:ascii="Times New Roman" w:cs="Times New Roman" w:eastAsia="Times New Roman" w:hAnsi="Times New Roman"/>
                 <w:b w:val="false"/>
                 <w:bCs w:val="false"/>
-                <w:sz w:val="22"/>
+                <w:color w:val="262F37"/>
+                <w:sz w:val="17"/>
                 <w:szCs w:val="22"/>
               </w:rPr>
               <w:t xml:space="preserve">, </w:t>
@@ -786,8 +942,8 @@
                 <w:bCs/>
                 <w:i w:val="false"/>
                 <w:iCs w:val="false"/>
-                <w:color w:val="000000"/>
-                <w:sz w:val="22"/>
+                <w:color w:val="262F37"/>
+                <w:sz w:val="17"/>
                 <w:szCs w:val="22"/>
               </w:rPr>
               <w:t xml:space="preserve">{{ОГРН_ЗАКАЗЧИКА}}</w:t>
@@ -803,17 +959,24 @@
               <w:bottom w:type="dxa" w:w="80"/>
               <w:right w:type="dxa" w:w="120"/>
             </w:tcMar>
-          </w:tcPr>
-          <w:p>
-            <w:pPr>
-              <w:spacing w:after="0" w:line="240"/>
-            </w:pPr>
-            <w:r>
-              <w:rPr>
-                <w:rFonts w:ascii="Times New Roman" w:cs="Times New Roman" w:eastAsia="Times New Roman" w:hAnsi="Times New Roman"/>
-                <w:b w:val="false"/>
-                <w:bCs w:val="false"/>
-                <w:sz w:val="22"/>
+            <w:tcBorders>
+              <w:top w:val="single" w:sz="4" w:color="D9D9D9"/>
+              <w:left w:val="single" w:sz="4" w:color="D9D9D9"/>
+              <w:bottom w:val="single" w:sz="4" w:color="D9D9D9"/>
+              <w:right w:val="single" w:sz="4" w:color="D9D9D9"/>
+            </w:tcBorders>
+          </w:tcPr>
+          <w:p>
+            <w:pPr>
+              <w:spacing w:after="0" w:line="240"/>
+            </w:pPr>
+            <w:r>
+              <w:rPr>
+                <w:rFonts w:ascii="Times New Roman" w:cs="Times New Roman" w:eastAsia="Times New Roman" w:hAnsi="Times New Roman"/>
+                <w:b w:val="false"/>
+                <w:bCs w:val="false"/>
+                <w:color w:val="262F37"/>
+                <w:sz w:val="17"/>
                 <w:szCs w:val="22"/>
               </w:rPr>
               <w:t xml:space="preserve">ИНН и ОГРН должника</w:t>
@@ -829,17 +992,24 @@
               <w:bottom w:type="dxa" w:w="80"/>
               <w:right w:type="dxa" w:w="120"/>
             </w:tcMar>
-          </w:tcPr>
-          <w:p>
-            <w:pPr>
-              <w:spacing w:after="0" w:line="240"/>
-            </w:pPr>
-            <w:r>
-              <w:rPr>
-                <w:rFonts w:ascii="Times New Roman" w:cs="Times New Roman" w:eastAsia="Times New Roman" w:hAnsi="Times New Roman"/>
-                <w:b w:val="false"/>
-                <w:bCs w:val="false"/>
-                <w:sz w:val="22"/>
+            <w:tcBorders>
+              <w:top w:val="single" w:sz="4" w:color="D9D9D9"/>
+              <w:left w:val="single" w:sz="4" w:color="D9D9D9"/>
+              <w:bottom w:val="single" w:sz="4" w:color="D9D9D9"/>
+              <w:right w:val="single" w:sz="4" w:color="D9D9D9"/>
+            </w:tcBorders>
+          </w:tcPr>
+          <w:p>
+            <w:pPr>
+              <w:spacing w:after="0" w:line="240"/>
+            </w:pPr>
+            <w:r>
+              <w:rPr>
+                <w:rFonts w:ascii="Times New Roman" w:cs="Times New Roman" w:eastAsia="Times New Roman" w:hAnsi="Times New Roman"/>
+                <w:b w:val="false"/>
+                <w:bCs w:val="false"/>
+                <w:color w:val="262F37"/>
+                <w:sz w:val="17"/>
                 <w:szCs w:val="22"/>
               </w:rPr>
               <w:t xml:space="preserve">выписка ЕГРЮЛ; для иска к организации ИНН и ОГРН обязательны (п. 3 ч. 2 ст. 125 АПК РФ). Если должник — индивидуальный предприниматель, тот же пункт требует иного состава сведений: сверьтесь с ним по действующей редакции</w:t>
@@ -857,6 +1027,12 @@
               <w:bottom w:type="dxa" w:w="80"/>
               <w:right w:type="dxa" w:w="120"/>
             </w:tcMar>
+            <w:tcBorders>
+              <w:top w:val="single" w:sz="4" w:color="D9D9D9"/>
+              <w:left w:val="single" w:sz="4" w:color="D9D9D9"/>
+              <w:bottom w:val="single" w:sz="4" w:color="D9D9D9"/>
+              <w:right w:val="single" w:sz="4" w:color="D9D9D9"/>
+            </w:tcBorders>
           </w:tcPr>
           <w:p>
             <w:pPr>
@@ -869,8 +1045,8 @@
                 <w:bCs/>
                 <w:i w:val="false"/>
                 <w:iCs w:val="false"/>
-                <w:color w:val="000000"/>
-                <w:sz w:val="22"/>
+                <w:color w:val="262F37"/>
+                <w:sz w:val="17"/>
                 <w:szCs w:val="22"/>
               </w:rPr>
               <w:t xml:space="preserve">{{АДРЕС_ЗАКАЗЧИКА}}</w:t>
@@ -886,17 +1062,24 @@
               <w:bottom w:type="dxa" w:w="80"/>
               <w:right w:type="dxa" w:w="120"/>
             </w:tcMar>
-          </w:tcPr>
-          <w:p>
-            <w:pPr>
-              <w:spacing w:after="0" w:line="240"/>
-            </w:pPr>
-            <w:r>
-              <w:rPr>
-                <w:rFonts w:ascii="Times New Roman" w:cs="Times New Roman" w:eastAsia="Times New Roman" w:hAnsi="Times New Roman"/>
-                <w:b w:val="false"/>
-                <w:bCs w:val="false"/>
-                <w:sz w:val="22"/>
+            <w:tcBorders>
+              <w:top w:val="single" w:sz="4" w:color="D9D9D9"/>
+              <w:left w:val="single" w:sz="4" w:color="D9D9D9"/>
+              <w:bottom w:val="single" w:sz="4" w:color="D9D9D9"/>
+              <w:right w:val="single" w:sz="4" w:color="D9D9D9"/>
+            </w:tcBorders>
+          </w:tcPr>
+          <w:p>
+            <w:pPr>
+              <w:spacing w:after="0" w:line="240"/>
+            </w:pPr>
+            <w:r>
+              <w:rPr>
+                <w:rFonts w:ascii="Times New Roman" w:cs="Times New Roman" w:eastAsia="Times New Roman" w:hAnsi="Times New Roman"/>
+                <w:b w:val="false"/>
+                <w:bCs w:val="false"/>
+                <w:color w:val="262F37"/>
+                <w:sz w:val="17"/>
                 <w:szCs w:val="22"/>
               </w:rPr>
               <w:t xml:space="preserve">Юридический адрес должника</w:t>
@@ -912,17 +1095,24 @@
               <w:bottom w:type="dxa" w:w="80"/>
               <w:right w:type="dxa" w:w="120"/>
             </w:tcMar>
-          </w:tcPr>
-          <w:p>
-            <w:pPr>
-              <w:spacing w:after="0" w:line="240"/>
-            </w:pPr>
-            <w:r>
-              <w:rPr>
-                <w:rFonts w:ascii="Times New Roman" w:cs="Times New Roman" w:eastAsia="Times New Roman" w:hAnsi="Times New Roman"/>
-                <w:b w:val="false"/>
-                <w:bCs w:val="false"/>
-                <w:sz w:val="22"/>
+            <w:tcBorders>
+              <w:top w:val="single" w:sz="4" w:color="D9D9D9"/>
+              <w:left w:val="single" w:sz="4" w:color="D9D9D9"/>
+              <w:bottom w:val="single" w:sz="4" w:color="D9D9D9"/>
+              <w:right w:val="single" w:sz="4" w:color="D9D9D9"/>
+            </w:tcBorders>
+          </w:tcPr>
+          <w:p>
+            <w:pPr>
+              <w:spacing w:after="0" w:line="240"/>
+            </w:pPr>
+            <w:r>
+              <w:rPr>
+                <w:rFonts w:ascii="Times New Roman" w:cs="Times New Roman" w:eastAsia="Times New Roman" w:hAnsi="Times New Roman"/>
+                <w:b w:val="false"/>
+                <w:bCs w:val="false"/>
+                <w:color w:val="262F37"/>
+                <w:sz w:val="17"/>
                 <w:szCs w:val="22"/>
               </w:rPr>
               <w:t>свежая выписка ЕГРЮЛ, а не шапка договора: адрес мог смениться. Для приложения к иску выписка не должна быть старше срока, установленного п. 9 ч. 1 ст. 126 АПК РФ: она должна быть получена не ранее чем за установленный там период до дня обращения в суд — применимый период сверьте по действующей редакции</w:t>
@@ -940,6 +1130,12 @@
               <w:bottom w:type="dxa" w:w="80"/>
               <w:right w:type="dxa" w:w="120"/>
             </w:tcMar>
+            <w:tcBorders>
+              <w:top w:val="single" w:sz="4" w:color="D9D9D9"/>
+              <w:left w:val="single" w:sz="4" w:color="D9D9D9"/>
+              <w:bottom w:val="single" w:sz="4" w:color="D9D9D9"/>
+              <w:right w:val="single" w:sz="4" w:color="D9D9D9"/>
+            </w:tcBorders>
           </w:tcPr>
           <w:p>
             <w:pPr>
@@ -952,8 +1148,8 @@
                 <w:bCs/>
                 <w:i w:val="false"/>
                 <w:iCs w:val="false"/>
-                <w:color w:val="000000"/>
-                <w:sz w:val="22"/>
+                <w:color w:val="262F37"/>
+                <w:sz w:val="17"/>
                 <w:szCs w:val="22"/>
               </w:rPr>
               <w:t xml:space="preserve">{{ДОЛЖНОСТЬ_ПОДПИСАНТА}}</w:t>
@@ -963,7 +1159,8 @@
                 <w:rFonts w:ascii="Times New Roman" w:cs="Times New Roman" w:eastAsia="Times New Roman" w:hAnsi="Times New Roman"/>
                 <w:b w:val="false"/>
                 <w:bCs w:val="false"/>
-                <w:sz w:val="22"/>
+                <w:color w:val="262F37"/>
+                <w:sz w:val="17"/>
                 <w:szCs w:val="22"/>
               </w:rPr>
               <w:t xml:space="preserve">, </w:t>
@@ -975,8 +1172,8 @@
                 <w:bCs/>
                 <w:i w:val="false"/>
                 <w:iCs w:val="false"/>
-                <w:color w:val="000000"/>
-                <w:sz w:val="22"/>
+                <w:color w:val="262F37"/>
+                <w:sz w:val="17"/>
                 <w:szCs w:val="22"/>
               </w:rPr>
               <w:t xml:space="preserve">{{ФИО_ПОДПИСАНТА}}</w:t>
@@ -992,17 +1189,24 @@
               <w:bottom w:type="dxa" w:w="80"/>
               <w:right w:type="dxa" w:w="120"/>
             </w:tcMar>
-          </w:tcPr>
-          <w:p>
-            <w:pPr>
-              <w:spacing w:after="0" w:line="240"/>
-            </w:pPr>
-            <w:r>
-              <w:rPr>
-                <w:rFonts w:ascii="Times New Roman" w:cs="Times New Roman" w:eastAsia="Times New Roman" w:hAnsi="Times New Roman"/>
-                <w:b w:val="false"/>
-                <w:bCs w:val="false"/>
-                <w:sz w:val="22"/>
+            <w:tcBorders>
+              <w:top w:val="single" w:sz="4" w:color="D9D9D9"/>
+              <w:left w:val="single" w:sz="4" w:color="D9D9D9"/>
+              <w:bottom w:val="single" w:sz="4" w:color="D9D9D9"/>
+              <w:right w:val="single" w:sz="4" w:color="D9D9D9"/>
+            </w:tcBorders>
+          </w:tcPr>
+          <w:p>
+            <w:pPr>
+              <w:spacing w:after="0" w:line="240"/>
+            </w:pPr>
+            <w:r>
+              <w:rPr>
+                <w:rFonts w:ascii="Times New Roman" w:cs="Times New Roman" w:eastAsia="Times New Roman" w:hAnsi="Times New Roman"/>
+                <w:b w:val="false"/>
+                <w:bCs w:val="false"/>
+                <w:color w:val="262F37"/>
+                <w:sz w:val="17"/>
                 <w:szCs w:val="22"/>
               </w:rPr>
               <w:t xml:space="preserve">Кто подписывает от вашей организации</w:t>
@@ -1018,17 +1222,24 @@
               <w:bottom w:type="dxa" w:w="80"/>
               <w:right w:type="dxa" w:w="120"/>
             </w:tcMar>
-          </w:tcPr>
-          <w:p>
-            <w:pPr>
-              <w:spacing w:after="0" w:line="240"/>
-            </w:pPr>
-            <w:r>
-              <w:rPr>
-                <w:rFonts w:ascii="Times New Roman" w:cs="Times New Roman" w:eastAsia="Times New Roman" w:hAnsi="Times New Roman"/>
-                <w:b w:val="false"/>
-                <w:bCs w:val="false"/>
-                <w:sz w:val="22"/>
+            <w:tcBorders>
+              <w:top w:val="single" w:sz="4" w:color="D9D9D9"/>
+              <w:left w:val="single" w:sz="4" w:color="D9D9D9"/>
+              <w:bottom w:val="single" w:sz="4" w:color="D9D9D9"/>
+              <w:right w:val="single" w:sz="4" w:color="D9D9D9"/>
+            </w:tcBorders>
+          </w:tcPr>
+          <w:p>
+            <w:pPr>
+              <w:spacing w:after="0" w:line="240"/>
+            </w:pPr>
+            <w:r>
+              <w:rPr>
+                <w:rFonts w:ascii="Times New Roman" w:cs="Times New Roman" w:eastAsia="Times New Roman" w:hAnsi="Times New Roman"/>
+                <w:b w:val="false"/>
+                <w:bCs w:val="false"/>
+                <w:color w:val="262F37"/>
+                <w:sz w:val="17"/>
                 <w:szCs w:val="22"/>
               </w:rPr>
               <w:t xml:space="preserve">устав, доверенность</w:t>
@@ -1046,6 +1257,12 @@
               <w:bottom w:type="dxa" w:w="80"/>
               <w:right w:type="dxa" w:w="120"/>
             </w:tcMar>
+            <w:tcBorders>
+              <w:top w:val="single" w:sz="4" w:color="D9D9D9"/>
+              <w:left w:val="single" w:sz="4" w:color="D9D9D9"/>
+              <w:bottom w:val="single" w:sz="4" w:color="D9D9D9"/>
+              <w:right w:val="single" w:sz="4" w:color="D9D9D9"/>
+            </w:tcBorders>
           </w:tcPr>
           <w:p>
             <w:pPr>
@@ -1058,8 +1275,8 @@
                 <w:bCs/>
                 <w:i w:val="false"/>
                 <w:iCs w:val="false"/>
-                <w:color w:val="000000"/>
-                <w:sz w:val="22"/>
+                <w:color w:val="262F37"/>
+                <w:sz w:val="17"/>
                 <w:szCs w:val="22"/>
               </w:rPr>
               <w:t xml:space="preserve">{{ОСНОВАНИЕ_ПОЛНОМОЧИЙ}}</w:t>
@@ -1075,17 +1292,24 @@
               <w:bottom w:type="dxa" w:w="80"/>
               <w:right w:type="dxa" w:w="120"/>
             </w:tcMar>
-          </w:tcPr>
-          <w:p>
-            <w:pPr>
-              <w:spacing w:after="0" w:line="240"/>
-            </w:pPr>
-            <w:r>
-              <w:rPr>
-                <w:rFonts w:ascii="Times New Roman" w:cs="Times New Roman" w:eastAsia="Times New Roman" w:hAnsi="Times New Roman"/>
-                <w:b w:val="false"/>
-                <w:bCs w:val="false"/>
-                <w:sz w:val="22"/>
+            <w:tcBorders>
+              <w:top w:val="single" w:sz="4" w:color="D9D9D9"/>
+              <w:left w:val="single" w:sz="4" w:color="D9D9D9"/>
+              <w:bottom w:val="single" w:sz="4" w:color="D9D9D9"/>
+              <w:right w:val="single" w:sz="4" w:color="D9D9D9"/>
+            </w:tcBorders>
+          </w:tcPr>
+          <w:p>
+            <w:pPr>
+              <w:spacing w:after="0" w:line="240"/>
+            </w:pPr>
+            <w:r>
+              <w:rPr>
+                <w:rFonts w:ascii="Times New Roman" w:cs="Times New Roman" w:eastAsia="Times New Roman" w:hAnsi="Times New Roman"/>
+                <w:b w:val="false"/>
+                <w:bCs w:val="false"/>
+                <w:color w:val="262F37"/>
+                <w:sz w:val="17"/>
                 <w:szCs w:val="22"/>
               </w:rPr>
               <w:t xml:space="preserve">«действующего на основании Устава» либо реквизиты доверенности</w:t>
@@ -1101,17 +1325,24 @@
               <w:bottom w:type="dxa" w:w="80"/>
               <w:right w:type="dxa" w:w="120"/>
             </w:tcMar>
-          </w:tcPr>
-          <w:p>
-            <w:pPr>
-              <w:spacing w:after="0" w:line="240"/>
-            </w:pPr>
-            <w:r>
-              <w:rPr>
-                <w:rFonts w:ascii="Times New Roman" w:cs="Times New Roman" w:eastAsia="Times New Roman" w:hAnsi="Times New Roman"/>
-                <w:b w:val="false"/>
-                <w:bCs w:val="false"/>
-                <w:sz w:val="22"/>
+            <w:tcBorders>
+              <w:top w:val="single" w:sz="4" w:color="D9D9D9"/>
+              <w:left w:val="single" w:sz="4" w:color="D9D9D9"/>
+              <w:bottom w:val="single" w:sz="4" w:color="D9D9D9"/>
+              <w:right w:val="single" w:sz="4" w:color="D9D9D9"/>
+            </w:tcBorders>
+          </w:tcPr>
+          <w:p>
+            <w:pPr>
+              <w:spacing w:after="0" w:line="240"/>
+            </w:pPr>
+            <w:r>
+              <w:rPr>
+                <w:rFonts w:ascii="Times New Roman" w:cs="Times New Roman" w:eastAsia="Times New Roman" w:hAnsi="Times New Roman"/>
+                <w:b w:val="false"/>
+                <w:bCs w:val="false"/>
+                <w:color w:val="262F37"/>
+                <w:sz w:val="17"/>
                 <w:szCs w:val="22"/>
               </w:rPr>
               <w:t xml:space="preserve">устав, доверенность</w:t>
@@ -1121,7 +1352,15 @@
       </w:tr>
     </w:tbl>
     <w:p>
+      <w:pPr>
+        <w:spacing w:after="60"/>
+      </w:pPr>
       <w:r>
+        <w:rPr>
+          <w:rFonts w:ascii="Times New Roman" w:hAnsi="Times New Roman"/>
+          <w:color w:val="262F37"/>
+          <w:sz w:val="21"/>
+        </w:rPr>
         <w:br w:type="page"/>
       </w:r>
     </w:p>
@@ -1129,14 +1368,15 @@
       <w:pPr>
         <w:pStyle w:val="Heading2"/>
         <w:keepNext/>
-        <w:spacing w:after="120" w:before="260"/>
+        <w:spacing w:after="80" w:before="160"/>
       </w:pPr>
       <w:r>
         <w:rPr>
           <w:rFonts w:ascii="Times New Roman" w:cs="Times New Roman" w:eastAsia="Times New Roman" w:hAnsi="Times New Roman"/>
           <w:b/>
           <w:bCs/>
-          <w:sz w:val="26"/>
+          <w:color w:val="8E6F32"/>
+          <w:sz w:val="24"/>
           <w:szCs w:val="26"/>
         </w:rPr>
         <w:t xml:space="preserve">Договор и объект</w:t>
@@ -1166,24 +1406,31 @@
         <w:tc>
           <w:tcPr>
             <w:tcW w:type="dxa" w:w="2900"/>
-            <w:shd w:fill="EDEDED" w:val="clear"/>
-            <w:tcMar>
-              <w:top w:type="dxa" w:w="80"/>
-              <w:left w:type="dxa" w:w="120"/>
-              <w:bottom w:type="dxa" w:w="80"/>
-              <w:right w:type="dxa" w:w="120"/>
-            </w:tcMar>
-          </w:tcPr>
-          <w:p>
-            <w:pPr>
-              <w:spacing w:after="0" w:line="240"/>
-            </w:pPr>
-            <w:r>
-              <w:rPr>
-                <w:rFonts w:ascii="Times New Roman" w:cs="Times New Roman" w:eastAsia="Times New Roman" w:hAnsi="Times New Roman"/>
-                <w:b/>
-                <w:bCs/>
-                <w:sz w:val="22"/>
+            <w:shd w:fill="F2EFE9" w:val="clear"/>
+            <w:tcMar>
+              <w:top w:type="dxa" w:w="80"/>
+              <w:left w:type="dxa" w:w="120"/>
+              <w:bottom w:type="dxa" w:w="80"/>
+              <w:right w:type="dxa" w:w="120"/>
+            </w:tcMar>
+            <w:tcBorders>
+              <w:top w:val="single" w:sz="4" w:color="D9D9D9"/>
+              <w:left w:val="single" w:sz="4" w:color="D9D9D9"/>
+              <w:bottom w:val="single" w:sz="4" w:color="D9D9D9"/>
+              <w:right w:val="single" w:sz="4" w:color="D9D9D9"/>
+            </w:tcBorders>
+          </w:tcPr>
+          <w:p>
+            <w:pPr>
+              <w:spacing w:after="0" w:line="240"/>
+            </w:pPr>
+            <w:r>
+              <w:rPr>
+                <w:rFonts w:ascii="Times New Roman" w:cs="Times New Roman" w:eastAsia="Times New Roman" w:hAnsi="Times New Roman"/>
+                <w:b/>
+                <w:bCs/>
+                <w:color w:val="262F37"/>
+                <w:sz w:val="17"/>
                 <w:szCs w:val="22"/>
               </w:rPr>
               <w:t xml:space="preserve">Поле</w:t>
@@ -1193,24 +1440,31 @@
         <w:tc>
           <w:tcPr>
             <w:tcW w:type="dxa" w:w="3400"/>
-            <w:shd w:fill="EDEDED" w:val="clear"/>
-            <w:tcMar>
-              <w:top w:type="dxa" w:w="80"/>
-              <w:left w:type="dxa" w:w="120"/>
-              <w:bottom w:type="dxa" w:w="80"/>
-              <w:right w:type="dxa" w:w="120"/>
-            </w:tcMar>
-          </w:tcPr>
-          <w:p>
-            <w:pPr>
-              <w:spacing w:after="0" w:line="240"/>
-            </w:pPr>
-            <w:r>
-              <w:rPr>
-                <w:rFonts w:ascii="Times New Roman" w:cs="Times New Roman" w:eastAsia="Times New Roman" w:hAnsi="Times New Roman"/>
-                <w:b/>
-                <w:bCs/>
-                <w:sz w:val="22"/>
+            <w:shd w:fill="F2EFE9" w:val="clear"/>
+            <w:tcMar>
+              <w:top w:type="dxa" w:w="80"/>
+              <w:left w:type="dxa" w:w="120"/>
+              <w:bottom w:type="dxa" w:w="80"/>
+              <w:right w:type="dxa" w:w="120"/>
+            </w:tcMar>
+            <w:tcBorders>
+              <w:top w:val="single" w:sz="4" w:color="D9D9D9"/>
+              <w:left w:val="single" w:sz="4" w:color="D9D9D9"/>
+              <w:bottom w:val="single" w:sz="4" w:color="D9D9D9"/>
+              <w:right w:val="single" w:sz="4" w:color="D9D9D9"/>
+            </w:tcBorders>
+          </w:tcPr>
+          <w:p>
+            <w:pPr>
+              <w:spacing w:after="0" w:line="240"/>
+            </w:pPr>
+            <w:r>
+              <w:rPr>
+                <w:rFonts w:ascii="Times New Roman" w:cs="Times New Roman" w:eastAsia="Times New Roman" w:hAnsi="Times New Roman"/>
+                <w:b/>
+                <w:bCs/>
+                <w:color w:val="262F37"/>
+                <w:sz w:val="17"/>
                 <w:szCs w:val="22"/>
               </w:rPr>
               <w:t xml:space="preserve">Что подставить</w:t>
@@ -1220,24 +1474,31 @@
         <w:tc>
           <w:tcPr>
             <w:tcW w:type="dxa" w:w="2760"/>
-            <w:shd w:fill="EDEDED" w:val="clear"/>
-            <w:tcMar>
-              <w:top w:type="dxa" w:w="80"/>
-              <w:left w:type="dxa" w:w="120"/>
-              <w:bottom w:type="dxa" w:w="80"/>
-              <w:right w:type="dxa" w:w="120"/>
-            </w:tcMar>
-          </w:tcPr>
-          <w:p>
-            <w:pPr>
-              <w:spacing w:after="0" w:line="240"/>
-            </w:pPr>
-            <w:r>
-              <w:rPr>
-                <w:rFonts w:ascii="Times New Roman" w:cs="Times New Roman" w:eastAsia="Times New Roman" w:hAnsi="Times New Roman"/>
-                <w:b/>
-                <w:bCs/>
-                <w:sz w:val="22"/>
+            <w:shd w:fill="F2EFE9" w:val="clear"/>
+            <w:tcMar>
+              <w:top w:type="dxa" w:w="80"/>
+              <w:left w:type="dxa" w:w="120"/>
+              <w:bottom w:type="dxa" w:w="80"/>
+              <w:right w:type="dxa" w:w="120"/>
+            </w:tcMar>
+            <w:tcBorders>
+              <w:top w:val="single" w:sz="4" w:color="D9D9D9"/>
+              <w:left w:val="single" w:sz="4" w:color="D9D9D9"/>
+              <w:bottom w:val="single" w:sz="4" w:color="D9D9D9"/>
+              <w:right w:val="single" w:sz="4" w:color="D9D9D9"/>
+            </w:tcBorders>
+          </w:tcPr>
+          <w:p>
+            <w:pPr>
+              <w:spacing w:after="0" w:line="240"/>
+            </w:pPr>
+            <w:r>
+              <w:rPr>
+                <w:rFonts w:ascii="Times New Roman" w:cs="Times New Roman" w:eastAsia="Times New Roman" w:hAnsi="Times New Roman"/>
+                <w:b/>
+                <w:bCs/>
+                <w:color w:val="262F37"/>
+                <w:sz w:val="17"/>
                 <w:szCs w:val="22"/>
               </w:rPr>
               <w:t xml:space="preserve">Откуда брать</w:t>
@@ -1255,6 +1516,12 @@
               <w:bottom w:type="dxa" w:w="80"/>
               <w:right w:type="dxa" w:w="120"/>
             </w:tcMar>
+            <w:tcBorders>
+              <w:top w:val="single" w:sz="4" w:color="D9D9D9"/>
+              <w:left w:val="single" w:sz="4" w:color="D9D9D9"/>
+              <w:bottom w:val="single" w:sz="4" w:color="D9D9D9"/>
+              <w:right w:val="single" w:sz="4" w:color="D9D9D9"/>
+            </w:tcBorders>
           </w:tcPr>
           <w:p>
             <w:pPr>
@@ -1267,8 +1534,8 @@
                 <w:bCs/>
                 <w:i w:val="false"/>
                 <w:iCs w:val="false"/>
-                <w:color w:val="000000"/>
-                <w:sz w:val="22"/>
+                <w:color w:val="262F37"/>
+                <w:sz w:val="17"/>
                 <w:szCs w:val="22"/>
               </w:rPr>
               <w:t xml:space="preserve">{{НОМЕР_ДОГОВОРА}}</w:t>
@@ -1278,7 +1545,8 @@
                 <w:rFonts w:ascii="Times New Roman" w:cs="Times New Roman" w:eastAsia="Times New Roman" w:hAnsi="Times New Roman"/>
                 <w:b w:val="false"/>
                 <w:bCs w:val="false"/>
-                <w:sz w:val="22"/>
+                <w:color w:val="262F37"/>
+                <w:sz w:val="17"/>
                 <w:szCs w:val="22"/>
               </w:rPr>
               <w:t xml:space="preserve">, </w:t>
@@ -1290,8 +1558,8 @@
                 <w:bCs/>
                 <w:i w:val="false"/>
                 <w:iCs w:val="false"/>
-                <w:color w:val="000000"/>
-                <w:sz w:val="22"/>
+                <w:color w:val="262F37"/>
+                <w:sz w:val="17"/>
                 <w:szCs w:val="22"/>
               </w:rPr>
               <w:t xml:space="preserve">{{ДАТА_ДОГОВОРА}}</w:t>
@@ -1307,17 +1575,24 @@
               <w:bottom w:type="dxa" w:w="80"/>
               <w:right w:type="dxa" w:w="120"/>
             </w:tcMar>
-          </w:tcPr>
-          <w:p>
-            <w:pPr>
-              <w:spacing w:after="0" w:line="240"/>
-            </w:pPr>
-            <w:r>
-              <w:rPr>
-                <w:rFonts w:ascii="Times New Roman" w:cs="Times New Roman" w:eastAsia="Times New Roman" w:hAnsi="Times New Roman"/>
-                <w:b w:val="false"/>
-                <w:bCs w:val="false"/>
-                <w:sz w:val="22"/>
+            <w:tcBorders>
+              <w:top w:val="single" w:sz="4" w:color="D9D9D9"/>
+              <w:left w:val="single" w:sz="4" w:color="D9D9D9"/>
+              <w:bottom w:val="single" w:sz="4" w:color="D9D9D9"/>
+              <w:right w:val="single" w:sz="4" w:color="D9D9D9"/>
+            </w:tcBorders>
+          </w:tcPr>
+          <w:p>
+            <w:pPr>
+              <w:spacing w:after="0" w:line="240"/>
+            </w:pPr>
+            <w:r>
+              <w:rPr>
+                <w:rFonts w:ascii="Times New Roman" w:cs="Times New Roman" w:eastAsia="Times New Roman" w:hAnsi="Times New Roman"/>
+                <w:b w:val="false"/>
+                <w:bCs w:val="false"/>
+                <w:color w:val="262F37"/>
+                <w:sz w:val="17"/>
                 <w:szCs w:val="22"/>
               </w:rPr>
               <w:t xml:space="preserve">Реквизиты договора субподряда</w:t>
@@ -1333,17 +1608,24 @@
               <w:bottom w:type="dxa" w:w="80"/>
               <w:right w:type="dxa" w:w="120"/>
             </w:tcMar>
-          </w:tcPr>
-          <w:p>
-            <w:pPr>
-              <w:spacing w:after="0" w:line="240"/>
-            </w:pPr>
-            <w:r>
-              <w:rPr>
-                <w:rFonts w:ascii="Times New Roman" w:cs="Times New Roman" w:eastAsia="Times New Roman" w:hAnsi="Times New Roman"/>
-                <w:b w:val="false"/>
-                <w:bCs w:val="false"/>
-                <w:sz w:val="22"/>
+            <w:tcBorders>
+              <w:top w:val="single" w:sz="4" w:color="D9D9D9"/>
+              <w:left w:val="single" w:sz="4" w:color="D9D9D9"/>
+              <w:bottom w:val="single" w:sz="4" w:color="D9D9D9"/>
+              <w:right w:val="single" w:sz="4" w:color="D9D9D9"/>
+            </w:tcBorders>
+          </w:tcPr>
+          <w:p>
+            <w:pPr>
+              <w:spacing w:after="0" w:line="240"/>
+            </w:pPr>
+            <w:r>
+              <w:rPr>
+                <w:rFonts w:ascii="Times New Roman" w:cs="Times New Roman" w:eastAsia="Times New Roman" w:hAnsi="Times New Roman"/>
+                <w:b w:val="false"/>
+                <w:bCs w:val="false"/>
+                <w:color w:val="262F37"/>
+                <w:sz w:val="17"/>
                 <w:szCs w:val="22"/>
               </w:rPr>
               <w:t xml:space="preserve">титульный лист договора</w:t>
@@ -1361,6 +1643,12 @@
               <w:bottom w:type="dxa" w:w="80"/>
               <w:right w:type="dxa" w:w="120"/>
             </w:tcMar>
+            <w:tcBorders>
+              <w:top w:val="single" w:sz="4" w:color="D9D9D9"/>
+              <w:left w:val="single" w:sz="4" w:color="D9D9D9"/>
+              <w:bottom w:val="single" w:sz="4" w:color="D9D9D9"/>
+              <w:right w:val="single" w:sz="4" w:color="D9D9D9"/>
+            </w:tcBorders>
           </w:tcPr>
           <w:p>
             <w:pPr>
@@ -1373,8 +1661,8 @@
                 <w:bCs/>
                 <w:i w:val="false"/>
                 <w:iCs w:val="false"/>
-                <w:color w:val="000000"/>
-                <w:sz w:val="22"/>
+                <w:color w:val="262F37"/>
+                <w:sz w:val="17"/>
                 <w:szCs w:val="22"/>
               </w:rPr>
               <w:t xml:space="preserve">{{ПРЕДМЕТ_ДОГОВОРА}}</w:t>
@@ -1390,17 +1678,24 @@
               <w:bottom w:type="dxa" w:w="80"/>
               <w:right w:type="dxa" w:w="120"/>
             </w:tcMar>
-          </w:tcPr>
-          <w:p>
-            <w:pPr>
-              <w:spacing w:after="0" w:line="240"/>
-            </w:pPr>
-            <w:r>
-              <w:rPr>
-                <w:rFonts w:ascii="Times New Roman" w:cs="Times New Roman" w:eastAsia="Times New Roman" w:hAnsi="Times New Roman"/>
-                <w:b w:val="false"/>
-                <w:bCs w:val="false"/>
-                <w:sz w:val="22"/>
+            <w:tcBorders>
+              <w:top w:val="single" w:sz="4" w:color="D9D9D9"/>
+              <w:left w:val="single" w:sz="4" w:color="D9D9D9"/>
+              <w:bottom w:val="single" w:sz="4" w:color="D9D9D9"/>
+              <w:right w:val="single" w:sz="4" w:color="D9D9D9"/>
+            </w:tcBorders>
+          </w:tcPr>
+          <w:p>
+            <w:pPr>
+              <w:spacing w:after="0" w:line="240"/>
+            </w:pPr>
+            <w:r>
+              <w:rPr>
+                <w:rFonts w:ascii="Times New Roman" w:cs="Times New Roman" w:eastAsia="Times New Roman" w:hAnsi="Times New Roman"/>
+                <w:b w:val="false"/>
+                <w:bCs w:val="false"/>
+                <w:color w:val="262F37"/>
+                <w:sz w:val="17"/>
                 <w:szCs w:val="22"/>
               </w:rPr>
               <w:t xml:space="preserve">Краткое описание работ по договору</w:t>
@@ -1416,17 +1711,24 @@
               <w:bottom w:type="dxa" w:w="80"/>
               <w:right w:type="dxa" w:w="120"/>
             </w:tcMar>
-          </w:tcPr>
-          <w:p>
-            <w:pPr>
-              <w:spacing w:after="0" w:line="240"/>
-            </w:pPr>
-            <w:r>
-              <w:rPr>
-                <w:rFonts w:ascii="Times New Roman" w:cs="Times New Roman" w:eastAsia="Times New Roman" w:hAnsi="Times New Roman"/>
-                <w:b w:val="false"/>
-                <w:bCs w:val="false"/>
-                <w:sz w:val="22"/>
+            <w:tcBorders>
+              <w:top w:val="single" w:sz="4" w:color="D9D9D9"/>
+              <w:left w:val="single" w:sz="4" w:color="D9D9D9"/>
+              <w:bottom w:val="single" w:sz="4" w:color="D9D9D9"/>
+              <w:right w:val="single" w:sz="4" w:color="D9D9D9"/>
+            </w:tcBorders>
+          </w:tcPr>
+          <w:p>
+            <w:pPr>
+              <w:spacing w:after="0" w:line="240"/>
+            </w:pPr>
+            <w:r>
+              <w:rPr>
+                <w:rFonts w:ascii="Times New Roman" w:cs="Times New Roman" w:eastAsia="Times New Roman" w:hAnsi="Times New Roman"/>
+                <w:b w:val="false"/>
+                <w:bCs w:val="false"/>
+                <w:color w:val="262F37"/>
+                <w:sz w:val="17"/>
                 <w:szCs w:val="22"/>
               </w:rPr>
               <w:t xml:space="preserve">раздел «Предмет договора»</w:t>
@@ -1444,6 +1746,12 @@
               <w:bottom w:type="dxa" w:w="80"/>
               <w:right w:type="dxa" w:w="120"/>
             </w:tcMar>
+            <w:tcBorders>
+              <w:top w:val="single" w:sz="4" w:color="D9D9D9"/>
+              <w:left w:val="single" w:sz="4" w:color="D9D9D9"/>
+              <w:bottom w:val="single" w:sz="4" w:color="D9D9D9"/>
+              <w:right w:val="single" w:sz="4" w:color="D9D9D9"/>
+            </w:tcBorders>
           </w:tcPr>
           <w:p>
             <w:pPr>
@@ -1456,8 +1764,8 @@
                 <w:bCs/>
                 <w:i w:val="false"/>
                 <w:iCs w:val="false"/>
-                <w:color w:val="000000"/>
-                <w:sz w:val="22"/>
+                <w:color w:val="262F37"/>
+                <w:sz w:val="17"/>
                 <w:szCs w:val="22"/>
               </w:rPr>
               <w:t xml:space="preserve">{{ОБЪЕКТ}}</w:t>
@@ -1473,17 +1781,24 @@
               <w:bottom w:type="dxa" w:w="80"/>
               <w:right w:type="dxa" w:w="120"/>
             </w:tcMar>
-          </w:tcPr>
-          <w:p>
-            <w:pPr>
-              <w:spacing w:after="0" w:line="240"/>
-            </w:pPr>
-            <w:r>
-              <w:rPr>
-                <w:rFonts w:ascii="Times New Roman" w:cs="Times New Roman" w:eastAsia="Times New Roman" w:hAnsi="Times New Roman"/>
-                <w:b w:val="false"/>
-                <w:bCs w:val="false"/>
-                <w:sz w:val="22"/>
+            <w:tcBorders>
+              <w:top w:val="single" w:sz="4" w:color="D9D9D9"/>
+              <w:left w:val="single" w:sz="4" w:color="D9D9D9"/>
+              <w:bottom w:val="single" w:sz="4" w:color="D9D9D9"/>
+              <w:right w:val="single" w:sz="4" w:color="D9D9D9"/>
+            </w:tcBorders>
+          </w:tcPr>
+          <w:p>
+            <w:pPr>
+              <w:spacing w:after="0" w:line="240"/>
+            </w:pPr>
+            <w:r>
+              <w:rPr>
+                <w:rFonts w:ascii="Times New Roman" w:cs="Times New Roman" w:eastAsia="Times New Roman" w:hAnsi="Times New Roman"/>
+                <w:b w:val="false"/>
+                <w:bCs w:val="false"/>
+                <w:color w:val="262F37"/>
+                <w:sz w:val="17"/>
                 <w:szCs w:val="22"/>
               </w:rPr>
               <w:t xml:space="preserve">Наименование и адрес объекта строительства</w:t>
@@ -1499,17 +1814,24 @@
               <w:bottom w:type="dxa" w:w="80"/>
               <w:right w:type="dxa" w:w="120"/>
             </w:tcMar>
-          </w:tcPr>
-          <w:p>
-            <w:pPr>
-              <w:spacing w:after="0" w:line="240"/>
-            </w:pPr>
-            <w:r>
-              <w:rPr>
-                <w:rFonts w:ascii="Times New Roman" w:cs="Times New Roman" w:eastAsia="Times New Roman" w:hAnsi="Times New Roman"/>
-                <w:b w:val="false"/>
-                <w:bCs w:val="false"/>
-                <w:sz w:val="22"/>
+            <w:tcBorders>
+              <w:top w:val="single" w:sz="4" w:color="D9D9D9"/>
+              <w:left w:val="single" w:sz="4" w:color="D9D9D9"/>
+              <w:bottom w:val="single" w:sz="4" w:color="D9D9D9"/>
+              <w:right w:val="single" w:sz="4" w:color="D9D9D9"/>
+            </w:tcBorders>
+          </w:tcPr>
+          <w:p>
+            <w:pPr>
+              <w:spacing w:after="0" w:line="240"/>
+            </w:pPr>
+            <w:r>
+              <w:rPr>
+                <w:rFonts w:ascii="Times New Roman" w:cs="Times New Roman" w:eastAsia="Times New Roman" w:hAnsi="Times New Roman"/>
+                <w:b w:val="false"/>
+                <w:bCs w:val="false"/>
+                <w:color w:val="262F37"/>
+                <w:sz w:val="17"/>
                 <w:szCs w:val="22"/>
               </w:rPr>
               <w:t xml:space="preserve">договор, проектная документация</w:t>
@@ -1527,6 +1849,12 @@
               <w:bottom w:type="dxa" w:w="80"/>
               <w:right w:type="dxa" w:w="120"/>
             </w:tcMar>
+            <w:tcBorders>
+              <w:top w:val="single" w:sz="4" w:color="D9D9D9"/>
+              <w:left w:val="single" w:sz="4" w:color="D9D9D9"/>
+              <w:bottom w:val="single" w:sz="4" w:color="D9D9D9"/>
+              <w:right w:val="single" w:sz="4" w:color="D9D9D9"/>
+            </w:tcBorders>
           </w:tcPr>
           <w:p>
             <w:pPr>
@@ -1539,8 +1867,8 @@
                 <w:bCs/>
                 <w:i w:val="false"/>
                 <w:iCs w:val="false"/>
-                <w:color w:val="000000"/>
-                <w:sz w:val="22"/>
+                <w:color w:val="262F37"/>
+                <w:sz w:val="17"/>
                 <w:szCs w:val="22"/>
               </w:rPr>
               <w:t xml:space="preserve">{{ПУНКТ_ДОГОВОРА_ОБ_ОПЛАТЕ}}</w:t>
@@ -1556,17 +1884,24 @@
               <w:bottom w:type="dxa" w:w="80"/>
               <w:right w:type="dxa" w:w="120"/>
             </w:tcMar>
-          </w:tcPr>
-          <w:p>
-            <w:pPr>
-              <w:spacing w:after="0" w:line="240"/>
-            </w:pPr>
-            <w:r>
-              <w:rPr>
-                <w:rFonts w:ascii="Times New Roman" w:cs="Times New Roman" w:eastAsia="Times New Roman" w:hAnsi="Times New Roman"/>
-                <w:b w:val="false"/>
-                <w:bCs w:val="false"/>
-                <w:sz w:val="22"/>
+            <w:tcBorders>
+              <w:top w:val="single" w:sz="4" w:color="D9D9D9"/>
+              <w:left w:val="single" w:sz="4" w:color="D9D9D9"/>
+              <w:bottom w:val="single" w:sz="4" w:color="D9D9D9"/>
+              <w:right w:val="single" w:sz="4" w:color="D9D9D9"/>
+            </w:tcBorders>
+          </w:tcPr>
+          <w:p>
+            <w:pPr>
+              <w:spacing w:after="0" w:line="240"/>
+            </w:pPr>
+            <w:r>
+              <w:rPr>
+                <w:rFonts w:ascii="Times New Roman" w:cs="Times New Roman" w:eastAsia="Times New Roman" w:hAnsi="Times New Roman"/>
+                <w:b w:val="false"/>
+                <w:bCs w:val="false"/>
+                <w:color w:val="262F37"/>
+                <w:sz w:val="17"/>
                 <w:szCs w:val="22"/>
               </w:rPr>
               <w:t xml:space="preserve">Номер пункта о порядке и сроке оплаты</w:t>
@@ -1582,17 +1917,24 @@
               <w:bottom w:type="dxa" w:w="80"/>
               <w:right w:type="dxa" w:w="120"/>
             </w:tcMar>
-          </w:tcPr>
-          <w:p>
-            <w:pPr>
-              <w:spacing w:after="0" w:line="240"/>
-            </w:pPr>
-            <w:r>
-              <w:rPr>
-                <w:rFonts w:ascii="Times New Roman" w:cs="Times New Roman" w:eastAsia="Times New Roman" w:hAnsi="Times New Roman"/>
-                <w:b w:val="false"/>
-                <w:bCs w:val="false"/>
-                <w:sz w:val="22"/>
+            <w:tcBorders>
+              <w:top w:val="single" w:sz="4" w:color="D9D9D9"/>
+              <w:left w:val="single" w:sz="4" w:color="D9D9D9"/>
+              <w:bottom w:val="single" w:sz="4" w:color="D9D9D9"/>
+              <w:right w:val="single" w:sz="4" w:color="D9D9D9"/>
+            </w:tcBorders>
+          </w:tcPr>
+          <w:p>
+            <w:pPr>
+              <w:spacing w:after="0" w:line="240"/>
+            </w:pPr>
+            <w:r>
+              <w:rPr>
+                <w:rFonts w:ascii="Times New Roman" w:cs="Times New Roman" w:eastAsia="Times New Roman" w:hAnsi="Times New Roman"/>
+                <w:b w:val="false"/>
+                <w:bCs w:val="false"/>
+                <w:color w:val="262F37"/>
+                <w:sz w:val="17"/>
                 <w:szCs w:val="22"/>
               </w:rPr>
               <w:t xml:space="preserve">текст договора</w:t>
@@ -1610,6 +1952,12 @@
               <w:bottom w:type="dxa" w:w="80"/>
               <w:right w:type="dxa" w:w="120"/>
             </w:tcMar>
+            <w:tcBorders>
+              <w:top w:val="single" w:sz="4" w:color="D9D9D9"/>
+              <w:left w:val="single" w:sz="4" w:color="D9D9D9"/>
+              <w:bottom w:val="single" w:sz="4" w:color="D9D9D9"/>
+              <w:right w:val="single" w:sz="4" w:color="D9D9D9"/>
+            </w:tcBorders>
           </w:tcPr>
           <w:p>
             <w:pPr>
@@ -1622,8 +1970,8 @@
                 <w:bCs/>
                 <w:i w:val="false"/>
                 <w:iCs w:val="false"/>
-                <w:color w:val="000000"/>
-                <w:sz w:val="22"/>
+                <w:color w:val="262F37"/>
+                <w:sz w:val="17"/>
                 <w:szCs w:val="22"/>
               </w:rPr>
               <w:t xml:space="preserve">{{СРОК_ОПЛАТЫ_ПО_ДОГОВОРУ}}</w:t>
@@ -1639,17 +1987,24 @@
               <w:bottom w:type="dxa" w:w="80"/>
               <w:right w:type="dxa" w:w="120"/>
             </w:tcMar>
-          </w:tcPr>
-          <w:p>
-            <w:pPr>
-              <w:spacing w:after="0" w:line="240"/>
-            </w:pPr>
-            <w:r>
-              <w:rPr>
-                <w:rFonts w:ascii="Times New Roman" w:cs="Times New Roman" w:eastAsia="Times New Roman" w:hAnsi="Times New Roman"/>
-                <w:b w:val="false"/>
-                <w:bCs w:val="false"/>
-                <w:sz w:val="22"/>
+            <w:tcBorders>
+              <w:top w:val="single" w:sz="4" w:color="D9D9D9"/>
+              <w:left w:val="single" w:sz="4" w:color="D9D9D9"/>
+              <w:bottom w:val="single" w:sz="4" w:color="D9D9D9"/>
+              <w:right w:val="single" w:sz="4" w:color="D9D9D9"/>
+            </w:tcBorders>
+          </w:tcPr>
+          <w:p>
+            <w:pPr>
+              <w:spacing w:after="0" w:line="240"/>
+            </w:pPr>
+            <w:r>
+              <w:rPr>
+                <w:rFonts w:ascii="Times New Roman" w:cs="Times New Roman" w:eastAsia="Times New Roman" w:hAnsi="Times New Roman"/>
+                <w:b w:val="false"/>
+                <w:bCs w:val="false"/>
+                <w:color w:val="262F37"/>
+                <w:sz w:val="17"/>
                 <w:szCs w:val="22"/>
               </w:rPr>
               <w:t xml:space="preserve">Срок оплаты дословно, как в договоре</w:t>
@@ -1665,17 +2020,24 @@
               <w:bottom w:type="dxa" w:w="80"/>
               <w:right w:type="dxa" w:w="120"/>
             </w:tcMar>
-          </w:tcPr>
-          <w:p>
-            <w:pPr>
-              <w:spacing w:after="0" w:line="240"/>
-            </w:pPr>
-            <w:r>
-              <w:rPr>
-                <w:rFonts w:ascii="Times New Roman" w:cs="Times New Roman" w:eastAsia="Times New Roman" w:hAnsi="Times New Roman"/>
-                <w:b w:val="false"/>
-                <w:bCs w:val="false"/>
-                <w:sz w:val="22"/>
+            <w:tcBorders>
+              <w:top w:val="single" w:sz="4" w:color="D9D9D9"/>
+              <w:left w:val="single" w:sz="4" w:color="D9D9D9"/>
+              <w:bottom w:val="single" w:sz="4" w:color="D9D9D9"/>
+              <w:right w:val="single" w:sz="4" w:color="D9D9D9"/>
+            </w:tcBorders>
+          </w:tcPr>
+          <w:p>
+            <w:pPr>
+              <w:spacing w:after="0" w:line="240"/>
+            </w:pPr>
+            <w:r>
+              <w:rPr>
+                <w:rFonts w:ascii="Times New Roman" w:cs="Times New Roman" w:eastAsia="Times New Roman" w:hAnsi="Times New Roman"/>
+                <w:b w:val="false"/>
+                <w:bCs w:val="false"/>
+                <w:color w:val="262F37"/>
+                <w:sz w:val="17"/>
                 <w:szCs w:val="22"/>
               </w:rPr>
               <w:t xml:space="preserve">текст договора; если срок не установлен — см. раздел «Если договор не устанавливает срок оплаты» в претензии</w:t>
@@ -1693,6 +2055,12 @@
               <w:bottom w:type="dxa" w:w="80"/>
               <w:right w:type="dxa" w:w="120"/>
             </w:tcMar>
+            <w:tcBorders>
+              <w:top w:val="single" w:sz="4" w:color="D9D9D9"/>
+              <w:left w:val="single" w:sz="4" w:color="D9D9D9"/>
+              <w:bottom w:val="single" w:sz="4" w:color="D9D9D9"/>
+              <w:right w:val="single" w:sz="4" w:color="D9D9D9"/>
+            </w:tcBorders>
           </w:tcPr>
           <w:p>
             <w:pPr>
@@ -1705,8 +2073,8 @@
                 <w:bCs/>
                 <w:i w:val="false"/>
                 <w:iCs w:val="false"/>
-                <w:color w:val="000000"/>
-                <w:sz w:val="22"/>
+                <w:color w:val="262F37"/>
+                <w:sz w:val="17"/>
                 <w:szCs w:val="22"/>
               </w:rPr>
               <w:t xml:space="preserve">{{ПУНКТ_ДОГОВОРА_О_НЕУСТОЙКЕ}}</w:t>
@@ -1722,17 +2090,24 @@
               <w:bottom w:type="dxa" w:w="80"/>
               <w:right w:type="dxa" w:w="120"/>
             </w:tcMar>
-          </w:tcPr>
-          <w:p>
-            <w:pPr>
-              <w:spacing w:after="0" w:line="240"/>
-            </w:pPr>
-            <w:r>
-              <w:rPr>
-                <w:rFonts w:ascii="Times New Roman" w:cs="Times New Roman" w:eastAsia="Times New Roman" w:hAnsi="Times New Roman"/>
-                <w:b w:val="false"/>
-                <w:bCs w:val="false"/>
-                <w:sz w:val="22"/>
+            <w:tcBorders>
+              <w:top w:val="single" w:sz="4" w:color="D9D9D9"/>
+              <w:left w:val="single" w:sz="4" w:color="D9D9D9"/>
+              <w:bottom w:val="single" w:sz="4" w:color="D9D9D9"/>
+              <w:right w:val="single" w:sz="4" w:color="D9D9D9"/>
+            </w:tcBorders>
+          </w:tcPr>
+          <w:p>
+            <w:pPr>
+              <w:spacing w:after="0" w:line="240"/>
+            </w:pPr>
+            <w:r>
+              <w:rPr>
+                <w:rFonts w:ascii="Times New Roman" w:cs="Times New Roman" w:eastAsia="Times New Roman" w:hAnsi="Times New Roman"/>
+                <w:b w:val="false"/>
+                <w:bCs w:val="false"/>
+                <w:color w:val="262F37"/>
+                <w:sz w:val="17"/>
                 <w:szCs w:val="22"/>
               </w:rPr>
               <w:t xml:space="preserve">Пункт о неустойке за просрочку оплаты, если он есть</w:t>
@@ -1748,17 +2123,24 @@
               <w:bottom w:type="dxa" w:w="80"/>
               <w:right w:type="dxa" w:w="120"/>
             </w:tcMar>
-          </w:tcPr>
-          <w:p>
-            <w:pPr>
-              <w:spacing w:after="0" w:line="240"/>
-            </w:pPr>
-            <w:r>
-              <w:rPr>
-                <w:rFonts w:ascii="Times New Roman" w:cs="Times New Roman" w:eastAsia="Times New Roman" w:hAnsi="Times New Roman"/>
-                <w:b w:val="false"/>
-                <w:bCs w:val="false"/>
-                <w:sz w:val="22"/>
+            <w:tcBorders>
+              <w:top w:val="single" w:sz="4" w:color="D9D9D9"/>
+              <w:left w:val="single" w:sz="4" w:color="D9D9D9"/>
+              <w:bottom w:val="single" w:sz="4" w:color="D9D9D9"/>
+              <w:right w:val="single" w:sz="4" w:color="D9D9D9"/>
+            </w:tcBorders>
+          </w:tcPr>
+          <w:p>
+            <w:pPr>
+              <w:spacing w:after="0" w:line="240"/>
+            </w:pPr>
+            <w:r>
+              <w:rPr>
+                <w:rFonts w:ascii="Times New Roman" w:cs="Times New Roman" w:eastAsia="Times New Roman" w:hAnsi="Times New Roman"/>
+                <w:b w:val="false"/>
+                <w:bCs w:val="false"/>
+                <w:color w:val="262F37"/>
+                <w:sz w:val="17"/>
                 <w:szCs w:val="22"/>
               </w:rPr>
               <w:t xml:space="preserve">текст договора</w:t>
@@ -1776,6 +2158,12 @@
               <w:bottom w:type="dxa" w:w="80"/>
               <w:right w:type="dxa" w:w="120"/>
             </w:tcMar>
+            <w:tcBorders>
+              <w:top w:val="single" w:sz="4" w:color="D9D9D9"/>
+              <w:left w:val="single" w:sz="4" w:color="D9D9D9"/>
+              <w:bottom w:val="single" w:sz="4" w:color="D9D9D9"/>
+              <w:right w:val="single" w:sz="4" w:color="D9D9D9"/>
+            </w:tcBorders>
           </w:tcPr>
           <w:p>
             <w:pPr>
@@ -1788,8 +2176,8 @@
                 <w:bCs/>
                 <w:i w:val="false"/>
                 <w:iCs w:val="false"/>
-                <w:color w:val="000000"/>
-                <w:sz w:val="22"/>
+                <w:color w:val="262F37"/>
+                <w:sz w:val="17"/>
                 <w:szCs w:val="22"/>
               </w:rPr>
               <w:t xml:space="preserve">{{ПУНКТ_ДОГОВОРА_О_ПРЕТЕНЗИОННОМ_ПОРЯДКЕ}}</w:t>
@@ -1805,17 +2193,24 @@
               <w:bottom w:type="dxa" w:w="80"/>
               <w:right w:type="dxa" w:w="120"/>
             </w:tcMar>
-          </w:tcPr>
-          <w:p>
-            <w:pPr>
-              <w:spacing w:after="0" w:line="240"/>
-            </w:pPr>
-            <w:r>
-              <w:rPr>
-                <w:rFonts w:ascii="Times New Roman" w:cs="Times New Roman" w:eastAsia="Times New Roman" w:hAnsi="Times New Roman"/>
-                <w:b w:val="false"/>
-                <w:bCs w:val="false"/>
-                <w:sz w:val="22"/>
+            <w:tcBorders>
+              <w:top w:val="single" w:sz="4" w:color="D9D9D9"/>
+              <w:left w:val="single" w:sz="4" w:color="D9D9D9"/>
+              <w:bottom w:val="single" w:sz="4" w:color="D9D9D9"/>
+              <w:right w:val="single" w:sz="4" w:color="D9D9D9"/>
+            </w:tcBorders>
+          </w:tcPr>
+          <w:p>
+            <w:pPr>
+              <w:spacing w:after="0" w:line="240"/>
+            </w:pPr>
+            <w:r>
+              <w:rPr>
+                <w:rFonts w:ascii="Times New Roman" w:cs="Times New Roman" w:eastAsia="Times New Roman" w:hAnsi="Times New Roman"/>
+                <w:b w:val="false"/>
+                <w:bCs w:val="false"/>
+                <w:color w:val="262F37"/>
+                <w:sz w:val="17"/>
                 <w:szCs w:val="22"/>
               </w:rPr>
               <w:t xml:space="preserve">Пункт о досудебном порядке и сроке ответа на претензию</w:t>
@@ -1831,17 +2226,24 @@
               <w:bottom w:type="dxa" w:w="80"/>
               <w:right w:type="dxa" w:w="120"/>
             </w:tcMar>
-          </w:tcPr>
-          <w:p>
-            <w:pPr>
-              <w:spacing w:after="0" w:line="240"/>
-            </w:pPr>
-            <w:r>
-              <w:rPr>
-                <w:rFonts w:ascii="Times New Roman" w:cs="Times New Roman" w:eastAsia="Times New Roman" w:hAnsi="Times New Roman"/>
-                <w:b w:val="false"/>
-                <w:bCs w:val="false"/>
-                <w:sz w:val="22"/>
+            <w:tcBorders>
+              <w:top w:val="single" w:sz="4" w:color="D9D9D9"/>
+              <w:left w:val="single" w:sz="4" w:color="D9D9D9"/>
+              <w:bottom w:val="single" w:sz="4" w:color="D9D9D9"/>
+              <w:right w:val="single" w:sz="4" w:color="D9D9D9"/>
+            </w:tcBorders>
+          </w:tcPr>
+          <w:p>
+            <w:pPr>
+              <w:spacing w:after="0" w:line="240"/>
+            </w:pPr>
+            <w:r>
+              <w:rPr>
+                <w:rFonts w:ascii="Times New Roman" w:cs="Times New Roman" w:eastAsia="Times New Roman" w:hAnsi="Times New Roman"/>
+                <w:b w:val="false"/>
+                <w:bCs w:val="false"/>
+                <w:color w:val="262F37"/>
+                <w:sz w:val="17"/>
                 <w:szCs w:val="22"/>
               </w:rPr>
               <w:t xml:space="preserve">текст договора</w:t>
@@ -1859,6 +2261,12 @@
               <w:bottom w:type="dxa" w:w="80"/>
               <w:right w:type="dxa" w:w="120"/>
             </w:tcMar>
+            <w:tcBorders>
+              <w:top w:val="single" w:sz="4" w:color="D9D9D9"/>
+              <w:left w:val="single" w:sz="4" w:color="D9D9D9"/>
+              <w:bottom w:val="single" w:sz="4" w:color="D9D9D9"/>
+              <w:right w:val="single" w:sz="4" w:color="D9D9D9"/>
+            </w:tcBorders>
           </w:tcPr>
           <w:p>
             <w:pPr>
@@ -1871,8 +2279,8 @@
                 <w:bCs/>
                 <w:i w:val="false"/>
                 <w:iCs w:val="false"/>
-                <w:color w:val="000000"/>
-                <w:sz w:val="22"/>
+                <w:color w:val="262F37"/>
+                <w:sz w:val="17"/>
                 <w:szCs w:val="22"/>
               </w:rPr>
               <w:t xml:space="preserve">{{ПУНКТ_ДОГОВОРА_О_ПОДСУДНОСТИ}}</w:t>
@@ -1888,17 +2296,24 @@
               <w:bottom w:type="dxa" w:w="80"/>
               <w:right w:type="dxa" w:w="120"/>
             </w:tcMar>
-          </w:tcPr>
-          <w:p>
-            <w:pPr>
-              <w:spacing w:after="0" w:line="240"/>
-            </w:pPr>
-            <w:r>
-              <w:rPr>
-                <w:rFonts w:ascii="Times New Roman" w:cs="Times New Roman" w:eastAsia="Times New Roman" w:hAnsi="Times New Roman"/>
-                <w:b w:val="false"/>
-                <w:bCs w:val="false"/>
-                <w:sz w:val="22"/>
+            <w:tcBorders>
+              <w:top w:val="single" w:sz="4" w:color="D9D9D9"/>
+              <w:left w:val="single" w:sz="4" w:color="D9D9D9"/>
+              <w:bottom w:val="single" w:sz="4" w:color="D9D9D9"/>
+              <w:right w:val="single" w:sz="4" w:color="D9D9D9"/>
+            </w:tcBorders>
+          </w:tcPr>
+          <w:p>
+            <w:pPr>
+              <w:spacing w:after="0" w:line="240"/>
+            </w:pPr>
+            <w:r>
+              <w:rPr>
+                <w:rFonts w:ascii="Times New Roman" w:cs="Times New Roman" w:eastAsia="Times New Roman" w:hAnsi="Times New Roman"/>
+                <w:b w:val="false"/>
+                <w:bCs w:val="false"/>
+                <w:color w:val="262F37"/>
+                <w:sz w:val="17"/>
                 <w:szCs w:val="22"/>
               </w:rPr>
               <w:t xml:space="preserve">Пункт о договорной подсудности, если он есть</w:t>
@@ -1914,17 +2329,24 @@
               <w:bottom w:type="dxa" w:w="80"/>
               <w:right w:type="dxa" w:w="120"/>
             </w:tcMar>
-          </w:tcPr>
-          <w:p>
-            <w:pPr>
-              <w:spacing w:after="0" w:line="240"/>
-            </w:pPr>
-            <w:r>
-              <w:rPr>
-                <w:rFonts w:ascii="Times New Roman" w:cs="Times New Roman" w:eastAsia="Times New Roman" w:hAnsi="Times New Roman"/>
-                <w:b w:val="false"/>
-                <w:bCs w:val="false"/>
-                <w:sz w:val="22"/>
+            <w:tcBorders>
+              <w:top w:val="single" w:sz="4" w:color="D9D9D9"/>
+              <w:left w:val="single" w:sz="4" w:color="D9D9D9"/>
+              <w:bottom w:val="single" w:sz="4" w:color="D9D9D9"/>
+              <w:right w:val="single" w:sz="4" w:color="D9D9D9"/>
+            </w:tcBorders>
+          </w:tcPr>
+          <w:p>
+            <w:pPr>
+              <w:spacing w:after="0" w:line="240"/>
+            </w:pPr>
+            <w:r>
+              <w:rPr>
+                <w:rFonts w:ascii="Times New Roman" w:cs="Times New Roman" w:eastAsia="Times New Roman" w:hAnsi="Times New Roman"/>
+                <w:b w:val="false"/>
+                <w:bCs w:val="false"/>
+                <w:color w:val="262F37"/>
+                <w:sz w:val="17"/>
                 <w:szCs w:val="22"/>
               </w:rPr>
               <w:t xml:space="preserve">текст договора</w:t>
@@ -1937,14 +2359,15 @@
       <w:pPr>
         <w:pStyle w:val="Heading2"/>
         <w:keepNext/>
-        <w:spacing w:after="120" w:before="260"/>
+        <w:spacing w:after="80" w:before="160"/>
       </w:pPr>
       <w:r>
         <w:rPr>
           <w:rFonts w:ascii="Times New Roman" w:cs="Times New Roman" w:eastAsia="Times New Roman" w:hAnsi="Times New Roman"/>
           <w:b/>
           <w:bCs/>
-          <w:sz w:val="26"/>
+          <w:color w:val="8E6F32"/>
+          <w:sz w:val="24"/>
           <w:szCs w:val="26"/>
         </w:rPr>
         <w:t xml:space="preserve">Акты и долг</w:t>
@@ -1974,24 +2397,31 @@
         <w:tc>
           <w:tcPr>
             <w:tcW w:type="dxa" w:w="2900"/>
-            <w:shd w:fill="EDEDED" w:val="clear"/>
-            <w:tcMar>
-              <w:top w:type="dxa" w:w="80"/>
-              <w:left w:type="dxa" w:w="120"/>
-              <w:bottom w:type="dxa" w:w="80"/>
-              <w:right w:type="dxa" w:w="120"/>
-            </w:tcMar>
-          </w:tcPr>
-          <w:p>
-            <w:pPr>
-              <w:spacing w:after="0" w:line="240"/>
-            </w:pPr>
-            <w:r>
-              <w:rPr>
-                <w:rFonts w:ascii="Times New Roman" w:cs="Times New Roman" w:eastAsia="Times New Roman" w:hAnsi="Times New Roman"/>
-                <w:b/>
-                <w:bCs/>
-                <w:sz w:val="22"/>
+            <w:shd w:fill="F2EFE9" w:val="clear"/>
+            <w:tcMar>
+              <w:top w:type="dxa" w:w="80"/>
+              <w:left w:type="dxa" w:w="120"/>
+              <w:bottom w:type="dxa" w:w="80"/>
+              <w:right w:type="dxa" w:w="120"/>
+            </w:tcMar>
+            <w:tcBorders>
+              <w:top w:val="single" w:sz="4" w:color="D9D9D9"/>
+              <w:left w:val="single" w:sz="4" w:color="D9D9D9"/>
+              <w:bottom w:val="single" w:sz="4" w:color="D9D9D9"/>
+              <w:right w:val="single" w:sz="4" w:color="D9D9D9"/>
+            </w:tcBorders>
+          </w:tcPr>
+          <w:p>
+            <w:pPr>
+              <w:spacing w:after="0" w:line="240"/>
+            </w:pPr>
+            <w:r>
+              <w:rPr>
+                <w:rFonts w:ascii="Times New Roman" w:cs="Times New Roman" w:eastAsia="Times New Roman" w:hAnsi="Times New Roman"/>
+                <w:b/>
+                <w:bCs/>
+                <w:color w:val="262F37"/>
+                <w:sz w:val="17"/>
                 <w:szCs w:val="22"/>
               </w:rPr>
               <w:t xml:space="preserve">Поле</w:t>
@@ -2001,24 +2431,31 @@
         <w:tc>
           <w:tcPr>
             <w:tcW w:type="dxa" w:w="3400"/>
-            <w:shd w:fill="EDEDED" w:val="clear"/>
-            <w:tcMar>
-              <w:top w:type="dxa" w:w="80"/>
-              <w:left w:type="dxa" w:w="120"/>
-              <w:bottom w:type="dxa" w:w="80"/>
-              <w:right w:type="dxa" w:w="120"/>
-            </w:tcMar>
-          </w:tcPr>
-          <w:p>
-            <w:pPr>
-              <w:spacing w:after="0" w:line="240"/>
-            </w:pPr>
-            <w:r>
-              <w:rPr>
-                <w:rFonts w:ascii="Times New Roman" w:cs="Times New Roman" w:eastAsia="Times New Roman" w:hAnsi="Times New Roman"/>
-                <w:b/>
-                <w:bCs/>
-                <w:sz w:val="22"/>
+            <w:shd w:fill="F2EFE9" w:val="clear"/>
+            <w:tcMar>
+              <w:top w:type="dxa" w:w="80"/>
+              <w:left w:type="dxa" w:w="120"/>
+              <w:bottom w:type="dxa" w:w="80"/>
+              <w:right w:type="dxa" w:w="120"/>
+            </w:tcMar>
+            <w:tcBorders>
+              <w:top w:val="single" w:sz="4" w:color="D9D9D9"/>
+              <w:left w:val="single" w:sz="4" w:color="D9D9D9"/>
+              <w:bottom w:val="single" w:sz="4" w:color="D9D9D9"/>
+              <w:right w:val="single" w:sz="4" w:color="D9D9D9"/>
+            </w:tcBorders>
+          </w:tcPr>
+          <w:p>
+            <w:pPr>
+              <w:spacing w:after="0" w:line="240"/>
+            </w:pPr>
+            <w:r>
+              <w:rPr>
+                <w:rFonts w:ascii="Times New Roman" w:cs="Times New Roman" w:eastAsia="Times New Roman" w:hAnsi="Times New Roman"/>
+                <w:b/>
+                <w:bCs/>
+                <w:color w:val="262F37"/>
+                <w:sz w:val="17"/>
                 <w:szCs w:val="22"/>
               </w:rPr>
               <w:t xml:space="preserve">Что подставить</w:t>
@@ -2028,24 +2465,31 @@
         <w:tc>
           <w:tcPr>
             <w:tcW w:type="dxa" w:w="2760"/>
-            <w:shd w:fill="EDEDED" w:val="clear"/>
-            <w:tcMar>
-              <w:top w:type="dxa" w:w="80"/>
-              <w:left w:type="dxa" w:w="120"/>
-              <w:bottom w:type="dxa" w:w="80"/>
-              <w:right w:type="dxa" w:w="120"/>
-            </w:tcMar>
-          </w:tcPr>
-          <w:p>
-            <w:pPr>
-              <w:spacing w:after="0" w:line="240"/>
-            </w:pPr>
-            <w:r>
-              <w:rPr>
-                <w:rFonts w:ascii="Times New Roman" w:cs="Times New Roman" w:eastAsia="Times New Roman" w:hAnsi="Times New Roman"/>
-                <w:b/>
-                <w:bCs/>
-                <w:sz w:val="22"/>
+            <w:shd w:fill="F2EFE9" w:val="clear"/>
+            <w:tcMar>
+              <w:top w:type="dxa" w:w="80"/>
+              <w:left w:type="dxa" w:w="120"/>
+              <w:bottom w:type="dxa" w:w="80"/>
+              <w:right w:type="dxa" w:w="120"/>
+            </w:tcMar>
+            <w:tcBorders>
+              <w:top w:val="single" w:sz="4" w:color="D9D9D9"/>
+              <w:left w:val="single" w:sz="4" w:color="D9D9D9"/>
+              <w:bottom w:val="single" w:sz="4" w:color="D9D9D9"/>
+              <w:right w:val="single" w:sz="4" w:color="D9D9D9"/>
+            </w:tcBorders>
+          </w:tcPr>
+          <w:p>
+            <w:pPr>
+              <w:spacing w:after="0" w:line="240"/>
+            </w:pPr>
+            <w:r>
+              <w:rPr>
+                <w:rFonts w:ascii="Times New Roman" w:cs="Times New Roman" w:eastAsia="Times New Roman" w:hAnsi="Times New Roman"/>
+                <w:b/>
+                <w:bCs/>
+                <w:color w:val="262F37"/>
+                <w:sz w:val="17"/>
                 <w:szCs w:val="22"/>
               </w:rPr>
               <w:t xml:space="preserve">Откуда брать</w:t>
@@ -2063,6 +2507,12 @@
               <w:bottom w:type="dxa" w:w="80"/>
               <w:right w:type="dxa" w:w="120"/>
             </w:tcMar>
+            <w:tcBorders>
+              <w:top w:val="single" w:sz="4" w:color="D9D9D9"/>
+              <w:left w:val="single" w:sz="4" w:color="D9D9D9"/>
+              <w:bottom w:val="single" w:sz="4" w:color="D9D9D9"/>
+              <w:right w:val="single" w:sz="4" w:color="D9D9D9"/>
+            </w:tcBorders>
           </w:tcPr>
           <w:p>
             <w:pPr>
@@ -2075,8 +2525,8 @@
                 <w:bCs/>
                 <w:i w:val="false"/>
                 <w:iCs w:val="false"/>
-                <w:color w:val="000000"/>
-                <w:sz w:val="22"/>
+                <w:color w:val="262F37"/>
+                <w:sz w:val="17"/>
                 <w:szCs w:val="22"/>
               </w:rPr>
               <w:t xml:space="preserve">{{НОМЕР_КС2}}</w:t>
@@ -2086,7 +2536,8 @@
                 <w:rFonts w:ascii="Times New Roman" w:cs="Times New Roman" w:eastAsia="Times New Roman" w:hAnsi="Times New Roman"/>
                 <w:b w:val="false"/>
                 <w:bCs w:val="false"/>
-                <w:sz w:val="22"/>
+                <w:color w:val="262F37"/>
+                <w:sz w:val="17"/>
                 <w:szCs w:val="22"/>
               </w:rPr>
               <w:t xml:space="preserve">, </w:t>
@@ -2098,8 +2549,8 @@
                 <w:bCs/>
                 <w:i w:val="false"/>
                 <w:iCs w:val="false"/>
-                <w:color w:val="000000"/>
-                <w:sz w:val="22"/>
+                <w:color w:val="262F37"/>
+                <w:sz w:val="17"/>
                 <w:szCs w:val="22"/>
               </w:rPr>
               <w:t xml:space="preserve">{{ДАТА_КС2}}</w:t>
@@ -2115,17 +2566,24 @@
               <w:bottom w:type="dxa" w:w="80"/>
               <w:right w:type="dxa" w:w="120"/>
             </w:tcMar>
-          </w:tcPr>
-          <w:p>
-            <w:pPr>
-              <w:spacing w:after="0" w:line="240"/>
-            </w:pPr>
-            <w:r>
-              <w:rPr>
-                <w:rFonts w:ascii="Times New Roman" w:cs="Times New Roman" w:eastAsia="Times New Roman" w:hAnsi="Times New Roman"/>
-                <w:b w:val="false"/>
-                <w:bCs w:val="false"/>
-                <w:sz w:val="22"/>
+            <w:tcBorders>
+              <w:top w:val="single" w:sz="4" w:color="D9D9D9"/>
+              <w:left w:val="single" w:sz="4" w:color="D9D9D9"/>
+              <w:bottom w:val="single" w:sz="4" w:color="D9D9D9"/>
+              <w:right w:val="single" w:sz="4" w:color="D9D9D9"/>
+            </w:tcBorders>
+          </w:tcPr>
+          <w:p>
+            <w:pPr>
+              <w:spacing w:after="0" w:line="240"/>
+            </w:pPr>
+            <w:r>
+              <w:rPr>
+                <w:rFonts w:ascii="Times New Roman" w:cs="Times New Roman" w:eastAsia="Times New Roman" w:hAnsi="Times New Roman"/>
+                <w:b w:val="false"/>
+                <w:bCs w:val="false"/>
+                <w:color w:val="262F37"/>
+                <w:sz w:val="17"/>
                 <w:szCs w:val="22"/>
               </w:rPr>
               <w:t xml:space="preserve">Реквизиты акта о приёмке выполненных работ</w:t>
@@ -2141,17 +2599,24 @@
               <w:bottom w:type="dxa" w:w="80"/>
               <w:right w:type="dxa" w:w="120"/>
             </w:tcMar>
-          </w:tcPr>
-          <w:p>
-            <w:pPr>
-              <w:spacing w:after="0" w:line="240"/>
-            </w:pPr>
-            <w:r>
-              <w:rPr>
-                <w:rFonts w:ascii="Times New Roman" w:cs="Times New Roman" w:eastAsia="Times New Roman" w:hAnsi="Times New Roman"/>
-                <w:b w:val="false"/>
-                <w:bCs w:val="false"/>
-                <w:sz w:val="22"/>
+            <w:tcBorders>
+              <w:top w:val="single" w:sz="4" w:color="D9D9D9"/>
+              <w:left w:val="single" w:sz="4" w:color="D9D9D9"/>
+              <w:bottom w:val="single" w:sz="4" w:color="D9D9D9"/>
+              <w:right w:val="single" w:sz="4" w:color="D9D9D9"/>
+            </w:tcBorders>
+          </w:tcPr>
+          <w:p>
+            <w:pPr>
+              <w:spacing w:after="0" w:line="240"/>
+            </w:pPr>
+            <w:r>
+              <w:rPr>
+                <w:rFonts w:ascii="Times New Roman" w:cs="Times New Roman" w:eastAsia="Times New Roman" w:hAnsi="Times New Roman"/>
+                <w:b w:val="false"/>
+                <w:bCs w:val="false"/>
+                <w:color w:val="262F37"/>
+                <w:sz w:val="17"/>
                 <w:szCs w:val="22"/>
               </w:rPr>
               <w:t xml:space="preserve">подписанный акт</w:t>
@@ -2169,6 +2634,12 @@
               <w:bottom w:type="dxa" w:w="80"/>
               <w:right w:type="dxa" w:w="120"/>
             </w:tcMar>
+            <w:tcBorders>
+              <w:top w:val="single" w:sz="4" w:color="D9D9D9"/>
+              <w:left w:val="single" w:sz="4" w:color="D9D9D9"/>
+              <w:bottom w:val="single" w:sz="4" w:color="D9D9D9"/>
+              <w:right w:val="single" w:sz="4" w:color="D9D9D9"/>
+            </w:tcBorders>
           </w:tcPr>
           <w:p>
             <w:pPr>
@@ -2181,8 +2652,8 @@
                 <w:bCs/>
                 <w:i w:val="false"/>
                 <w:iCs w:val="false"/>
-                <w:color w:val="000000"/>
-                <w:sz w:val="22"/>
+                <w:color w:val="262F37"/>
+                <w:sz w:val="17"/>
                 <w:szCs w:val="22"/>
               </w:rPr>
               <w:t xml:space="preserve">{{НОМЕР_КС3}}</w:t>
@@ -2192,7 +2663,8 @@
                 <w:rFonts w:ascii="Times New Roman" w:cs="Times New Roman" w:eastAsia="Times New Roman" w:hAnsi="Times New Roman"/>
                 <w:b w:val="false"/>
                 <w:bCs w:val="false"/>
-                <w:sz w:val="22"/>
+                <w:color w:val="262F37"/>
+                <w:sz w:val="17"/>
                 <w:szCs w:val="22"/>
               </w:rPr>
               <w:t xml:space="preserve">, </w:t>
@@ -2204,8 +2676,8 @@
                 <w:bCs/>
                 <w:i w:val="false"/>
                 <w:iCs w:val="false"/>
-                <w:color w:val="000000"/>
-                <w:sz w:val="22"/>
+                <w:color w:val="262F37"/>
+                <w:sz w:val="17"/>
                 <w:szCs w:val="22"/>
               </w:rPr>
               <w:t xml:space="preserve">{{ДАТА_КС3}}</w:t>
@@ -2221,17 +2693,24 @@
               <w:bottom w:type="dxa" w:w="80"/>
               <w:right w:type="dxa" w:w="120"/>
             </w:tcMar>
-          </w:tcPr>
-          <w:p>
-            <w:pPr>
-              <w:spacing w:after="0" w:line="240"/>
-            </w:pPr>
-            <w:r>
-              <w:rPr>
-                <w:rFonts w:ascii="Times New Roman" w:cs="Times New Roman" w:eastAsia="Times New Roman" w:hAnsi="Times New Roman"/>
-                <w:b w:val="false"/>
-                <w:bCs w:val="false"/>
-                <w:sz w:val="22"/>
+            <w:tcBorders>
+              <w:top w:val="single" w:sz="4" w:color="D9D9D9"/>
+              <w:left w:val="single" w:sz="4" w:color="D9D9D9"/>
+              <w:bottom w:val="single" w:sz="4" w:color="D9D9D9"/>
+              <w:right w:val="single" w:sz="4" w:color="D9D9D9"/>
+            </w:tcBorders>
+          </w:tcPr>
+          <w:p>
+            <w:pPr>
+              <w:spacing w:after="0" w:line="240"/>
+            </w:pPr>
+            <w:r>
+              <w:rPr>
+                <w:rFonts w:ascii="Times New Roman" w:cs="Times New Roman" w:eastAsia="Times New Roman" w:hAnsi="Times New Roman"/>
+                <w:b w:val="false"/>
+                <w:bCs w:val="false"/>
+                <w:color w:val="262F37"/>
+                <w:sz w:val="17"/>
                 <w:szCs w:val="22"/>
               </w:rPr>
               <w:t xml:space="preserve">Реквизиты справки о стоимости работ</w:t>
@@ -2247,17 +2726,24 @@
               <w:bottom w:type="dxa" w:w="80"/>
               <w:right w:type="dxa" w:w="120"/>
             </w:tcMar>
-          </w:tcPr>
-          <w:p>
-            <w:pPr>
-              <w:spacing w:after="0" w:line="240"/>
-            </w:pPr>
-            <w:r>
-              <w:rPr>
-                <w:rFonts w:ascii="Times New Roman" w:cs="Times New Roman" w:eastAsia="Times New Roman" w:hAnsi="Times New Roman"/>
-                <w:b w:val="false"/>
-                <w:bCs w:val="false"/>
-                <w:sz w:val="22"/>
+            <w:tcBorders>
+              <w:top w:val="single" w:sz="4" w:color="D9D9D9"/>
+              <w:left w:val="single" w:sz="4" w:color="D9D9D9"/>
+              <w:bottom w:val="single" w:sz="4" w:color="D9D9D9"/>
+              <w:right w:val="single" w:sz="4" w:color="D9D9D9"/>
+            </w:tcBorders>
+          </w:tcPr>
+          <w:p>
+            <w:pPr>
+              <w:spacing w:after="0" w:line="240"/>
+            </w:pPr>
+            <w:r>
+              <w:rPr>
+                <w:rFonts w:ascii="Times New Roman" w:cs="Times New Roman" w:eastAsia="Times New Roman" w:hAnsi="Times New Roman"/>
+                <w:b w:val="false"/>
+                <w:bCs w:val="false"/>
+                <w:color w:val="262F37"/>
+                <w:sz w:val="17"/>
                 <w:szCs w:val="22"/>
               </w:rPr>
               <w:t xml:space="preserve">подписанная справка</w:t>
@@ -2275,6 +2761,12 @@
               <w:bottom w:type="dxa" w:w="80"/>
               <w:right w:type="dxa" w:w="120"/>
             </w:tcMar>
+            <w:tcBorders>
+              <w:top w:val="single" w:sz="4" w:color="D9D9D9"/>
+              <w:left w:val="single" w:sz="4" w:color="D9D9D9"/>
+              <w:bottom w:val="single" w:sz="4" w:color="D9D9D9"/>
+              <w:right w:val="single" w:sz="4" w:color="D9D9D9"/>
+            </w:tcBorders>
           </w:tcPr>
           <w:p>
             <w:pPr>
@@ -2287,8 +2779,8 @@
                 <w:bCs/>
                 <w:i w:val="false"/>
                 <w:iCs w:val="false"/>
-                <w:color w:val="000000"/>
-                <w:sz w:val="22"/>
+                <w:color w:val="262F37"/>
+                <w:sz w:val="17"/>
                 <w:szCs w:val="22"/>
               </w:rPr>
               <w:t xml:space="preserve">{{СУММА_ПО_АКТУ}}</w:t>
@@ -2304,17 +2796,24 @@
               <w:bottom w:type="dxa" w:w="80"/>
               <w:right w:type="dxa" w:w="120"/>
             </w:tcMar>
-          </w:tcPr>
-          <w:p>
-            <w:pPr>
-              <w:spacing w:after="0" w:line="240"/>
-            </w:pPr>
-            <w:r>
-              <w:rPr>
-                <w:rFonts w:ascii="Times New Roman" w:cs="Times New Roman" w:eastAsia="Times New Roman" w:hAnsi="Times New Roman"/>
-                <w:b w:val="false"/>
-                <w:bCs w:val="false"/>
-                <w:sz w:val="22"/>
+            <w:tcBorders>
+              <w:top w:val="single" w:sz="4" w:color="D9D9D9"/>
+              <w:left w:val="single" w:sz="4" w:color="D9D9D9"/>
+              <w:bottom w:val="single" w:sz="4" w:color="D9D9D9"/>
+              <w:right w:val="single" w:sz="4" w:color="D9D9D9"/>
+            </w:tcBorders>
+          </w:tcPr>
+          <w:p>
+            <w:pPr>
+              <w:spacing w:after="0" w:line="240"/>
+            </w:pPr>
+            <w:r>
+              <w:rPr>
+                <w:rFonts w:ascii="Times New Roman" w:cs="Times New Roman" w:eastAsia="Times New Roman" w:hAnsi="Times New Roman"/>
+                <w:b w:val="false"/>
+                <w:bCs w:val="false"/>
+                <w:color w:val="262F37"/>
+                <w:sz w:val="17"/>
                 <w:szCs w:val="22"/>
               </w:rPr>
               <w:t xml:space="preserve">Стоимость работ по акту: цифрами и прописью, с указанием НДС</w:t>
@@ -2330,17 +2829,24 @@
               <w:bottom w:type="dxa" w:w="80"/>
               <w:right w:type="dxa" w:w="120"/>
             </w:tcMar>
-          </w:tcPr>
-          <w:p>
-            <w:pPr>
-              <w:spacing w:after="0" w:line="240"/>
-            </w:pPr>
-            <w:r>
-              <w:rPr>
-                <w:rFonts w:ascii="Times New Roman" w:cs="Times New Roman" w:eastAsia="Times New Roman" w:hAnsi="Times New Roman"/>
-                <w:b w:val="false"/>
-                <w:bCs w:val="false"/>
-                <w:sz w:val="22"/>
+            <w:tcBorders>
+              <w:top w:val="single" w:sz="4" w:color="D9D9D9"/>
+              <w:left w:val="single" w:sz="4" w:color="D9D9D9"/>
+              <w:bottom w:val="single" w:sz="4" w:color="D9D9D9"/>
+              <w:right w:val="single" w:sz="4" w:color="D9D9D9"/>
+            </w:tcBorders>
+          </w:tcPr>
+          <w:p>
+            <w:pPr>
+              <w:spacing w:after="0" w:line="240"/>
+            </w:pPr>
+            <w:r>
+              <w:rPr>
+                <w:rFonts w:ascii="Times New Roman" w:cs="Times New Roman" w:eastAsia="Times New Roman" w:hAnsi="Times New Roman"/>
+                <w:b w:val="false"/>
+                <w:bCs w:val="false"/>
+                <w:color w:val="262F37"/>
+                <w:sz w:val="17"/>
                 <w:szCs w:val="22"/>
               </w:rPr>
               <w:t xml:space="preserve">КС-2 и КС-3</w:t>
@@ -2358,6 +2864,12 @@
               <w:bottom w:type="dxa" w:w="80"/>
               <w:right w:type="dxa" w:w="120"/>
             </w:tcMar>
+            <w:tcBorders>
+              <w:top w:val="single" w:sz="4" w:color="D9D9D9"/>
+              <w:left w:val="single" w:sz="4" w:color="D9D9D9"/>
+              <w:bottom w:val="single" w:sz="4" w:color="D9D9D9"/>
+              <w:right w:val="single" w:sz="4" w:color="D9D9D9"/>
+            </w:tcBorders>
           </w:tcPr>
           <w:p>
             <w:pPr>
@@ -2370,8 +2882,8 @@
                 <w:bCs/>
                 <w:i w:val="false"/>
                 <w:iCs w:val="false"/>
-                <w:color w:val="000000"/>
-                <w:sz w:val="22"/>
+                <w:color w:val="262F37"/>
+                <w:sz w:val="17"/>
                 <w:szCs w:val="22"/>
               </w:rPr>
               <w:t xml:space="preserve">{{СУММА_ДОЛГА}}</w:t>
@@ -2387,17 +2899,24 @@
               <w:bottom w:type="dxa" w:w="80"/>
               <w:right w:type="dxa" w:w="120"/>
             </w:tcMar>
-          </w:tcPr>
-          <w:p>
-            <w:pPr>
-              <w:spacing w:after="0" w:line="240"/>
-            </w:pPr>
-            <w:r>
-              <w:rPr>
-                <w:rFonts w:ascii="Times New Roman" w:cs="Times New Roman" w:eastAsia="Times New Roman" w:hAnsi="Times New Roman"/>
-                <w:b w:val="false"/>
-                <w:bCs w:val="false"/>
-                <w:sz w:val="22"/>
+            <w:tcBorders>
+              <w:top w:val="single" w:sz="4" w:color="D9D9D9"/>
+              <w:left w:val="single" w:sz="4" w:color="D9D9D9"/>
+              <w:bottom w:val="single" w:sz="4" w:color="D9D9D9"/>
+              <w:right w:val="single" w:sz="4" w:color="D9D9D9"/>
+            </w:tcBorders>
+          </w:tcPr>
+          <w:p>
+            <w:pPr>
+              <w:spacing w:after="0" w:line="240"/>
+            </w:pPr>
+            <w:r>
+              <w:rPr>
+                <w:rFonts w:ascii="Times New Roman" w:cs="Times New Roman" w:eastAsia="Times New Roman" w:hAnsi="Times New Roman"/>
+                <w:b w:val="false"/>
+                <w:bCs w:val="false"/>
+                <w:color w:val="262F37"/>
+                <w:sz w:val="17"/>
                 <w:szCs w:val="22"/>
               </w:rPr>
               <w:t xml:space="preserve">Неоплаченный остаток за вычетом авансов и частичных оплат</w:t>
@@ -2413,17 +2932,24 @@
               <w:bottom w:type="dxa" w:w="80"/>
               <w:right w:type="dxa" w:w="120"/>
             </w:tcMar>
-          </w:tcPr>
-          <w:p>
-            <w:pPr>
-              <w:spacing w:after="0" w:line="240"/>
-            </w:pPr>
-            <w:r>
-              <w:rPr>
-                <w:rFonts w:ascii="Times New Roman" w:cs="Times New Roman" w:eastAsia="Times New Roman" w:hAnsi="Times New Roman"/>
-                <w:b w:val="false"/>
-                <w:bCs w:val="false"/>
-                <w:sz w:val="22"/>
+            <w:tcBorders>
+              <w:top w:val="single" w:sz="4" w:color="D9D9D9"/>
+              <w:left w:val="single" w:sz="4" w:color="D9D9D9"/>
+              <w:bottom w:val="single" w:sz="4" w:color="D9D9D9"/>
+              <w:right w:val="single" w:sz="4" w:color="D9D9D9"/>
+            </w:tcBorders>
+          </w:tcPr>
+          <w:p>
+            <w:pPr>
+              <w:spacing w:after="0" w:line="240"/>
+            </w:pPr>
+            <w:r>
+              <w:rPr>
+                <w:rFonts w:ascii="Times New Roman" w:cs="Times New Roman" w:eastAsia="Times New Roman" w:hAnsi="Times New Roman"/>
+                <w:b w:val="false"/>
+                <w:bCs w:val="false"/>
+                <w:color w:val="262F37"/>
+                <w:sz w:val="17"/>
                 <w:szCs w:val="22"/>
               </w:rPr>
               <w:t xml:space="preserve">акты сверки, банковские выписки</w:t>
@@ -2441,6 +2967,12 @@
               <w:bottom w:type="dxa" w:w="80"/>
               <w:right w:type="dxa" w:w="120"/>
             </w:tcMar>
+            <w:tcBorders>
+              <w:top w:val="single" w:sz="4" w:color="D9D9D9"/>
+              <w:left w:val="single" w:sz="4" w:color="D9D9D9"/>
+              <w:bottom w:val="single" w:sz="4" w:color="D9D9D9"/>
+              <w:right w:val="single" w:sz="4" w:color="D9D9D9"/>
+            </w:tcBorders>
           </w:tcPr>
           <w:p>
             <w:pPr>
@@ -2453,8 +2985,8 @@
                 <w:bCs/>
                 <w:i w:val="false"/>
                 <w:iCs w:val="false"/>
-                <w:color w:val="000000"/>
-                <w:sz w:val="22"/>
+                <w:color w:val="262F37"/>
+                <w:sz w:val="17"/>
                 <w:szCs w:val="22"/>
               </w:rPr>
               <w:t xml:space="preserve">{{ДАТА_НАЧАЛА_ПРОСРОЧКИ}}</w:t>
@@ -2470,17 +3002,24 @@
               <w:bottom w:type="dxa" w:w="80"/>
               <w:right w:type="dxa" w:w="120"/>
             </w:tcMar>
-          </w:tcPr>
-          <w:p>
-            <w:pPr>
-              <w:spacing w:after="0" w:line="240"/>
-            </w:pPr>
-            <w:r>
-              <w:rPr>
-                <w:rFonts w:ascii="Times New Roman" w:cs="Times New Roman" w:eastAsia="Times New Roman" w:hAnsi="Times New Roman"/>
-                <w:b w:val="false"/>
-                <w:bCs w:val="false"/>
-                <w:sz w:val="22"/>
+            <w:tcBorders>
+              <w:top w:val="single" w:sz="4" w:color="D9D9D9"/>
+              <w:left w:val="single" w:sz="4" w:color="D9D9D9"/>
+              <w:bottom w:val="single" w:sz="4" w:color="D9D9D9"/>
+              <w:right w:val="single" w:sz="4" w:color="D9D9D9"/>
+            </w:tcBorders>
+          </w:tcPr>
+          <w:p>
+            <w:pPr>
+              <w:spacing w:after="0" w:line="240"/>
+            </w:pPr>
+            <w:r>
+              <w:rPr>
+                <w:rFonts w:ascii="Times New Roman" w:cs="Times New Roman" w:eastAsia="Times New Roman" w:hAnsi="Times New Roman"/>
+                <w:b w:val="false"/>
+                <w:bCs w:val="false"/>
+                <w:color w:val="262F37"/>
+                <w:sz w:val="17"/>
                 <w:szCs w:val="22"/>
               </w:rPr>
               <w:t xml:space="preserve">Первый день просрочки: день, следующий за последним днём срока оплаты</w:t>
@@ -2496,17 +3035,24 @@
               <w:bottom w:type="dxa" w:w="80"/>
               <w:right w:type="dxa" w:w="120"/>
             </w:tcMar>
-          </w:tcPr>
-          <w:p>
-            <w:pPr>
-              <w:spacing w:after="0" w:line="240"/>
-            </w:pPr>
-            <w:r>
-              <w:rPr>
-                <w:rFonts w:ascii="Times New Roman" w:cs="Times New Roman" w:eastAsia="Times New Roman" w:hAnsi="Times New Roman"/>
-                <w:b w:val="false"/>
-                <w:bCs w:val="false"/>
-                <w:sz w:val="22"/>
+            <w:tcBorders>
+              <w:top w:val="single" w:sz="4" w:color="D9D9D9"/>
+              <w:left w:val="single" w:sz="4" w:color="D9D9D9"/>
+              <w:bottom w:val="single" w:sz="4" w:color="D9D9D9"/>
+              <w:right w:val="single" w:sz="4" w:color="D9D9D9"/>
+            </w:tcBorders>
+          </w:tcPr>
+          <w:p>
+            <w:pPr>
+              <w:spacing w:after="0" w:line="240"/>
+            </w:pPr>
+            <w:r>
+              <w:rPr>
+                <w:rFonts w:ascii="Times New Roman" w:cs="Times New Roman" w:eastAsia="Times New Roman" w:hAnsi="Times New Roman"/>
+                <w:b w:val="false"/>
+                <w:bCs w:val="false"/>
+                <w:color w:val="262F37"/>
+                <w:sz w:val="17"/>
                 <w:szCs w:val="22"/>
               </w:rPr>
               <w:t xml:space="preserve">по договору, а не по формуле: (1) найдите, от какого события договор считает срок оплаты — подписание акта заказчиком, подписание КС-3, получение счёта, передача исполнительной документации; дата, проставленная в КС-2, и дата её подписания заказчиком — разные даты; (2) отсчитайте срок от этого события, не считая самого дня события: течение срока начинается на следующий день после наступления события (ст. 191 ГК РФ); (3) если последний день срока нерабочий, окончанием считается ближайший следующий рабочий день (ст. 193 ГК РФ); (4) первый день просрочки — следующий за днём окончания срока. Ошибка здесь меняет сумму процентов, цену иска и пошлину</w:t>
@@ -2524,6 +3070,12 @@
               <w:bottom w:type="dxa" w:w="80"/>
               <w:right w:type="dxa" w:w="120"/>
             </w:tcMar>
+            <w:tcBorders>
+              <w:top w:val="single" w:sz="4" w:color="D9D9D9"/>
+              <w:left w:val="single" w:sz="4" w:color="D9D9D9"/>
+              <w:bottom w:val="single" w:sz="4" w:color="D9D9D9"/>
+              <w:right w:val="single" w:sz="4" w:color="D9D9D9"/>
+            </w:tcBorders>
           </w:tcPr>
           <w:p>
             <w:pPr>
@@ -2536,8 +3088,8 @@
                 <w:bCs/>
                 <w:i w:val="false"/>
                 <w:iCs w:val="false"/>
-                <w:color w:val="000000"/>
-                <w:sz w:val="22"/>
+                <w:color w:val="262F37"/>
+                <w:sz w:val="17"/>
                 <w:szCs w:val="22"/>
               </w:rPr>
               <w:t xml:space="preserve">{{ЧИСЛО_ДНЕЙ_ПРОСРОЧКИ}}</w:t>
@@ -2553,17 +3105,24 @@
               <w:bottom w:type="dxa" w:w="80"/>
               <w:right w:type="dxa" w:w="120"/>
             </w:tcMar>
-          </w:tcPr>
-          <w:p>
-            <w:pPr>
-              <w:spacing w:after="0" w:line="240"/>
-            </w:pPr>
-            <w:r>
-              <w:rPr>
-                <w:rFonts w:ascii="Times New Roman" w:cs="Times New Roman" w:eastAsia="Times New Roman" w:hAnsi="Times New Roman"/>
-                <w:b w:val="false"/>
-                <w:bCs w:val="false"/>
-                <w:sz w:val="22"/>
+            <w:tcBorders>
+              <w:top w:val="single" w:sz="4" w:color="D9D9D9"/>
+              <w:left w:val="single" w:sz="4" w:color="D9D9D9"/>
+              <w:bottom w:val="single" w:sz="4" w:color="D9D9D9"/>
+              <w:right w:val="single" w:sz="4" w:color="D9D9D9"/>
+            </w:tcBorders>
+          </w:tcPr>
+          <w:p>
+            <w:pPr>
+              <w:spacing w:after="0" w:line="240"/>
+            </w:pPr>
+            <w:r>
+              <w:rPr>
+                <w:rFonts w:ascii="Times New Roman" w:cs="Times New Roman" w:eastAsia="Times New Roman" w:hAnsi="Times New Roman"/>
+                <w:b w:val="false"/>
+                <w:bCs w:val="false"/>
+                <w:color w:val="262F37"/>
+                <w:sz w:val="17"/>
                 <w:szCs w:val="22"/>
               </w:rPr>
               <w:t xml:space="preserve">Дней просрочки на дату документа</w:t>
@@ -2579,17 +3138,24 @@
               <w:bottom w:type="dxa" w:w="80"/>
               <w:right w:type="dxa" w:w="120"/>
             </w:tcMar>
-          </w:tcPr>
-          <w:p>
-            <w:pPr>
-              <w:spacing w:after="0" w:line="240"/>
-            </w:pPr>
-            <w:r>
-              <w:rPr>
-                <w:rFonts w:ascii="Times New Roman" w:cs="Times New Roman" w:eastAsia="Times New Roman" w:hAnsi="Times New Roman"/>
-                <w:b w:val="false"/>
-                <w:bCs w:val="false"/>
-                <w:sz w:val="22"/>
+            <w:tcBorders>
+              <w:top w:val="single" w:sz="4" w:color="D9D9D9"/>
+              <w:left w:val="single" w:sz="4" w:color="D9D9D9"/>
+              <w:bottom w:val="single" w:sz="4" w:color="D9D9D9"/>
+              <w:right w:val="single" w:sz="4" w:color="D9D9D9"/>
+            </w:tcBorders>
+          </w:tcPr>
+          <w:p>
+            <w:pPr>
+              <w:spacing w:after="0" w:line="240"/>
+            </w:pPr>
+            <w:r>
+              <w:rPr>
+                <w:rFonts w:ascii="Times New Roman" w:cs="Times New Roman" w:eastAsia="Times New Roman" w:hAnsi="Times New Roman"/>
+                <w:b w:val="false"/>
+                <w:bCs w:val="false"/>
+                <w:color w:val="262F37"/>
+                <w:sz w:val="17"/>
                 <w:szCs w:val="22"/>
               </w:rPr>
               <w:t xml:space="preserve">файл расчёта процентов</w:t>
@@ -2599,7 +3165,15 @@
       </w:tr>
     </w:tbl>
     <w:p>
+      <w:pPr>
+        <w:spacing w:after="60"/>
+      </w:pPr>
       <w:r>
+        <w:rPr>
+          <w:rFonts w:ascii="Times New Roman" w:hAnsi="Times New Roman"/>
+          <w:color w:val="262F37"/>
+          <w:sz w:val="21"/>
+        </w:rPr>
         <w:br w:type="page"/>
       </w:r>
     </w:p>
@@ -2607,14 +3181,15 @@
       <w:pPr>
         <w:pStyle w:val="Heading2"/>
         <w:keepNext/>
-        <w:spacing w:after="120" w:before="260"/>
+        <w:spacing w:after="80" w:before="160"/>
       </w:pPr>
       <w:r>
         <w:rPr>
           <w:rFonts w:ascii="Times New Roman" w:cs="Times New Roman" w:eastAsia="Times New Roman" w:hAnsi="Times New Roman"/>
           <w:b/>
           <w:bCs/>
-          <w:sz w:val="26"/>
+          <w:color w:val="8E6F32"/>
+          <w:sz w:val="24"/>
           <w:szCs w:val="26"/>
         </w:rPr>
         <w:t xml:space="preserve">Проценты и суд</w:t>
@@ -2644,24 +3219,31 @@
         <w:tc>
           <w:tcPr>
             <w:tcW w:type="dxa" w:w="2900"/>
-            <w:shd w:fill="EDEDED" w:val="clear"/>
-            <w:tcMar>
-              <w:top w:type="dxa" w:w="80"/>
-              <w:left w:type="dxa" w:w="120"/>
-              <w:bottom w:type="dxa" w:w="80"/>
-              <w:right w:type="dxa" w:w="120"/>
-            </w:tcMar>
-          </w:tcPr>
-          <w:p>
-            <w:pPr>
-              <w:spacing w:after="0" w:line="240"/>
-            </w:pPr>
-            <w:r>
-              <w:rPr>
-                <w:rFonts w:ascii="Times New Roman" w:cs="Times New Roman" w:eastAsia="Times New Roman" w:hAnsi="Times New Roman"/>
-                <w:b/>
-                <w:bCs/>
-                <w:sz w:val="22"/>
+            <w:shd w:fill="F2EFE9" w:val="clear"/>
+            <w:tcMar>
+              <w:top w:type="dxa" w:w="80"/>
+              <w:left w:type="dxa" w:w="120"/>
+              <w:bottom w:type="dxa" w:w="80"/>
+              <w:right w:type="dxa" w:w="120"/>
+            </w:tcMar>
+            <w:tcBorders>
+              <w:top w:val="single" w:sz="4" w:color="D9D9D9"/>
+              <w:left w:val="single" w:sz="4" w:color="D9D9D9"/>
+              <w:bottom w:val="single" w:sz="4" w:color="D9D9D9"/>
+              <w:right w:val="single" w:sz="4" w:color="D9D9D9"/>
+            </w:tcBorders>
+          </w:tcPr>
+          <w:p>
+            <w:pPr>
+              <w:spacing w:after="0" w:line="240"/>
+            </w:pPr>
+            <w:r>
+              <w:rPr>
+                <w:rFonts w:ascii="Times New Roman" w:cs="Times New Roman" w:eastAsia="Times New Roman" w:hAnsi="Times New Roman"/>
+                <w:b/>
+                <w:bCs/>
+                <w:color w:val="262F37"/>
+                <w:sz w:val="17"/>
                 <w:szCs w:val="22"/>
               </w:rPr>
               <w:t xml:space="preserve">Поле</w:t>
@@ -2671,24 +3253,31 @@
         <w:tc>
           <w:tcPr>
             <w:tcW w:type="dxa" w:w="3400"/>
-            <w:shd w:fill="EDEDED" w:val="clear"/>
-            <w:tcMar>
-              <w:top w:type="dxa" w:w="80"/>
-              <w:left w:type="dxa" w:w="120"/>
-              <w:bottom w:type="dxa" w:w="80"/>
-              <w:right w:type="dxa" w:w="120"/>
-            </w:tcMar>
-          </w:tcPr>
-          <w:p>
-            <w:pPr>
-              <w:spacing w:after="0" w:line="240"/>
-            </w:pPr>
-            <w:r>
-              <w:rPr>
-                <w:rFonts w:ascii="Times New Roman" w:cs="Times New Roman" w:eastAsia="Times New Roman" w:hAnsi="Times New Roman"/>
-                <w:b/>
-                <w:bCs/>
-                <w:sz w:val="22"/>
+            <w:shd w:fill="F2EFE9" w:val="clear"/>
+            <w:tcMar>
+              <w:top w:type="dxa" w:w="80"/>
+              <w:left w:type="dxa" w:w="120"/>
+              <w:bottom w:type="dxa" w:w="80"/>
+              <w:right w:type="dxa" w:w="120"/>
+            </w:tcMar>
+            <w:tcBorders>
+              <w:top w:val="single" w:sz="4" w:color="D9D9D9"/>
+              <w:left w:val="single" w:sz="4" w:color="D9D9D9"/>
+              <w:bottom w:val="single" w:sz="4" w:color="D9D9D9"/>
+              <w:right w:val="single" w:sz="4" w:color="D9D9D9"/>
+            </w:tcBorders>
+          </w:tcPr>
+          <w:p>
+            <w:pPr>
+              <w:spacing w:after="0" w:line="240"/>
+            </w:pPr>
+            <w:r>
+              <w:rPr>
+                <w:rFonts w:ascii="Times New Roman" w:cs="Times New Roman" w:eastAsia="Times New Roman" w:hAnsi="Times New Roman"/>
+                <w:b/>
+                <w:bCs/>
+                <w:color w:val="262F37"/>
+                <w:sz w:val="17"/>
                 <w:szCs w:val="22"/>
               </w:rPr>
               <w:t xml:space="preserve">Что подставить</w:t>
@@ -2698,24 +3287,31 @@
         <w:tc>
           <w:tcPr>
             <w:tcW w:type="dxa" w:w="2760"/>
-            <w:shd w:fill="EDEDED" w:val="clear"/>
-            <w:tcMar>
-              <w:top w:type="dxa" w:w="80"/>
-              <w:left w:type="dxa" w:w="120"/>
-              <w:bottom w:type="dxa" w:w="80"/>
-              <w:right w:type="dxa" w:w="120"/>
-            </w:tcMar>
-          </w:tcPr>
-          <w:p>
-            <w:pPr>
-              <w:spacing w:after="0" w:line="240"/>
-            </w:pPr>
-            <w:r>
-              <w:rPr>
-                <w:rFonts w:ascii="Times New Roman" w:cs="Times New Roman" w:eastAsia="Times New Roman" w:hAnsi="Times New Roman"/>
-                <w:b/>
-                <w:bCs/>
-                <w:sz w:val="22"/>
+            <w:shd w:fill="F2EFE9" w:val="clear"/>
+            <w:tcMar>
+              <w:top w:type="dxa" w:w="80"/>
+              <w:left w:type="dxa" w:w="120"/>
+              <w:bottom w:type="dxa" w:w="80"/>
+              <w:right w:type="dxa" w:w="120"/>
+            </w:tcMar>
+            <w:tcBorders>
+              <w:top w:val="single" w:sz="4" w:color="D9D9D9"/>
+              <w:left w:val="single" w:sz="4" w:color="D9D9D9"/>
+              <w:bottom w:val="single" w:sz="4" w:color="D9D9D9"/>
+              <w:right w:val="single" w:sz="4" w:color="D9D9D9"/>
+            </w:tcBorders>
+          </w:tcPr>
+          <w:p>
+            <w:pPr>
+              <w:spacing w:after="0" w:line="240"/>
+            </w:pPr>
+            <w:r>
+              <w:rPr>
+                <w:rFonts w:ascii="Times New Roman" w:cs="Times New Roman" w:eastAsia="Times New Roman" w:hAnsi="Times New Roman"/>
+                <w:b/>
+                <w:bCs/>
+                <w:color w:val="262F37"/>
+                <w:sz w:val="17"/>
                 <w:szCs w:val="22"/>
               </w:rPr>
               <w:t xml:space="preserve">Откуда брать</w:t>
@@ -2733,6 +3329,12 @@
               <w:bottom w:type="dxa" w:w="80"/>
               <w:right w:type="dxa" w:w="120"/>
             </w:tcMar>
+            <w:tcBorders>
+              <w:top w:val="single" w:sz="4" w:color="D9D9D9"/>
+              <w:left w:val="single" w:sz="4" w:color="D9D9D9"/>
+              <w:bottom w:val="single" w:sz="4" w:color="D9D9D9"/>
+              <w:right w:val="single" w:sz="4" w:color="D9D9D9"/>
+            </w:tcBorders>
           </w:tcPr>
           <w:p>
             <w:pPr>
@@ -2745,8 +3347,8 @@
                 <w:bCs/>
                 <w:i w:val="false"/>
                 <w:iCs w:val="false"/>
-                <w:color w:val="000000"/>
-                <w:sz w:val="22"/>
+                <w:color w:val="262F37"/>
+                <w:sz w:val="17"/>
                 <w:szCs w:val="22"/>
               </w:rPr>
               <w:t xml:space="preserve">{{КЛЮЧЕВАЯ_СТАВКА_ЦБ}}</w:t>
@@ -2762,17 +3364,24 @@
               <w:bottom w:type="dxa" w:w="80"/>
               <w:right w:type="dxa" w:w="120"/>
             </w:tcMar>
-          </w:tcPr>
-          <w:p>
-            <w:pPr>
-              <w:spacing w:after="0" w:line="240"/>
-            </w:pPr>
-            <w:r>
-              <w:rPr>
-                <w:rFonts w:ascii="Times New Roman" w:cs="Times New Roman" w:eastAsia="Times New Roman" w:hAnsi="Times New Roman"/>
-                <w:b w:val="false"/>
-                <w:bCs w:val="false"/>
-                <w:sz w:val="22"/>
+            <w:tcBorders>
+              <w:top w:val="single" w:sz="4" w:color="D9D9D9"/>
+              <w:left w:val="single" w:sz="4" w:color="D9D9D9"/>
+              <w:bottom w:val="single" w:sz="4" w:color="D9D9D9"/>
+              <w:right w:val="single" w:sz="4" w:color="D9D9D9"/>
+            </w:tcBorders>
+          </w:tcPr>
+          <w:p>
+            <w:pPr>
+              <w:spacing w:after="0" w:line="240"/>
+            </w:pPr>
+            <w:r>
+              <w:rPr>
+                <w:rFonts w:ascii="Times New Roman" w:cs="Times New Roman" w:eastAsia="Times New Roman" w:hAnsi="Times New Roman"/>
+                <w:b w:val="false"/>
+                <w:bCs w:val="false"/>
+                <w:color w:val="262F37"/>
+                <w:sz w:val="17"/>
                 <w:szCs w:val="22"/>
               </w:rPr>
               <w:t xml:space="preserve">Ключевая ставка Банка России, действовавшая в соответствующие периоды просрочки: если ставка менялась, просрочка разбивается на периоды и к каждому применяется своя ставка (п. 1 ст. 395 ГК РФ)</w:t>
@@ -2788,17 +3397,24 @@
               <w:bottom w:type="dxa" w:w="80"/>
               <w:right w:type="dxa" w:w="120"/>
             </w:tcMar>
-          </w:tcPr>
-          <w:p>
-            <w:pPr>
-              <w:spacing w:after="0" w:line="240"/>
-            </w:pPr>
-            <w:r>
-              <w:rPr>
-                <w:rFonts w:ascii="Times New Roman" w:cs="Times New Roman" w:eastAsia="Times New Roman" w:hAnsi="Times New Roman"/>
-                <w:b w:val="false"/>
-                <w:bCs w:val="false"/>
-                <w:sz w:val="22"/>
+            <w:tcBorders>
+              <w:top w:val="single" w:sz="4" w:color="D9D9D9"/>
+              <w:left w:val="single" w:sz="4" w:color="D9D9D9"/>
+              <w:bottom w:val="single" w:sz="4" w:color="D9D9D9"/>
+              <w:right w:val="single" w:sz="4" w:color="D9D9D9"/>
+            </w:tcBorders>
+          </w:tcPr>
+          <w:p>
+            <w:pPr>
+              <w:spacing w:after="0" w:line="240"/>
+            </w:pPr>
+            <w:r>
+              <w:rPr>
+                <w:rFonts w:ascii="Times New Roman" w:cs="Times New Roman" w:eastAsia="Times New Roman" w:hAnsi="Times New Roman"/>
+                <w:b w:val="false"/>
+                <w:bCs w:val="false"/>
+                <w:color w:val="262F37"/>
+                <w:sz w:val="17"/>
                 <w:szCs w:val="22"/>
               </w:rPr>
               <w:t xml:space="preserve">сайт Банка России cbr.ru, раздел «Ключевая ставка»; внесите значение для каждого периода просрочки на дату расчёта</w:t>
@@ -2816,6 +3432,12 @@
               <w:bottom w:type="dxa" w:w="80"/>
               <w:right w:type="dxa" w:w="120"/>
             </w:tcMar>
+            <w:tcBorders>
+              <w:top w:val="single" w:sz="4" w:color="D9D9D9"/>
+              <w:left w:val="single" w:sz="4" w:color="D9D9D9"/>
+              <w:bottom w:val="single" w:sz="4" w:color="D9D9D9"/>
+              <w:right w:val="single" w:sz="4" w:color="D9D9D9"/>
+            </w:tcBorders>
           </w:tcPr>
           <w:p>
             <w:pPr>
@@ -2828,8 +3450,8 @@
                 <w:bCs/>
                 <w:i w:val="false"/>
                 <w:iCs w:val="false"/>
-                <w:color w:val="000000"/>
-                <w:sz w:val="22"/>
+                <w:color w:val="262F37"/>
+                <w:sz w:val="17"/>
                 <w:szCs w:val="22"/>
               </w:rPr>
               <w:t xml:space="preserve">{{СУММА_ПРОЦЕНТОВ}}</w:t>
@@ -2845,17 +3467,24 @@
               <w:bottom w:type="dxa" w:w="80"/>
               <w:right w:type="dxa" w:w="120"/>
             </w:tcMar>
-          </w:tcPr>
-          <w:p>
-            <w:pPr>
-              <w:spacing w:after="0" w:line="240"/>
-            </w:pPr>
-            <w:r>
-              <w:rPr>
-                <w:rFonts w:ascii="Times New Roman" w:cs="Times New Roman" w:eastAsia="Times New Roman" w:hAnsi="Times New Roman"/>
-                <w:b w:val="false"/>
-                <w:bCs w:val="false"/>
-                <w:sz w:val="22"/>
+            <w:tcBorders>
+              <w:top w:val="single" w:sz="4" w:color="D9D9D9"/>
+              <w:left w:val="single" w:sz="4" w:color="D9D9D9"/>
+              <w:bottom w:val="single" w:sz="4" w:color="D9D9D9"/>
+              <w:right w:val="single" w:sz="4" w:color="D9D9D9"/>
+            </w:tcBorders>
+          </w:tcPr>
+          <w:p>
+            <w:pPr>
+              <w:spacing w:after="0" w:line="240"/>
+            </w:pPr>
+            <w:r>
+              <w:rPr>
+                <w:rFonts w:ascii="Times New Roman" w:cs="Times New Roman" w:eastAsia="Times New Roman" w:hAnsi="Times New Roman"/>
+                <w:b w:val="false"/>
+                <w:bCs w:val="false"/>
+                <w:color w:val="262F37"/>
+                <w:sz w:val="17"/>
                 <w:szCs w:val="22"/>
               </w:rPr>
               <w:t xml:space="preserve">Проценты по ст. 395 ГК РФ на дату документа</w:t>
@@ -2871,17 +3500,24 @@
               <w:bottom w:type="dxa" w:w="80"/>
               <w:right w:type="dxa" w:w="120"/>
             </w:tcMar>
-          </w:tcPr>
-          <w:p>
-            <w:pPr>
-              <w:spacing w:after="0" w:line="240"/>
-            </w:pPr>
-            <w:r>
-              <w:rPr>
-                <w:rFonts w:ascii="Times New Roman" w:cs="Times New Roman" w:eastAsia="Times New Roman" w:hAnsi="Times New Roman"/>
-                <w:b w:val="false"/>
-                <w:bCs w:val="false"/>
-                <w:sz w:val="22"/>
+            <w:tcBorders>
+              <w:top w:val="single" w:sz="4" w:color="D9D9D9"/>
+              <w:left w:val="single" w:sz="4" w:color="D9D9D9"/>
+              <w:bottom w:val="single" w:sz="4" w:color="D9D9D9"/>
+              <w:right w:val="single" w:sz="4" w:color="D9D9D9"/>
+            </w:tcBorders>
+          </w:tcPr>
+          <w:p>
+            <w:pPr>
+              <w:spacing w:after="0" w:line="240"/>
+            </w:pPr>
+            <w:r>
+              <w:rPr>
+                <w:rFonts w:ascii="Times New Roman" w:cs="Times New Roman" w:eastAsia="Times New Roman" w:hAnsi="Times New Roman"/>
+                <w:b w:val="false"/>
+                <w:bCs w:val="false"/>
+                <w:color w:val="262F37"/>
+                <w:sz w:val="17"/>
                 <w:szCs w:val="22"/>
               </w:rPr>
               <w:t xml:space="preserve">файл расчёта процентов</w:t>
@@ -2899,6 +3535,12 @@
               <w:bottom w:type="dxa" w:w="80"/>
               <w:right w:type="dxa" w:w="120"/>
             </w:tcMar>
+            <w:tcBorders>
+              <w:top w:val="single" w:sz="4" w:color="D9D9D9"/>
+              <w:left w:val="single" w:sz="4" w:color="D9D9D9"/>
+              <w:bottom w:val="single" w:sz="4" w:color="D9D9D9"/>
+              <w:right w:val="single" w:sz="4" w:color="D9D9D9"/>
+            </w:tcBorders>
           </w:tcPr>
           <w:p>
             <w:pPr>
@@ -2911,8 +3553,8 @@
                 <w:bCs/>
                 <w:i w:val="false"/>
                 <w:iCs w:val="false"/>
-                <w:color w:val="000000"/>
-                <w:sz w:val="22"/>
+                <w:color w:val="262F37"/>
+                <w:sz w:val="17"/>
                 <w:szCs w:val="22"/>
               </w:rPr>
               <w:t xml:space="preserve">{{СРОК_ОТВЕТА_НА_ПРЕТЕНЗИЮ}}</w:t>
@@ -2928,17 +3570,24 @@
               <w:bottom w:type="dxa" w:w="80"/>
               <w:right w:type="dxa" w:w="120"/>
             </w:tcMar>
-          </w:tcPr>
-          <w:p>
-            <w:pPr>
-              <w:spacing w:after="0" w:line="240"/>
-            </w:pPr>
-            <w:r>
-              <w:rPr>
-                <w:rFonts w:ascii="Times New Roman" w:cs="Times New Roman" w:eastAsia="Times New Roman" w:hAnsi="Times New Roman"/>
-                <w:b w:val="false"/>
-                <w:bCs w:val="false"/>
-                <w:sz w:val="22"/>
+            <w:tcBorders>
+              <w:top w:val="single" w:sz="4" w:color="D9D9D9"/>
+              <w:left w:val="single" w:sz="4" w:color="D9D9D9"/>
+              <w:bottom w:val="single" w:sz="4" w:color="D9D9D9"/>
+              <w:right w:val="single" w:sz="4" w:color="D9D9D9"/>
+            </w:tcBorders>
+          </w:tcPr>
+          <w:p>
+            <w:pPr>
+              <w:spacing w:after="0" w:line="240"/>
+            </w:pPr>
+            <w:r>
+              <w:rPr>
+                <w:rFonts w:ascii="Times New Roman" w:cs="Times New Roman" w:eastAsia="Times New Roman" w:hAnsi="Times New Roman"/>
+                <w:b w:val="false"/>
+                <w:bCs w:val="false"/>
+                <w:color w:val="262F37"/>
+                <w:sz w:val="17"/>
                 <w:szCs w:val="22"/>
               </w:rPr>
               <w:t xml:space="preserve">Срок из пункта договора о претензионном порядке; если договор молчит — срок назначаете вы сами. Ч. 5 ст. 4 АПК РФ задаёт срок ожидания до подачи иска. По общему правилу ожидание исчисляется со дня направления претензии; иной срок и порядок проверяются по закону или договору. Отдельно зафиксируйте срок ответа и срок ожидания</w:t>
@@ -2954,17 +3603,24 @@
               <w:bottom w:type="dxa" w:w="80"/>
               <w:right w:type="dxa" w:w="120"/>
             </w:tcMar>
-          </w:tcPr>
-          <w:p>
-            <w:pPr>
-              <w:spacing w:after="0" w:line="240"/>
-            </w:pPr>
-            <w:r>
-              <w:rPr>
-                <w:rFonts w:ascii="Times New Roman" w:cs="Times New Roman" w:eastAsia="Times New Roman" w:hAnsi="Times New Roman"/>
-                <w:b w:val="false"/>
-                <w:bCs w:val="false"/>
-                <w:sz w:val="22"/>
+            <w:tcBorders>
+              <w:top w:val="single" w:sz="4" w:color="D9D9D9"/>
+              <w:left w:val="single" w:sz="4" w:color="D9D9D9"/>
+              <w:bottom w:val="single" w:sz="4" w:color="D9D9D9"/>
+              <w:right w:val="single" w:sz="4" w:color="D9D9D9"/>
+            </w:tcBorders>
+          </w:tcPr>
+          <w:p>
+            <w:pPr>
+              <w:spacing w:after="0" w:line="240"/>
+            </w:pPr>
+            <w:r>
+              <w:rPr>
+                <w:rFonts w:ascii="Times New Roman" w:cs="Times New Roman" w:eastAsia="Times New Roman" w:hAnsi="Times New Roman"/>
+                <w:b w:val="false"/>
+                <w:bCs w:val="false"/>
+                <w:color w:val="262F37"/>
+                <w:sz w:val="17"/>
                 <w:szCs w:val="22"/>
               </w:rPr>
               <w:t xml:space="preserve">договор. По закону или договору проверьте основание, длительность, порядок исчисления, начало и окончание ожидания до подачи иска; подавайте иск после его истечения</w:t>
@@ -2982,6 +3638,12 @@
               <w:bottom w:type="dxa" w:w="80"/>
               <w:right w:type="dxa" w:w="120"/>
             </w:tcMar>
+            <w:tcBorders>
+              <w:top w:val="single" w:sz="4" w:color="D9D9D9"/>
+              <w:left w:val="single" w:sz="4" w:color="D9D9D9"/>
+              <w:bottom w:val="single" w:sz="4" w:color="D9D9D9"/>
+              <w:right w:val="single" w:sz="4" w:color="D9D9D9"/>
+            </w:tcBorders>
           </w:tcPr>
           <w:p>
             <w:pPr>
@@ -2994,8 +3656,8 @@
                 <w:bCs/>
                 <w:i w:val="false"/>
                 <w:iCs w:val="false"/>
-                <w:color w:val="000000"/>
-                <w:sz w:val="22"/>
+                <w:color w:val="262F37"/>
+                <w:sz w:val="17"/>
                 <w:szCs w:val="22"/>
               </w:rPr>
               <w:t xml:space="preserve">{{СРОК_ИСПОЛНЕНИЯ_ТРЕБОВАНИЯ}}</w:t>
@@ -3011,17 +3673,24 @@
               <w:bottom w:type="dxa" w:w="80"/>
               <w:right w:type="dxa" w:w="120"/>
             </w:tcMar>
-          </w:tcPr>
-          <w:p>
-            <w:pPr>
-              <w:spacing w:after="0" w:line="240"/>
-            </w:pPr>
-            <w:r>
-              <w:rPr>
-                <w:rFonts w:ascii="Times New Roman" w:cs="Times New Roman" w:eastAsia="Times New Roman" w:hAnsi="Times New Roman"/>
-                <w:b w:val="false"/>
-                <w:bCs w:val="false"/>
-                <w:sz w:val="22"/>
+            <w:tcBorders>
+              <w:top w:val="single" w:sz="4" w:color="D9D9D9"/>
+              <w:left w:val="single" w:sz="4" w:color="D9D9D9"/>
+              <w:bottom w:val="single" w:sz="4" w:color="D9D9D9"/>
+              <w:right w:val="single" w:sz="4" w:color="D9D9D9"/>
+            </w:tcBorders>
+          </w:tcPr>
+          <w:p>
+            <w:pPr>
+              <w:spacing w:after="0" w:line="240"/>
+            </w:pPr>
+            <w:r>
+              <w:rPr>
+                <w:rFonts w:ascii="Times New Roman" w:cs="Times New Roman" w:eastAsia="Times New Roman" w:hAnsi="Times New Roman"/>
+                <w:b w:val="false"/>
+                <w:bCs w:val="false"/>
+                <w:color w:val="262F37"/>
+                <w:sz w:val="17"/>
                 <w:szCs w:val="22"/>
               </w:rPr>
               <w:t xml:space="preserve">Дата, до которой вы требуете и ответа, и оплаты в первом письме. Один срок на оба требования — так он и написан в тексте письма</w:t>
@@ -3037,17 +3706,24 @@
               <w:bottom w:type="dxa" w:w="80"/>
               <w:right w:type="dxa" w:w="120"/>
             </w:tcMar>
-          </w:tcPr>
-          <w:p>
-            <w:pPr>
-              <w:spacing w:after="0" w:line="240"/>
-            </w:pPr>
-            <w:r>
-              <w:rPr>
-                <w:rFonts w:ascii="Times New Roman" w:cs="Times New Roman" w:eastAsia="Times New Roman" w:hAnsi="Times New Roman"/>
-                <w:b w:val="false"/>
-                <w:bCs w:val="false"/>
-                <w:sz w:val="22"/>
+            <w:tcBorders>
+              <w:top w:val="single" w:sz="4" w:color="D9D9D9"/>
+              <w:left w:val="single" w:sz="4" w:color="D9D9D9"/>
+              <w:bottom w:val="single" w:sz="4" w:color="D9D9D9"/>
+              <w:right w:val="single" w:sz="4" w:color="D9D9D9"/>
+            </w:tcBorders>
+          </w:tcPr>
+          <w:p>
+            <w:pPr>
+              <w:spacing w:after="0" w:line="240"/>
+            </w:pPr>
+            <w:r>
+              <w:rPr>
+                <w:rFonts w:ascii="Times New Roman" w:cs="Times New Roman" w:eastAsia="Times New Roman" w:hAnsi="Times New Roman"/>
+                <w:b w:val="false"/>
+                <w:bCs w:val="false"/>
+                <w:color w:val="262F37"/>
+                <w:sz w:val="17"/>
                 <w:szCs w:val="22"/>
               </w:rPr>
               <w:t xml:space="preserve">ваше решение; законом не регулируется. Срок ожидания перед иском он не сокращает</w:t>
@@ -3065,6 +3741,12 @@
               <w:bottom w:type="dxa" w:w="80"/>
               <w:right w:type="dxa" w:w="120"/>
             </w:tcMar>
+            <w:tcBorders>
+              <w:top w:val="single" w:sz="4" w:color="D9D9D9"/>
+              <w:left w:val="single" w:sz="4" w:color="D9D9D9"/>
+              <w:bottom w:val="single" w:sz="4" w:color="D9D9D9"/>
+              <w:right w:val="single" w:sz="4" w:color="D9D9D9"/>
+            </w:tcBorders>
           </w:tcPr>
           <w:p>
             <w:pPr>
@@ -3077,8 +3759,8 @@
                 <w:bCs/>
                 <w:i w:val="false"/>
                 <w:iCs w:val="false"/>
-                <w:color w:val="000000"/>
-                <w:sz w:val="22"/>
+                <w:color w:val="262F37"/>
+                <w:sz w:val="17"/>
                 <w:szCs w:val="22"/>
               </w:rPr>
               <w:t xml:space="preserve">{{НАИМЕНОВАНИЕ_АРБИТРАЖНОГО_СУДА}}</w:t>
@@ -3094,17 +3776,24 @@
               <w:bottom w:type="dxa" w:w="80"/>
               <w:right w:type="dxa" w:w="120"/>
             </w:tcMar>
-          </w:tcPr>
-          <w:p>
-            <w:pPr>
-              <w:spacing w:after="0" w:line="240"/>
-            </w:pPr>
-            <w:r>
-              <w:rPr>
-                <w:rFonts w:ascii="Times New Roman" w:cs="Times New Roman" w:eastAsia="Times New Roman" w:hAnsi="Times New Roman"/>
-                <w:b w:val="false"/>
-                <w:bCs w:val="false"/>
-                <w:sz w:val="22"/>
+            <w:tcBorders>
+              <w:top w:val="single" w:sz="4" w:color="D9D9D9"/>
+              <w:left w:val="single" w:sz="4" w:color="D9D9D9"/>
+              <w:bottom w:val="single" w:sz="4" w:color="D9D9D9"/>
+              <w:right w:val="single" w:sz="4" w:color="D9D9D9"/>
+            </w:tcBorders>
+          </w:tcPr>
+          <w:p>
+            <w:pPr>
+              <w:spacing w:after="0" w:line="240"/>
+            </w:pPr>
+            <w:r>
+              <w:rPr>
+                <w:rFonts w:ascii="Times New Roman" w:cs="Times New Roman" w:eastAsia="Times New Roman" w:hAnsi="Times New Roman"/>
+                <w:b w:val="false"/>
+                <w:bCs w:val="false"/>
+                <w:color w:val="262F37"/>
+                <w:sz w:val="17"/>
                 <w:szCs w:val="22"/>
               </w:rPr>
               <w:t xml:space="preserve">Арбитражный суд по подсудности</w:t>
@@ -3120,17 +3809,24 @@
               <w:bottom w:type="dxa" w:w="80"/>
               <w:right w:type="dxa" w:w="120"/>
             </w:tcMar>
-          </w:tcPr>
-          <w:p>
-            <w:pPr>
-              <w:spacing w:after="0" w:line="240"/>
-            </w:pPr>
-            <w:r>
-              <w:rPr>
-                <w:rFonts w:ascii="Times New Roman" w:cs="Times New Roman" w:eastAsia="Times New Roman" w:hAnsi="Times New Roman"/>
-                <w:b w:val="false"/>
-                <w:bCs w:val="false"/>
-                <w:sz w:val="22"/>
+            <w:tcBorders>
+              <w:top w:val="single" w:sz="4" w:color="D9D9D9"/>
+              <w:left w:val="single" w:sz="4" w:color="D9D9D9"/>
+              <w:bottom w:val="single" w:sz="4" w:color="D9D9D9"/>
+              <w:right w:val="single" w:sz="4" w:color="D9D9D9"/>
+            </w:tcBorders>
+          </w:tcPr>
+          <w:p>
+            <w:pPr>
+              <w:spacing w:after="0" w:line="240"/>
+            </w:pPr>
+            <w:r>
+              <w:rPr>
+                <w:rFonts w:ascii="Times New Roman" w:cs="Times New Roman" w:eastAsia="Times New Roman" w:hAnsi="Times New Roman"/>
+                <w:b w:val="false"/>
+                <w:bCs w:val="false"/>
+                <w:color w:val="262F37"/>
+                <w:sz w:val="17"/>
                 <w:szCs w:val="22"/>
               </w:rPr>
               <w:t xml:space="preserve">договор (ст. 37 АПК РФ) либо суд по адресу ответчика (ст. 35 АПК РФ)</w:t>
@@ -3148,6 +3844,12 @@
               <w:bottom w:type="dxa" w:w="80"/>
               <w:right w:type="dxa" w:w="120"/>
             </w:tcMar>
+            <w:tcBorders>
+              <w:top w:val="single" w:sz="4" w:color="D9D9D9"/>
+              <w:left w:val="single" w:sz="4" w:color="D9D9D9"/>
+              <w:bottom w:val="single" w:sz="4" w:color="D9D9D9"/>
+              <w:right w:val="single" w:sz="4" w:color="D9D9D9"/>
+            </w:tcBorders>
           </w:tcPr>
           <w:p>
             <w:pPr>
@@ -3160,8 +3862,8 @@
                 <w:bCs/>
                 <w:i w:val="false"/>
                 <w:iCs w:val="false"/>
-                <w:color w:val="000000"/>
-                <w:sz w:val="22"/>
+                <w:color w:val="262F37"/>
+                <w:sz w:val="17"/>
                 <w:szCs w:val="22"/>
               </w:rPr>
               <w:t xml:space="preserve">{{ЦЕНА_ИСКА}}</w:t>
@@ -3177,17 +3879,24 @@
               <w:bottom w:type="dxa" w:w="80"/>
               <w:right w:type="dxa" w:w="120"/>
             </w:tcMar>
-          </w:tcPr>
-          <w:p>
-            <w:pPr>
-              <w:spacing w:after="0" w:line="240"/>
-            </w:pPr>
-            <w:r>
-              <w:rPr>
-                <w:rFonts w:ascii="Times New Roman" w:cs="Times New Roman" w:eastAsia="Times New Roman" w:hAnsi="Times New Roman"/>
-                <w:b w:val="false"/>
-                <w:bCs w:val="false"/>
-                <w:sz w:val="22"/>
+            <w:tcBorders>
+              <w:top w:val="single" w:sz="4" w:color="D9D9D9"/>
+              <w:left w:val="single" w:sz="4" w:color="D9D9D9"/>
+              <w:bottom w:val="single" w:sz="4" w:color="D9D9D9"/>
+              <w:right w:val="single" w:sz="4" w:color="D9D9D9"/>
+            </w:tcBorders>
+          </w:tcPr>
+          <w:p>
+            <w:pPr>
+              <w:spacing w:after="0" w:line="240"/>
+            </w:pPr>
+            <w:r>
+              <w:rPr>
+                <w:rFonts w:ascii="Times New Roman" w:cs="Times New Roman" w:eastAsia="Times New Roman" w:hAnsi="Times New Roman"/>
+                <w:b w:val="false"/>
+                <w:bCs w:val="false"/>
+                <w:color w:val="262F37"/>
+                <w:sz w:val="17"/>
                 <w:szCs w:val="22"/>
               </w:rPr>
               <w:t xml:space="preserve">Долг плюс проценты (или неустойка) на дату подачи иска</w:t>
@@ -3203,17 +3912,24 @@
               <w:bottom w:type="dxa" w:w="80"/>
               <w:right w:type="dxa" w:w="120"/>
             </w:tcMar>
-          </w:tcPr>
-          <w:p>
-            <w:pPr>
-              <w:spacing w:after="0" w:line="240"/>
-            </w:pPr>
-            <w:r>
-              <w:rPr>
-                <w:rFonts w:ascii="Times New Roman" w:cs="Times New Roman" w:eastAsia="Times New Roman" w:hAnsi="Times New Roman"/>
-                <w:b w:val="false"/>
-                <w:bCs w:val="false"/>
-                <w:sz w:val="22"/>
+            <w:tcBorders>
+              <w:top w:val="single" w:sz="4" w:color="D9D9D9"/>
+              <w:left w:val="single" w:sz="4" w:color="D9D9D9"/>
+              <w:bottom w:val="single" w:sz="4" w:color="D9D9D9"/>
+              <w:right w:val="single" w:sz="4" w:color="D9D9D9"/>
+            </w:tcBorders>
+          </w:tcPr>
+          <w:p>
+            <w:pPr>
+              <w:spacing w:after="0" w:line="240"/>
+            </w:pPr>
+            <w:r>
+              <w:rPr>
+                <w:rFonts w:ascii="Times New Roman" w:cs="Times New Roman" w:eastAsia="Times New Roman" w:hAnsi="Times New Roman"/>
+                <w:b w:val="false"/>
+                <w:bCs w:val="false"/>
+                <w:color w:val="262F37"/>
+                <w:sz w:val="17"/>
                 <w:szCs w:val="22"/>
               </w:rPr>
               <w:t xml:space="preserve">Расчёт выбранной санкции на дату подачи: для процентов — файл 14, для договорной неустойки — отдельный расчёт по условиям договора; файл 14 не используется</w:t>
@@ -3231,6 +3947,12 @@
               <w:bottom w:type="dxa" w:w="80"/>
               <w:right w:type="dxa" w:w="120"/>
             </w:tcMar>
+            <w:tcBorders>
+              <w:top w:val="single" w:sz="4" w:color="D9D9D9"/>
+              <w:left w:val="single" w:sz="4" w:color="D9D9D9"/>
+              <w:bottom w:val="single" w:sz="4" w:color="D9D9D9"/>
+              <w:right w:val="single" w:sz="4" w:color="D9D9D9"/>
+            </w:tcBorders>
           </w:tcPr>
           <w:p>
             <w:pPr>
@@ -3243,8 +3965,8 @@
                 <w:bCs/>
                 <w:i w:val="false"/>
                 <w:iCs w:val="false"/>
-                <w:color w:val="000000"/>
-                <w:sz w:val="22"/>
+                <w:color w:val="262F37"/>
+                <w:sz w:val="17"/>
                 <w:szCs w:val="22"/>
               </w:rPr>
               <w:t xml:space="preserve">{{РАЗМЕР_ГОСПОШЛИНЫ}}</w:t>
@@ -3260,17 +3982,24 @@
               <w:bottom w:type="dxa" w:w="80"/>
               <w:right w:type="dxa" w:w="120"/>
             </w:tcMar>
-          </w:tcPr>
-          <w:p>
-            <w:pPr>
-              <w:spacing w:after="0" w:line="240"/>
-            </w:pPr>
-            <w:r>
-              <w:rPr>
-                <w:rFonts w:ascii="Times New Roman" w:cs="Times New Roman" w:eastAsia="Times New Roman" w:hAnsi="Times New Roman"/>
-                <w:b w:val="false"/>
-                <w:bCs w:val="false"/>
-                <w:sz w:val="22"/>
+            <w:tcBorders>
+              <w:top w:val="single" w:sz="4" w:color="D9D9D9"/>
+              <w:left w:val="single" w:sz="4" w:color="D9D9D9"/>
+              <w:bottom w:val="single" w:sz="4" w:color="D9D9D9"/>
+              <w:right w:val="single" w:sz="4" w:color="D9D9D9"/>
+            </w:tcBorders>
+          </w:tcPr>
+          <w:p>
+            <w:pPr>
+              <w:spacing w:after="0" w:line="240"/>
+            </w:pPr>
+            <w:r>
+              <w:rPr>
+                <w:rFonts w:ascii="Times New Roman" w:cs="Times New Roman" w:eastAsia="Times New Roman" w:hAnsi="Times New Roman"/>
+                <w:b w:val="false"/>
+                <w:bCs w:val="false"/>
+                <w:color w:val="262F37"/>
+                <w:sz w:val="17"/>
                 <w:szCs w:val="22"/>
               </w:rPr>
               <w:t xml:space="preserve">Госпошлина от цены иска</w:t>
@@ -3286,17 +4015,24 @@
               <w:bottom w:type="dxa" w:w="80"/>
               <w:right w:type="dxa" w:w="120"/>
             </w:tcMar>
-          </w:tcPr>
-          <w:p>
-            <w:pPr>
-              <w:spacing w:after="0" w:line="240"/>
-            </w:pPr>
-            <w:r>
-              <w:rPr>
-                <w:rFonts w:ascii="Times New Roman" w:cs="Times New Roman" w:eastAsia="Times New Roman" w:hAnsi="Times New Roman"/>
-                <w:b w:val="false"/>
-                <w:bCs w:val="false"/>
-                <w:sz w:val="22"/>
+            <w:tcBorders>
+              <w:top w:val="single" w:sz="4" w:color="D9D9D9"/>
+              <w:left w:val="single" w:sz="4" w:color="D9D9D9"/>
+              <w:bottom w:val="single" w:sz="4" w:color="D9D9D9"/>
+              <w:right w:val="single" w:sz="4" w:color="D9D9D9"/>
+            </w:tcBorders>
+          </w:tcPr>
+          <w:p>
+            <w:pPr>
+              <w:spacing w:after="0" w:line="240"/>
+            </w:pPr>
+            <w:r>
+              <w:rPr>
+                <w:rFonts w:ascii="Times New Roman" w:cs="Times New Roman" w:eastAsia="Times New Roman" w:hAnsi="Times New Roman"/>
+                <w:b w:val="false"/>
+                <w:bCs w:val="false"/>
+                <w:color w:val="262F37"/>
+                <w:sz w:val="17"/>
                 <w:szCs w:val="22"/>
               </w:rPr>
               <w:t xml:space="preserve">ст. 333.21 НК РФ; считать калькулятором на сайте арбитражного суда или в «Мой арбитр». По памяти не писать: размеры менялись</w:t>
@@ -3314,6 +4050,12 @@
               <w:bottom w:type="dxa" w:w="80"/>
               <w:right w:type="dxa" w:w="120"/>
             </w:tcMar>
+            <w:tcBorders>
+              <w:top w:val="single" w:sz="4" w:color="D9D9D9"/>
+              <w:left w:val="single" w:sz="4" w:color="D9D9D9"/>
+              <w:bottom w:val="single" w:sz="4" w:color="D9D9D9"/>
+              <w:right w:val="single" w:sz="4" w:color="D9D9D9"/>
+            </w:tcBorders>
           </w:tcPr>
           <w:p>
             <w:pPr>
@@ -3326,8 +4068,8 @@
                 <w:bCs/>
                 <w:i w:val="false"/>
                 <w:iCs w:val="false"/>
-                <w:color w:val="000000"/>
-                <w:sz w:val="22"/>
+                <w:color w:val="262F37"/>
+                <w:sz w:val="17"/>
                 <w:szCs w:val="22"/>
               </w:rPr>
               <w:t xml:space="preserve">{{ИСХОДЯЩИЙ_НОМЕР}}</w:t>
@@ -3337,7 +4079,8 @@
                 <w:rFonts w:ascii="Times New Roman" w:cs="Times New Roman" w:eastAsia="Times New Roman" w:hAnsi="Times New Roman"/>
                 <w:b w:val="false"/>
                 <w:bCs w:val="false"/>
-                <w:sz w:val="22"/>
+                <w:color w:val="262F37"/>
+                <w:sz w:val="17"/>
                 <w:szCs w:val="22"/>
               </w:rPr>
               <w:t xml:space="preserve">, </w:t>
@@ -3349,8 +4092,8 @@
                 <w:bCs/>
                 <w:i w:val="false"/>
                 <w:iCs w:val="false"/>
-                <w:color w:val="000000"/>
-                <w:sz w:val="22"/>
+                <w:color w:val="262F37"/>
+                <w:sz w:val="17"/>
                 <w:szCs w:val="22"/>
               </w:rPr>
               <w:t xml:space="preserve">{{ДАТА_ДОКУМЕНТА}}</w:t>
@@ -3366,17 +4109,24 @@
               <w:bottom w:type="dxa" w:w="80"/>
               <w:right w:type="dxa" w:w="120"/>
             </w:tcMar>
-          </w:tcPr>
-          <w:p>
-            <w:pPr>
-              <w:spacing w:after="0" w:line="240"/>
-            </w:pPr>
-            <w:r>
-              <w:rPr>
-                <w:rFonts w:ascii="Times New Roman" w:cs="Times New Roman" w:eastAsia="Times New Roman" w:hAnsi="Times New Roman"/>
-                <w:b w:val="false"/>
-                <w:bCs w:val="false"/>
-                <w:sz w:val="22"/>
+            <w:tcBorders>
+              <w:top w:val="single" w:sz="4" w:color="D9D9D9"/>
+              <w:left w:val="single" w:sz="4" w:color="D9D9D9"/>
+              <w:bottom w:val="single" w:sz="4" w:color="D9D9D9"/>
+              <w:right w:val="single" w:sz="4" w:color="D9D9D9"/>
+            </w:tcBorders>
+          </w:tcPr>
+          <w:p>
+            <w:pPr>
+              <w:spacing w:after="0" w:line="240"/>
+            </w:pPr>
+            <w:r>
+              <w:rPr>
+                <w:rFonts w:ascii="Times New Roman" w:cs="Times New Roman" w:eastAsia="Times New Roman" w:hAnsi="Times New Roman"/>
+                <w:b w:val="false"/>
+                <w:bCs w:val="false"/>
+                <w:color w:val="262F37"/>
+                <w:sz w:val="17"/>
                 <w:szCs w:val="22"/>
               </w:rPr>
               <w:t xml:space="preserve">Исходящий номер и дата по вашему журналу</w:t>
@@ -3392,17 +4142,24 @@
               <w:bottom w:type="dxa" w:w="80"/>
               <w:right w:type="dxa" w:w="120"/>
             </w:tcMar>
-          </w:tcPr>
-          <w:p>
-            <w:pPr>
-              <w:spacing w:after="0" w:line="240"/>
-            </w:pPr>
-            <w:r>
-              <w:rPr>
-                <w:rFonts w:ascii="Times New Roman" w:cs="Times New Roman" w:eastAsia="Times New Roman" w:hAnsi="Times New Roman"/>
-                <w:b w:val="false"/>
-                <w:bCs w:val="false"/>
-                <w:sz w:val="22"/>
+            <w:tcBorders>
+              <w:top w:val="single" w:sz="4" w:color="D9D9D9"/>
+              <w:left w:val="single" w:sz="4" w:color="D9D9D9"/>
+              <w:bottom w:val="single" w:sz="4" w:color="D9D9D9"/>
+              <w:right w:val="single" w:sz="4" w:color="D9D9D9"/>
+            </w:tcBorders>
+          </w:tcPr>
+          <w:p>
+            <w:pPr>
+              <w:spacing w:after="0" w:line="240"/>
+            </w:pPr>
+            <w:r>
+              <w:rPr>
+                <w:rFonts w:ascii="Times New Roman" w:cs="Times New Roman" w:eastAsia="Times New Roman" w:hAnsi="Times New Roman"/>
+                <w:b w:val="false"/>
+                <w:bCs w:val="false"/>
+                <w:color w:val="262F37"/>
+                <w:sz w:val="17"/>
                 <w:szCs w:val="22"/>
               </w:rPr>
               <w:t xml:space="preserve">делопроизводство организации</w:t>
@@ -3420,6 +4177,12 @@
               <w:bottom w:type="dxa" w:w="80"/>
               <w:right w:type="dxa" w:w="120"/>
             </w:tcMar>
+            <w:tcBorders>
+              <w:top w:val="single" w:sz="4" w:color="D9D9D9"/>
+              <w:left w:val="single" w:sz="4" w:color="D9D9D9"/>
+              <w:bottom w:val="single" w:sz="4" w:color="D9D9D9"/>
+              <w:right w:val="single" w:sz="4" w:color="D9D9D9"/>
+            </w:tcBorders>
           </w:tcPr>
           <w:p>
             <w:pPr>
@@ -3432,8 +4195,8 @@
                 <w:bCs/>
                 <w:i w:val="false"/>
                 <w:iCs w:val="false"/>
-                <w:color w:val="000000"/>
-                <w:sz w:val="22"/>
+                <w:color w:val="262F37"/>
+                <w:sz w:val="17"/>
                 <w:szCs w:val="22"/>
               </w:rPr>
               <w:t xml:space="preserve">{{ДАТА_ПРЕТЕНЗИИ}}</w:t>
@@ -3443,7 +4206,8 @@
                 <w:rFonts w:ascii="Times New Roman" w:cs="Times New Roman" w:eastAsia="Times New Roman" w:hAnsi="Times New Roman"/>
                 <w:b w:val="false"/>
                 <w:bCs w:val="false"/>
-                <w:sz w:val="22"/>
+                <w:color w:val="262F37"/>
+                <w:sz w:val="17"/>
                 <w:szCs w:val="22"/>
               </w:rPr>
               <w:t xml:space="preserve">, </w:t>
@@ -3455,8 +4219,8 @@
                 <w:bCs/>
                 <w:i w:val="false"/>
                 <w:iCs w:val="false"/>
-                <w:color w:val="000000"/>
-                <w:sz w:val="22"/>
+                <w:color w:val="262F37"/>
+                <w:sz w:val="17"/>
                 <w:szCs w:val="22"/>
               </w:rPr>
               <w:t xml:space="preserve">{{ДАТА_ОТПРАВКИ_ПРЕТЕНЗИИ}}</w:t>
@@ -3472,17 +4236,24 @@
               <w:bottom w:type="dxa" w:w="80"/>
               <w:right w:type="dxa" w:w="120"/>
             </w:tcMar>
-          </w:tcPr>
-          <w:p>
-            <w:pPr>
-              <w:spacing w:after="0" w:line="240"/>
-            </w:pPr>
-            <w:r>
-              <w:rPr>
-                <w:rFonts w:ascii="Times New Roman" w:cs="Times New Roman" w:eastAsia="Times New Roman" w:hAnsi="Times New Roman"/>
-                <w:b w:val="false"/>
-                <w:bCs w:val="false"/>
-                <w:sz w:val="22"/>
+            <w:tcBorders>
+              <w:top w:val="single" w:sz="4" w:color="D9D9D9"/>
+              <w:left w:val="single" w:sz="4" w:color="D9D9D9"/>
+              <w:bottom w:val="single" w:sz="4" w:color="D9D9D9"/>
+              <w:right w:val="single" w:sz="4" w:color="D9D9D9"/>
+            </w:tcBorders>
+          </w:tcPr>
+          <w:p>
+            <w:pPr>
+              <w:spacing w:after="0" w:line="240"/>
+            </w:pPr>
+            <w:r>
+              <w:rPr>
+                <w:rFonts w:ascii="Times New Roman" w:cs="Times New Roman" w:eastAsia="Times New Roman" w:hAnsi="Times New Roman"/>
+                <w:b w:val="false"/>
+                <w:bCs w:val="false"/>
+                <w:color w:val="262F37"/>
+                <w:sz w:val="17"/>
                 <w:szCs w:val="22"/>
               </w:rPr>
               <w:t xml:space="preserve">Дата претензии и дата её фактического направления</w:t>
@@ -3498,17 +4269,24 @@
               <w:bottom w:type="dxa" w:w="80"/>
               <w:right w:type="dxa" w:w="120"/>
             </w:tcMar>
-          </w:tcPr>
-          <w:p>
-            <w:pPr>
-              <w:spacing w:after="0" w:line="240"/>
-            </w:pPr>
-            <w:r>
-              <w:rPr>
-                <w:rFonts w:ascii="Times New Roman" w:cs="Times New Roman" w:eastAsia="Times New Roman" w:hAnsi="Times New Roman"/>
-                <w:b w:val="false"/>
-                <w:bCs w:val="false"/>
-                <w:sz w:val="22"/>
+            <w:tcBorders>
+              <w:top w:val="single" w:sz="4" w:color="D9D9D9"/>
+              <w:left w:val="single" w:sz="4" w:color="D9D9D9"/>
+              <w:bottom w:val="single" w:sz="4" w:color="D9D9D9"/>
+              <w:right w:val="single" w:sz="4" w:color="D9D9D9"/>
+            </w:tcBorders>
+          </w:tcPr>
+          <w:p>
+            <w:pPr>
+              <w:spacing w:after="0" w:line="240"/>
+            </w:pPr>
+            <w:r>
+              <w:rPr>
+                <w:rFonts w:ascii="Times New Roman" w:cs="Times New Roman" w:eastAsia="Times New Roman" w:hAnsi="Times New Roman"/>
+                <w:b w:val="false"/>
+                <w:bCs w:val="false"/>
+                <w:color w:val="262F37"/>
+                <w:sz w:val="17"/>
                 <w:szCs w:val="22"/>
               </w:rPr>
               <w:t xml:space="preserve">опись вложения, трек-номер отправления</w:t>
@@ -3526,6 +4304,12 @@
               <w:bottom w:type="dxa" w:w="80"/>
               <w:right w:type="dxa" w:w="120"/>
             </w:tcMar>
+            <w:tcBorders>
+              <w:top w:val="single" w:sz="4" w:color="D9D9D9"/>
+              <w:left w:val="single" w:sz="4" w:color="D9D9D9"/>
+              <w:bottom w:val="single" w:sz="4" w:color="D9D9D9"/>
+              <w:right w:val="single" w:sz="4" w:color="D9D9D9"/>
+            </w:tcBorders>
           </w:tcPr>
           <w:p>
             <w:pPr>
@@ -3538,8 +4322,8 @@
                 <w:bCs/>
                 <w:i w:val="false"/>
                 <w:iCs w:val="false"/>
-                <w:color w:val="000000"/>
-                <w:sz w:val="22"/>
+                <w:color w:val="262F37"/>
+                <w:sz w:val="17"/>
                 <w:szCs w:val="22"/>
               </w:rPr>
               <w:t xml:space="preserve">{{ДЕНЬ_ОТПРАВКИ_ПРЕТЕНЗИИ}}</w:t>
@@ -3555,17 +4339,24 @@
               <w:bottom w:type="dxa" w:w="80"/>
               <w:right w:type="dxa" w:w="120"/>
             </w:tcMar>
-          </w:tcPr>
-          <w:p>
-            <w:pPr>
-              <w:spacing w:after="0" w:line="240"/>
-            </w:pPr>
-            <w:r>
-              <w:rPr>
-                <w:rFonts w:ascii="Times New Roman" w:cs="Times New Roman" w:eastAsia="Times New Roman" w:hAnsi="Times New Roman"/>
-                <w:b w:val="false"/>
-                <w:bCs w:val="false"/>
-                <w:sz w:val="22"/>
+            <w:tcBorders>
+              <w:top w:val="single" w:sz="4" w:color="D9D9D9"/>
+              <w:left w:val="single" w:sz="4" w:color="D9D9D9"/>
+              <w:bottom w:val="single" w:sz="4" w:color="D9D9D9"/>
+              <w:right w:val="single" w:sz="4" w:color="D9D9D9"/>
+            </w:tcBorders>
+          </w:tcPr>
+          <w:p>
+            <w:pPr>
+              <w:spacing w:after="0" w:line="240"/>
+            </w:pPr>
+            <w:r>
+              <w:rPr>
+                <w:rFonts w:ascii="Times New Roman" w:cs="Times New Roman" w:eastAsia="Times New Roman" w:hAnsi="Times New Roman"/>
+                <w:b w:val="false"/>
+                <w:bCs w:val="false"/>
+                <w:color w:val="262F37"/>
+                <w:sz w:val="17"/>
                 <w:szCs w:val="22"/>
               </w:rPr>
               <w:t xml:space="preserve">На какой день просрочки вы отправляете претензию</w:t>
@@ -3581,17 +4372,24 @@
               <w:bottom w:type="dxa" w:w="80"/>
               <w:right w:type="dxa" w:w="120"/>
             </w:tcMar>
-          </w:tcPr>
-          <w:p>
-            <w:pPr>
-              <w:spacing w:after="0" w:line="240"/>
-            </w:pPr>
-            <w:r>
-              <w:rPr>
-                <w:rFonts w:ascii="Times New Roman" w:cs="Times New Roman" w:eastAsia="Times New Roman" w:hAnsi="Times New Roman"/>
-                <w:b w:val="false"/>
-                <w:bCs w:val="false"/>
-                <w:sz w:val="22"/>
+            <w:tcBorders>
+              <w:top w:val="single" w:sz="4" w:color="D9D9D9"/>
+              <w:left w:val="single" w:sz="4" w:color="D9D9D9"/>
+              <w:bottom w:val="single" w:sz="4" w:color="D9D9D9"/>
+              <w:right w:val="single" w:sz="4" w:color="D9D9D9"/>
+            </w:tcBorders>
+          </w:tcPr>
+          <w:p>
+            <w:pPr>
+              <w:spacing w:after="0" w:line="240"/>
+            </w:pPr>
+            <w:r>
+              <w:rPr>
+                <w:rFonts w:ascii="Times New Roman" w:cs="Times New Roman" w:eastAsia="Times New Roman" w:hAnsi="Times New Roman"/>
+                <w:b w:val="false"/>
+                <w:bCs w:val="false"/>
+                <w:color w:val="262F37"/>
+                <w:sz w:val="17"/>
                 <w:szCs w:val="22"/>
               </w:rPr>
               <w:t xml:space="preserve">ваше решение; управленческий срок, не юридический</w:t>
@@ -3601,21 +4399,31 @@
       </w:tr>
     </w:tbl>
     <w:p>
+      <w:pPr>
+        <w:spacing w:after="60"/>
+      </w:pPr>
       <w:r>
+        <w:rPr>
+          <w:rFonts w:ascii="Times New Roman" w:hAnsi="Times New Roman"/>
+          <w:color w:val="262F37"/>
+          <w:sz w:val="21"/>
+        </w:rPr>
         <w:br w:type="page"/>
       </w:r>
     </w:p>
     <w:p>
       <w:pPr>
         <w:pStyle w:val="Heading1"/>
-        <w:spacing w:after="200" w:before="240"/>
+        <w:keepNext/>
+        <w:spacing w:after="80" w:before="160"/>
       </w:pPr>
       <w:r>
         <w:rPr>
           <w:rFonts w:ascii="Times New Roman" w:cs="Times New Roman" w:eastAsia="Times New Roman" w:hAnsi="Times New Roman"/>
           <w:b/>
           <w:bCs/>
-          <w:sz w:val="32"/>
+          <w:color w:val="8E6F32"/>
+          <w:sz w:val="24"/>
           <w:szCs w:val="32"/>
         </w:rPr>
         <w:t xml:space="preserve">Актуальные ставки и сроки</w:t>
@@ -3623,12 +4431,13 @@
     </w:p>
     <w:p>
       <w:pPr>
-        <w:spacing w:after="120" w:line="276"/>
+        <w:spacing w:after="60" w:line="276"/>
       </w:pPr>
       <w:r>
         <w:rPr>
           <w:rFonts w:ascii="Times New Roman" w:cs="Times New Roman" w:eastAsia="Times New Roman" w:hAnsi="Times New Roman"/>
-          <w:sz w:val="24"/>
+          <w:color w:val="262F37"/>
+          <w:sz w:val="21"/>
           <w:szCs w:val="24"/>
         </w:rPr>
         <w:t xml:space="preserve">Таблица связывает каждое переменное значение с источником: договором, подтверждающими документами, действующей нормой или калькулятором суда.</w:t>
@@ -3636,12 +4445,13 @@
     </w:p>
     <w:p>
       <w:pPr>
-        <w:spacing w:after="120" w:line="276"/>
+        <w:spacing w:after="60" w:line="276"/>
       </w:pPr>
       <w:r>
         <w:rPr>
           <w:rFonts w:ascii="Times New Roman" w:cs="Times New Roman" w:eastAsia="Times New Roman" w:hAnsi="Times New Roman"/>
-          <w:sz w:val="24"/>
+          <w:color w:val="262F37"/>
+          <w:sz w:val="21"/>
           <w:szCs w:val="24"/>
         </w:rPr>
         <w:t xml:space="preserve">На дату составления документа внесите ключевую ставку Банка России, применимые сроки и размер госпошлины из названных источников. Так расчёт опирается на актуальные данные.</w:t>
@@ -3651,14 +4461,15 @@
       <w:pPr>
         <w:pStyle w:val="Heading2"/>
         <w:keepNext/>
-        <w:spacing w:after="120" w:before="260"/>
+        <w:spacing w:after="80" w:before="160"/>
       </w:pPr>
       <w:r>
         <w:rPr>
           <w:rFonts w:ascii="Times New Roman" w:cs="Times New Roman" w:eastAsia="Times New Roman" w:hAnsi="Times New Roman"/>
           <w:b/>
           <w:bCs/>
-          <w:sz w:val="26"/>
+          <w:color w:val="8E6F32"/>
+          <w:sz w:val="24"/>
           <w:szCs w:val="26"/>
         </w:rPr>
         <w:t xml:space="preserve">Порядок работы с комплектом</w:t>
@@ -3671,12 +4482,13 @@
           <w:ilvl w:val="0"/>
           <w:numId w:val="2"/>
         </w:numPr>
-        <w:spacing w:after="80" w:line="276"/>
+        <w:spacing w:after="60" w:line="276"/>
       </w:pPr>
       <w:r>
         <w:rPr>
           <w:rFonts w:ascii="Times New Roman" w:cs="Times New Roman" w:eastAsia="Times New Roman" w:hAnsi="Times New Roman"/>
-          <w:sz w:val="24"/>
+          <w:color w:val="262F37"/>
+          <w:sz w:val="21"/>
           <w:szCs w:val="24"/>
         </w:rPr>
         <w:t xml:space="preserve">Общие реквизиты выпишите один раз; перед каждым новым документом обновите даты и изменяющиеся суммы по подтверждающим документам и расчёту выбранной санкции.</w:t>
@@ -3689,12 +4501,13 @@
           <w:ilvl w:val="0"/>
           <w:numId w:val="2"/>
         </w:numPr>
-        <w:spacing w:after="80" w:line="276"/>
+        <w:spacing w:after="60" w:line="276"/>
       </w:pPr>
       <w:r>
         <w:rPr>
           <w:rFonts w:ascii="Times New Roman" w:cs="Times New Roman" w:eastAsia="Times New Roman" w:hAnsi="Times New Roman"/>
-          <w:sz w:val="24"/>
+          <w:color w:val="262F37"/>
+          <w:sz w:val="21"/>
           <w:szCs w:val="24"/>
         </w:rPr>
         <w:t xml:space="preserve">Для процентов используйте файл 14: он даст </w:t>
@@ -3706,8 +4519,8 @@
           <w:bCs/>
           <w:i w:val="false"/>
           <w:iCs w:val="false"/>
-          <w:color w:val="000000"/>
-          <w:sz w:val="24"/>
+          <w:color w:val="262F37"/>
+          <w:sz w:val="21"/>
           <w:szCs w:val="24"/>
         </w:rPr>
         <w:t xml:space="preserve">{{СУММА_ПРОЦЕНТОВ}}</w:t>
@@ -3715,7 +4528,8 @@
       <w:r>
         <w:rPr>
           <w:rFonts w:ascii="Times New Roman" w:cs="Times New Roman" w:eastAsia="Times New Roman" w:hAnsi="Times New Roman"/>
-          <w:sz w:val="24"/>
+          <w:color w:val="262F37"/>
+          <w:sz w:val="21"/>
           <w:szCs w:val="24"/>
         </w:rPr>
         <w:t xml:space="preserve"> и </w:t>
@@ -3727,8 +4541,8 @@
           <w:bCs/>
           <w:i w:val="false"/>
           <w:iCs w:val="false"/>
-          <w:color w:val="000000"/>
-          <w:sz w:val="24"/>
+          <w:color w:val="262F37"/>
+          <w:sz w:val="21"/>
           <w:szCs w:val="24"/>
         </w:rPr>
         <w:t xml:space="preserve">{{ЧИСЛО_ДНЕЙ_ПРОСРОЧКИ}}</w:t>
@@ -3736,7 +4550,8 @@
       <w:r>
         <w:rPr>
           <w:rFonts w:ascii="Times New Roman" w:cs="Times New Roman" w:eastAsia="Times New Roman" w:hAnsi="Times New Roman"/>
-          <w:sz w:val="24"/>
+          <w:color w:val="262F37"/>
+          <w:sz w:val="21"/>
           <w:szCs w:val="24"/>
         </w:rPr>
         <w:t xml:space="preserve">. Для неустойки подготовьте отдельный расчёт по договору; файл 14 для неё не используется.</w:t>
@@ -3749,12 +4564,13 @@
           <w:ilvl w:val="0"/>
           <w:numId w:val="2"/>
         </w:numPr>
-        <w:spacing w:after="80" w:line="276"/>
+        <w:spacing w:after="60" w:line="276"/>
       </w:pPr>
       <w:r>
         <w:rPr>
           <w:rFonts w:ascii="Times New Roman" w:cs="Times New Roman" w:eastAsia="Times New Roman" w:hAnsi="Times New Roman"/>
-          <w:sz w:val="24"/>
+          <w:color w:val="262F37"/>
+          <w:sz w:val="21"/>
           <w:szCs w:val="24"/>
         </w:rPr>
         <w:t xml:space="preserve">Подставьте значения в нужный документ, удалите пояснения в квадратных скобках, выберите один вариант там, где их два.</w:t>
@@ -3767,12 +4583,13 @@
           <w:ilvl w:val="0"/>
           <w:numId w:val="2"/>
         </w:numPr>
-        <w:spacing w:after="80" w:line="276"/>
+        <w:spacing w:after="60" w:line="276"/>
       </w:pPr>
       <w:r>
         <w:rPr>
           <w:rFonts w:ascii="Times New Roman" w:cs="Times New Roman" w:eastAsia="Times New Roman" w:hAnsi="Times New Roman"/>
-          <w:sz w:val="24"/>
+          <w:color w:val="262F37"/>
+          <w:sz w:val="21"/>
           <w:szCs w:val="24"/>
         </w:rPr>
         <w:t xml:space="preserve">Проверьте поиском, что символов «{{» не осталось.</w:t>
@@ -3785,12 +4602,13 @@
           <w:ilvl w:val="0"/>
           <w:numId w:val="2"/>
         </w:numPr>
-        <w:spacing w:after="80" w:line="276"/>
+        <w:spacing w:after="60" w:line="276"/>
       </w:pPr>
       <w:r>
         <w:rPr>
           <w:rFonts w:ascii="Times New Roman" w:cs="Times New Roman" w:eastAsia="Times New Roman" w:hAnsi="Times New Roman"/>
-          <w:sz w:val="24"/>
+          <w:color w:val="262F37"/>
+          <w:sz w:val="21"/>
           <w:szCs w:val="24"/>
         </w:rPr>
         <w:t xml:space="preserve">Отправьте так, как описано в разделе «Отправка» соответствующего документа.</w:t>
@@ -3798,7 +4616,7 @@
     </w:p>
     <w:sectPr>
       <w:pgSz w:w="11906" w:h="16838" w:orient="portrait"/>
-      <w:pgMar w:top="1133" w:right="850" w:bottom="1133" w:left="1417" w:header="708" w:footer="708" w:gutter="0"/>
+      <w:pgMar w:top="964" w:right="1020" w:bottom="964" w:left="1020" w:header="708" w:footer="708" w:gutter="0"/>
       <w:pgNumType/>
       <w:docGrid w:linePitch="360"/>
     </w:sectPr>
@@ -4014,8 +4832,14 @@
     <w:basedOn w:val="Normal"/>
     <w:next w:val="Normal"/>
     <w:qFormat/>
+    <w:pPr>
+      <w:spacing w:after="180"/>
+    </w:pPr>
     <w:rPr>
-      <w:sz w:val="56"/>
+      <w:rFonts w:ascii="Times New Roman" w:hAnsi="Times New Roman"/>
+      <w:b/>
+      <w:color w:val="000000"/>
+      <w:sz w:val="34"/>
       <w:szCs w:val="56"/>
     </w:rPr>
   </w:style>

--- a/products-storage/01-zakrytie-rabot/11-slovar-poley.docx
+++ b/products-storage/01-zakrytie-rabot/11-slovar-poley.docx
@@ -10,14 +10,14 @@
       </w:pPr>
       <w:r>
         <w:rPr>
-          <w:rFonts w:ascii="Times New Roman" w:cs="Times New Roman" w:eastAsia="Times New Roman" w:hAnsi="Times New Roman"/>
+          <w:rFonts w:ascii="Arial" w:cs="Times New Roman" w:eastAsia="Times New Roman" w:hAnsi="Arial"/>
           <w:b/>
           <w:bCs/>
-          <w:color w:val="000000"/>
+          <w:color w:val="AE8031"/>
           <w:sz w:val="34"/>
           <w:szCs w:val="32"/>
         </w:rPr>
-        <w:t xml:space="preserve">Как заполнять: словарь полей</w:t>
+        <w:t xml:space="preserve">Словарь полей документов</w:t>
       </w:r>
     </w:p>
     <w:p>
@@ -26,7 +26,7 @@
       </w:pPr>
       <w:r>
         <w:rPr>
-          <w:rFonts w:ascii="Times New Roman" w:cs="Times New Roman" w:eastAsia="Times New Roman" w:hAnsi="Times New Roman"/>
+          <w:rFonts w:ascii="Arial" w:cs="Times New Roman" w:eastAsia="Times New Roman" w:hAnsi="Arial"/>
           <w:i/>
           <w:iCs/>
           <w:color w:val="262F37"/>
@@ -42,7 +42,7 @@
       </w:pPr>
       <w:r>
         <w:rPr>
-          <w:rFonts w:ascii="Times New Roman" w:cs="Times New Roman" w:eastAsia="Times New Roman" w:hAnsi="Times New Roman"/>
+          <w:rFonts w:ascii="Arial" w:cs="Times New Roman" w:eastAsia="Times New Roman" w:hAnsi="Arial"/>
           <w:color w:val="262F37"/>
           <w:sz w:val="21"/>
           <w:szCs w:val="24"/>
@@ -51,7 +51,7 @@
       </w:r>
       <w:r>
         <w:rPr>
-          <w:rFonts w:ascii="Times New Roman" w:cs="Times New Roman" w:eastAsia="Times New Roman" w:hAnsi="Times New Roman"/>
+          <w:rFonts w:ascii="Arial" w:cs="Times New Roman" w:eastAsia="Times New Roman" w:hAnsi="Arial"/>
           <w:b/>
           <w:bCs/>
           <w:i w:val="false"/>
@@ -64,7 +64,7 @@
       </w:r>
       <w:r>
         <w:rPr>
-          <w:rFonts w:ascii="Times New Roman" w:cs="Times New Roman" w:eastAsia="Times New Roman" w:hAnsi="Times New Roman"/>
+          <w:rFonts w:ascii="Arial" w:cs="Times New Roman" w:eastAsia="Times New Roman" w:hAnsi="Arial"/>
           <w:color w:val="262F37"/>
           <w:sz w:val="21"/>
           <w:szCs w:val="24"/>
@@ -80,7 +80,7 @@
       </w:pPr>
       <w:r>
         <w:rPr>
-          <w:rFonts w:ascii="Times New Roman" w:cs="Times New Roman" w:eastAsia="Times New Roman" w:hAnsi="Times New Roman"/>
+          <w:rFonts w:ascii="Arial" w:cs="Times New Roman" w:eastAsia="Times New Roman" w:hAnsi="Arial"/>
           <w:b/>
           <w:bCs/>
           <w:color w:val="8E6F32"/>
@@ -96,14 +96,14 @@
       </w:pPr>
       <w:r>
         <w:rPr>
-          <w:rFonts w:ascii="Times New Roman" w:cs="Times New Roman" w:eastAsia="Times New Roman" w:hAnsi="Times New Roman"/>
+          <w:rFonts w:ascii="Arial" w:cs="Times New Roman" w:eastAsia="Times New Roman" w:hAnsi="Arial"/>
           <w:b/>
           <w:bCs/>
           <w:color w:val="262F37"/>
           <w:sz w:val="21"/>
           <w:szCs w:val="24"/>
         </w:rPr>
-        <w:t xml:space="preserve">Перед отправкой любого документа найдите поиском символы «{{». Если они нашлись — документ не готов. Незаполненное поле в отправленной претензии мешает адресату понять требование. Заполните все поля по исходным документам и проверьте итоговый текст.</w:t>
+        <w:t xml:space="preserve">Перед направлением найдите все незаполненные поля, включая обозначения «{{...}}». Внесите сведения из подтверждающих документов, удалите неприменимые варианты и проверьте согласованность реквизитов, дат и сумм.</w:t>
       </w:r>
     </w:p>
     <w:p>
@@ -114,7 +114,7 @@
       </w:pPr>
       <w:r>
         <w:rPr>
-          <w:rFonts w:ascii="Times New Roman" w:cs="Times New Roman" w:eastAsia="Times New Roman" w:hAnsi="Times New Roman"/>
+          <w:rFonts w:ascii="Arial" w:cs="Times New Roman" w:eastAsia="Times New Roman" w:hAnsi="Arial"/>
           <w:b/>
           <w:bCs/>
           <w:color w:val="8E6F32"/>
@@ -144,6 +144,7 @@
       <w:tr>
         <w:trPr>
           <w:tblHeader/>
+          <w:cantSplit/>
         </w:trPr>
         <w:tc>
           <w:tcPr>
@@ -168,7 +169,7 @@
             </w:pPr>
             <w:r>
               <w:rPr>
-                <w:rFonts w:ascii="Times New Roman" w:cs="Times New Roman" w:eastAsia="Times New Roman" w:hAnsi="Times New Roman"/>
+                <w:rFonts w:ascii="Arial" w:cs="Times New Roman" w:eastAsia="Times New Roman" w:hAnsi="Arial"/>
                 <w:b/>
                 <w:bCs/>
                 <w:color w:val="262F37"/>
@@ -202,7 +203,7 @@
             </w:pPr>
             <w:r>
               <w:rPr>
-                <w:rFonts w:ascii="Times New Roman" w:cs="Times New Roman" w:eastAsia="Times New Roman" w:hAnsi="Times New Roman"/>
+                <w:rFonts w:ascii="Arial" w:cs="Times New Roman" w:eastAsia="Times New Roman" w:hAnsi="Arial"/>
                 <w:b/>
                 <w:bCs/>
                 <w:color w:val="262F37"/>
@@ -236,7 +237,7 @@
             </w:pPr>
             <w:r>
               <w:rPr>
-                <w:rFonts w:ascii="Times New Roman" w:cs="Times New Roman" w:eastAsia="Times New Roman" w:hAnsi="Times New Roman"/>
+                <w:rFonts w:ascii="Arial" w:cs="Times New Roman" w:eastAsia="Times New Roman" w:hAnsi="Arial"/>
                 <w:b/>
                 <w:bCs/>
                 <w:color w:val="262F37"/>
@@ -249,6 +250,9 @@
         </w:tc>
       </w:tr>
       <w:tr>
+        <w:trPr>
+          <w:cantSplit/>
+        </w:trPr>
         <w:tc>
           <w:tcPr>
             <w:tcW w:type="dxa" w:w="2900"/>
@@ -271,7 +275,7 @@
             </w:pPr>
             <w:r>
               <w:rPr>
-                <w:rFonts w:ascii="Times New Roman" w:cs="Times New Roman" w:eastAsia="Times New Roman" w:hAnsi="Times New Roman"/>
+                <w:rFonts w:ascii="Arial" w:cs="Times New Roman" w:eastAsia="Times New Roman" w:hAnsi="Arial"/>
                 <w:b/>
                 <w:bCs/>
                 <w:i w:val="false"/>
@@ -306,7 +310,7 @@
             </w:pPr>
             <w:r>
               <w:rPr>
-                <w:rFonts w:ascii="Times New Roman" w:cs="Times New Roman" w:eastAsia="Times New Roman" w:hAnsi="Times New Roman"/>
+                <w:rFonts w:ascii="Arial" w:cs="Times New Roman" w:eastAsia="Times New Roman" w:hAnsi="Arial"/>
                 <w:b w:val="false"/>
                 <w:bCs w:val="false"/>
                 <w:color w:val="262F37"/>
@@ -339,7 +343,7 @@
             </w:pPr>
             <w:r>
               <w:rPr>
-                <w:rFonts w:ascii="Times New Roman" w:cs="Times New Roman" w:eastAsia="Times New Roman" w:hAnsi="Times New Roman"/>
+                <w:rFonts w:ascii="Arial" w:cs="Times New Roman" w:eastAsia="Times New Roman" w:hAnsi="Arial"/>
                 <w:b w:val="false"/>
                 <w:bCs w:val="false"/>
                 <w:color w:val="262F37"/>
@@ -352,6 +356,9 @@
         </w:tc>
       </w:tr>
       <w:tr>
+        <w:trPr>
+          <w:cantSplit/>
+        </w:trPr>
         <w:tc>
           <w:tcPr>
             <w:tcW w:type="dxa" w:w="2900"/>
@@ -374,7 +381,7 @@
             </w:pPr>
             <w:r>
               <w:rPr>
-                <w:rFonts w:ascii="Times New Roman" w:cs="Times New Roman" w:eastAsia="Times New Roman" w:hAnsi="Times New Roman"/>
+                <w:rFonts w:ascii="Arial" w:cs="Times New Roman" w:eastAsia="Times New Roman" w:hAnsi="Arial"/>
                 <w:b/>
                 <w:bCs/>
                 <w:i w:val="false"/>
@@ -387,7 +394,7 @@
             </w:r>
             <w:r>
               <w:rPr>
-                <w:rFonts w:ascii="Times New Roman" w:cs="Times New Roman" w:eastAsia="Times New Roman" w:hAnsi="Times New Roman"/>
+                <w:rFonts w:ascii="Arial" w:cs="Times New Roman" w:eastAsia="Times New Roman" w:hAnsi="Arial"/>
                 <w:b w:val="false"/>
                 <w:bCs w:val="false"/>
                 <w:color w:val="262F37"/>
@@ -398,7 +405,7 @@
             </w:r>
             <w:r>
               <w:rPr>
-                <w:rFonts w:ascii="Times New Roman" w:cs="Times New Roman" w:eastAsia="Times New Roman" w:hAnsi="Times New Roman"/>
+                <w:rFonts w:ascii="Arial" w:cs="Times New Roman" w:eastAsia="Times New Roman" w:hAnsi="Arial"/>
                 <w:b/>
                 <w:bCs/>
                 <w:i w:val="false"/>
@@ -433,7 +440,7 @@
             </w:pPr>
             <w:r>
               <w:rPr>
-                <w:rFonts w:ascii="Times New Roman" w:cs="Times New Roman" w:eastAsia="Times New Roman" w:hAnsi="Times New Roman"/>
+                <w:rFonts w:ascii="Arial" w:cs="Times New Roman" w:eastAsia="Times New Roman" w:hAnsi="Arial"/>
                 <w:b w:val="false"/>
                 <w:bCs w:val="false"/>
                 <w:color w:val="262F37"/>
@@ -466,7 +473,7 @@
             </w:pPr>
             <w:r>
               <w:rPr>
-                <w:rFonts w:ascii="Times New Roman" w:cs="Times New Roman" w:eastAsia="Times New Roman" w:hAnsi="Times New Roman"/>
+                <w:rFonts w:ascii="Arial" w:cs="Times New Roman" w:eastAsia="Times New Roman" w:hAnsi="Arial"/>
                 <w:b w:val="false"/>
                 <w:bCs w:val="false"/>
                 <w:color w:val="262F37"/>
@@ -479,6 +486,9 @@
         </w:tc>
       </w:tr>
       <w:tr>
+        <w:trPr>
+          <w:cantSplit/>
+        </w:trPr>
         <w:tc>
           <w:tcPr>
             <w:tcW w:type="dxa" w:w="2900"/>
@@ -501,7 +511,7 @@
             </w:pPr>
             <w:r>
               <w:rPr>
-                <w:rFonts w:ascii="Times New Roman" w:cs="Times New Roman" w:eastAsia="Times New Roman" w:hAnsi="Times New Roman"/>
+                <w:rFonts w:ascii="Arial" w:cs="Times New Roman" w:eastAsia="Times New Roman" w:hAnsi="Arial"/>
                 <w:b/>
                 <w:bCs/>
                 <w:i w:val="false"/>
@@ -536,7 +546,7 @@
             </w:pPr>
             <w:r>
               <w:rPr>
-                <w:rFonts w:ascii="Times New Roman" w:cs="Times New Roman" w:eastAsia="Times New Roman" w:hAnsi="Times New Roman"/>
+                <w:rFonts w:ascii="Arial" w:cs="Times New Roman" w:eastAsia="Times New Roman" w:hAnsi="Arial"/>
                 <w:b w:val="false"/>
                 <w:bCs w:val="false"/>
                 <w:color w:val="262F37"/>
@@ -569,7 +579,7 @@
             </w:pPr>
             <w:r>
               <w:rPr>
-                <w:rFonts w:ascii="Times New Roman" w:cs="Times New Roman" w:eastAsia="Times New Roman" w:hAnsi="Times New Roman"/>
+                <w:rFonts w:ascii="Arial" w:cs="Times New Roman" w:eastAsia="Times New Roman" w:hAnsi="Arial"/>
                 <w:b w:val="false"/>
                 <w:bCs w:val="false"/>
                 <w:color w:val="262F37"/>
@@ -582,6 +592,9 @@
         </w:tc>
       </w:tr>
       <w:tr>
+        <w:trPr>
+          <w:cantSplit/>
+        </w:trPr>
         <w:tc>
           <w:tcPr>
             <w:tcW w:type="dxa" w:w="2900"/>
@@ -604,7 +617,7 @@
             </w:pPr>
             <w:r>
               <w:rPr>
-                <w:rFonts w:ascii="Times New Roman" w:cs="Times New Roman" w:eastAsia="Times New Roman" w:hAnsi="Times New Roman"/>
+                <w:rFonts w:ascii="Arial" w:cs="Times New Roman" w:eastAsia="Times New Roman" w:hAnsi="Arial"/>
                 <w:b/>
                 <w:bCs/>
                 <w:i w:val="false"/>
@@ -639,7 +652,7 @@
             </w:pPr>
             <w:r>
               <w:rPr>
-                <w:rFonts w:ascii="Times New Roman" w:cs="Times New Roman" w:eastAsia="Times New Roman" w:hAnsi="Times New Roman"/>
+                <w:rFonts w:ascii="Arial" w:cs="Times New Roman" w:eastAsia="Times New Roman" w:hAnsi="Arial"/>
                 <w:b w:val="false"/>
                 <w:bCs w:val="false"/>
                 <w:color w:val="262F37"/>
@@ -672,7 +685,7 @@
             </w:pPr>
             <w:r>
               <w:rPr>
-                <w:rFonts w:ascii="Times New Roman" w:cs="Times New Roman" w:eastAsia="Times New Roman" w:hAnsi="Times New Roman"/>
+                <w:rFonts w:ascii="Arial" w:cs="Times New Roman" w:eastAsia="Times New Roman" w:hAnsi="Arial"/>
                 <w:b w:val="false"/>
                 <w:bCs w:val="false"/>
                 <w:color w:val="262F37"/>
@@ -685,6 +698,9 @@
         </w:tc>
       </w:tr>
       <w:tr>
+        <w:trPr>
+          <w:cantSplit/>
+        </w:trPr>
         <w:tc>
           <w:tcPr>
             <w:tcW w:type="dxa" w:w="2900"/>
@@ -707,7 +723,7 @@
             </w:pPr>
             <w:r>
               <w:rPr>
-                <w:rFonts w:ascii="Times New Roman" w:cs="Times New Roman" w:eastAsia="Times New Roman" w:hAnsi="Times New Roman"/>
+                <w:rFonts w:ascii="Arial" w:cs="Times New Roman" w:eastAsia="Times New Roman" w:hAnsi="Arial"/>
                 <w:b/>
                 <w:bCs/>
                 <w:i w:val="false"/>
@@ -742,7 +758,7 @@
             </w:pPr>
             <w:r>
               <w:rPr>
-                <w:rFonts w:ascii="Times New Roman" w:cs="Times New Roman" w:eastAsia="Times New Roman" w:hAnsi="Times New Roman"/>
+                <w:rFonts w:ascii="Arial" w:cs="Times New Roman" w:eastAsia="Times New Roman" w:hAnsi="Arial"/>
                 <w:b w:val="false"/>
                 <w:bCs w:val="false"/>
                 <w:color w:val="262F37"/>
@@ -775,7 +791,7 @@
             </w:pPr>
             <w:r>
               <w:rPr>
-                <w:rFonts w:ascii="Times New Roman" w:cs="Times New Roman" w:eastAsia="Times New Roman" w:hAnsi="Times New Roman"/>
+                <w:rFonts w:ascii="Arial" w:cs="Times New Roman" w:eastAsia="Times New Roman" w:hAnsi="Arial"/>
                 <w:b w:val="false"/>
                 <w:bCs w:val="false"/>
                 <w:color w:val="262F37"/>
@@ -788,6 +804,9 @@
         </w:tc>
       </w:tr>
       <w:tr>
+        <w:trPr>
+          <w:cantSplit/>
+        </w:trPr>
         <w:tc>
           <w:tcPr>
             <w:tcW w:type="dxa" w:w="2900"/>
@@ -810,7 +829,7 @@
             </w:pPr>
             <w:r>
               <w:rPr>
-                <w:rFonts w:ascii="Times New Roman" w:cs="Times New Roman" w:eastAsia="Times New Roman" w:hAnsi="Times New Roman"/>
+                <w:rFonts w:ascii="Arial" w:cs="Times New Roman" w:eastAsia="Times New Roman" w:hAnsi="Arial"/>
                 <w:b/>
                 <w:bCs/>
                 <w:i w:val="false"/>
@@ -845,7 +864,7 @@
             </w:pPr>
             <w:r>
               <w:rPr>
-                <w:rFonts w:ascii="Times New Roman" w:cs="Times New Roman" w:eastAsia="Times New Roman" w:hAnsi="Times New Roman"/>
+                <w:rFonts w:ascii="Arial" w:cs="Times New Roman" w:eastAsia="Times New Roman" w:hAnsi="Arial"/>
                 <w:b w:val="false"/>
                 <w:bCs w:val="false"/>
                 <w:color w:val="262F37"/>
@@ -878,7 +897,7 @@
             </w:pPr>
             <w:r>
               <w:rPr>
-                <w:rFonts w:ascii="Times New Roman" w:cs="Times New Roman" w:eastAsia="Times New Roman" w:hAnsi="Times New Roman"/>
+                <w:rFonts w:ascii="Arial" w:cs="Times New Roman" w:eastAsia="Times New Roman" w:hAnsi="Arial"/>
                 <w:b w:val="false"/>
                 <w:bCs w:val="false"/>
                 <w:color w:val="262F37"/>
@@ -891,6 +910,9 @@
         </w:tc>
       </w:tr>
       <w:tr>
+        <w:trPr>
+          <w:cantSplit/>
+        </w:trPr>
         <w:tc>
           <w:tcPr>
             <w:tcW w:type="dxa" w:w="2900"/>
@@ -913,7 +935,7 @@
             </w:pPr>
             <w:r>
               <w:rPr>
-                <w:rFonts w:ascii="Times New Roman" w:cs="Times New Roman" w:eastAsia="Times New Roman" w:hAnsi="Times New Roman"/>
+                <w:rFonts w:ascii="Arial" w:cs="Times New Roman" w:eastAsia="Times New Roman" w:hAnsi="Arial"/>
                 <w:b/>
                 <w:bCs/>
                 <w:i w:val="false"/>
@@ -926,7 +948,7 @@
             </w:r>
             <w:r>
               <w:rPr>
-                <w:rFonts w:ascii="Times New Roman" w:cs="Times New Roman" w:eastAsia="Times New Roman" w:hAnsi="Times New Roman"/>
+                <w:rFonts w:ascii="Arial" w:cs="Times New Roman" w:eastAsia="Times New Roman" w:hAnsi="Arial"/>
                 <w:b w:val="false"/>
                 <w:bCs w:val="false"/>
                 <w:color w:val="262F37"/>
@@ -937,7 +959,7 @@
             </w:r>
             <w:r>
               <w:rPr>
-                <w:rFonts w:ascii="Times New Roman" w:cs="Times New Roman" w:eastAsia="Times New Roman" w:hAnsi="Times New Roman"/>
+                <w:rFonts w:ascii="Arial" w:cs="Times New Roman" w:eastAsia="Times New Roman" w:hAnsi="Arial"/>
                 <w:b/>
                 <w:bCs/>
                 <w:i w:val="false"/>
@@ -972,7 +994,7 @@
             </w:pPr>
             <w:r>
               <w:rPr>
-                <w:rFonts w:ascii="Times New Roman" w:cs="Times New Roman" w:eastAsia="Times New Roman" w:hAnsi="Times New Roman"/>
+                <w:rFonts w:ascii="Arial" w:cs="Times New Roman" w:eastAsia="Times New Roman" w:hAnsi="Arial"/>
                 <w:b w:val="false"/>
                 <w:bCs w:val="false"/>
                 <w:color w:val="262F37"/>
@@ -1005,7 +1027,7 @@
             </w:pPr>
             <w:r>
               <w:rPr>
-                <w:rFonts w:ascii="Times New Roman" w:cs="Times New Roman" w:eastAsia="Times New Roman" w:hAnsi="Times New Roman"/>
+                <w:rFonts w:ascii="Arial" w:cs="Times New Roman" w:eastAsia="Times New Roman" w:hAnsi="Arial"/>
                 <w:b w:val="false"/>
                 <w:bCs w:val="false"/>
                 <w:color w:val="262F37"/>
@@ -1018,6 +1040,9 @@
         </w:tc>
       </w:tr>
       <w:tr>
+        <w:trPr>
+          <w:cantSplit/>
+        </w:trPr>
         <w:tc>
           <w:tcPr>
             <w:tcW w:type="dxa" w:w="2900"/>
@@ -1040,7 +1065,7 @@
             </w:pPr>
             <w:r>
               <w:rPr>
-                <w:rFonts w:ascii="Times New Roman" w:cs="Times New Roman" w:eastAsia="Times New Roman" w:hAnsi="Times New Roman"/>
+                <w:rFonts w:ascii="Arial" w:cs="Times New Roman" w:eastAsia="Times New Roman" w:hAnsi="Arial"/>
                 <w:b/>
                 <w:bCs/>
                 <w:i w:val="false"/>
@@ -1075,7 +1100,7 @@
             </w:pPr>
             <w:r>
               <w:rPr>
-                <w:rFonts w:ascii="Times New Roman" w:cs="Times New Roman" w:eastAsia="Times New Roman" w:hAnsi="Times New Roman"/>
+                <w:rFonts w:ascii="Arial" w:cs="Times New Roman" w:eastAsia="Times New Roman" w:hAnsi="Arial"/>
                 <w:b w:val="false"/>
                 <w:bCs w:val="false"/>
                 <w:color w:val="262F37"/>
@@ -1108,19 +1133,22 @@
             </w:pPr>
             <w:r>
               <w:rPr>
-                <w:rFonts w:ascii="Times New Roman" w:cs="Times New Roman" w:eastAsia="Times New Roman" w:hAnsi="Times New Roman"/>
-                <w:b w:val="false"/>
-                <w:bCs w:val="false"/>
-                <w:color w:val="262F37"/>
-                <w:sz w:val="17"/>
-                <w:szCs w:val="22"/>
-              </w:rPr>
-              <w:t>свежая выписка ЕГРЮЛ, а не шапка договора: адрес мог смениться. Для приложения к иску выписка не должна быть старше срока, установленного п. 9 ч. 1 ст. 126 АПК РФ: она должна быть получена не ранее чем за установленный там период до дня обращения в суд — применимый период сверьте по действующей редакции</w:t>
+                <w:rFonts w:ascii="Arial" w:cs="Times New Roman" w:eastAsia="Times New Roman" w:hAnsi="Arial"/>
+                <w:b w:val="false"/>
+                <w:bCs w:val="false"/>
+                <w:color w:val="262F37"/>
+                <w:sz w:val="17"/>
+                <w:szCs w:val="22"/>
+              </w:rPr>
+              <w:t>Актуальная выписка ЕГРЮЛ. Для приложения к иску проверьте дату получения выписки по пункту 9 части 1 статьи 126 АПК РФ в редакции, действующей на дату обращения в суд.</w:t>
             </w:r>
           </w:p>
         </w:tc>
       </w:tr>
       <w:tr>
+        <w:trPr>
+          <w:cantSplit/>
+        </w:trPr>
         <w:tc>
           <w:tcPr>
             <w:tcW w:type="dxa" w:w="2900"/>
@@ -1143,7 +1171,7 @@
             </w:pPr>
             <w:r>
               <w:rPr>
-                <w:rFonts w:ascii="Times New Roman" w:cs="Times New Roman" w:eastAsia="Times New Roman" w:hAnsi="Times New Roman"/>
+                <w:rFonts w:ascii="Arial" w:cs="Times New Roman" w:eastAsia="Times New Roman" w:hAnsi="Arial"/>
                 <w:b/>
                 <w:bCs/>
                 <w:i w:val="false"/>
@@ -1156,7 +1184,7 @@
             </w:r>
             <w:r>
               <w:rPr>
-                <w:rFonts w:ascii="Times New Roman" w:cs="Times New Roman" w:eastAsia="Times New Roman" w:hAnsi="Times New Roman"/>
+                <w:rFonts w:ascii="Arial" w:cs="Times New Roman" w:eastAsia="Times New Roman" w:hAnsi="Arial"/>
                 <w:b w:val="false"/>
                 <w:bCs w:val="false"/>
                 <w:color w:val="262F37"/>
@@ -1167,7 +1195,7 @@
             </w:r>
             <w:r>
               <w:rPr>
-                <w:rFonts w:ascii="Times New Roman" w:cs="Times New Roman" w:eastAsia="Times New Roman" w:hAnsi="Times New Roman"/>
+                <w:rFonts w:ascii="Arial" w:cs="Times New Roman" w:eastAsia="Times New Roman" w:hAnsi="Arial"/>
                 <w:b/>
                 <w:bCs/>
                 <w:i w:val="false"/>
@@ -1202,7 +1230,7 @@
             </w:pPr>
             <w:r>
               <w:rPr>
-                <w:rFonts w:ascii="Times New Roman" w:cs="Times New Roman" w:eastAsia="Times New Roman" w:hAnsi="Times New Roman"/>
+                <w:rFonts w:ascii="Arial" w:cs="Times New Roman" w:eastAsia="Times New Roman" w:hAnsi="Arial"/>
                 <w:b w:val="false"/>
                 <w:bCs w:val="false"/>
                 <w:color w:val="262F37"/>
@@ -1235,7 +1263,7 @@
             </w:pPr>
             <w:r>
               <w:rPr>
-                <w:rFonts w:ascii="Times New Roman" w:cs="Times New Roman" w:eastAsia="Times New Roman" w:hAnsi="Times New Roman"/>
+                <w:rFonts w:ascii="Arial" w:cs="Times New Roman" w:eastAsia="Times New Roman" w:hAnsi="Arial"/>
                 <w:b w:val="false"/>
                 <w:bCs w:val="false"/>
                 <w:color w:val="262F37"/>
@@ -1248,6 +1276,9 @@
         </w:tc>
       </w:tr>
       <w:tr>
+        <w:trPr>
+          <w:cantSplit/>
+        </w:trPr>
         <w:tc>
           <w:tcPr>
             <w:tcW w:type="dxa" w:w="2900"/>
@@ -1270,7 +1301,7 @@
             </w:pPr>
             <w:r>
               <w:rPr>
-                <w:rFonts w:ascii="Times New Roman" w:cs="Times New Roman" w:eastAsia="Times New Roman" w:hAnsi="Times New Roman"/>
+                <w:rFonts w:ascii="Arial" w:cs="Times New Roman" w:eastAsia="Times New Roman" w:hAnsi="Arial"/>
                 <w:b/>
                 <w:bCs/>
                 <w:i w:val="false"/>
@@ -1305,7 +1336,7 @@
             </w:pPr>
             <w:r>
               <w:rPr>
-                <w:rFonts w:ascii="Times New Roman" w:cs="Times New Roman" w:eastAsia="Times New Roman" w:hAnsi="Times New Roman"/>
+                <w:rFonts w:ascii="Arial" w:cs="Times New Roman" w:eastAsia="Times New Roman" w:hAnsi="Arial"/>
                 <w:b w:val="false"/>
                 <w:bCs w:val="false"/>
                 <w:color w:val="262F37"/>
@@ -1338,7 +1369,7 @@
             </w:pPr>
             <w:r>
               <w:rPr>
-                <w:rFonts w:ascii="Times New Roman" w:cs="Times New Roman" w:eastAsia="Times New Roman" w:hAnsi="Times New Roman"/>
+                <w:rFonts w:ascii="Arial" w:cs="Times New Roman" w:eastAsia="Times New Roman" w:hAnsi="Arial"/>
                 <w:b w:val="false"/>
                 <w:bCs w:val="false"/>
                 <w:color w:val="262F37"/>
@@ -1351,19 +1382,6 @@
         </w:tc>
       </w:tr>
     </w:tbl>
-    <w:p>
-      <w:pPr>
-        <w:spacing w:after="60"/>
-      </w:pPr>
-      <w:r>
-        <w:rPr>
-          <w:rFonts w:ascii="Times New Roman" w:hAnsi="Times New Roman"/>
-          <w:color w:val="262F37"/>
-          <w:sz w:val="21"/>
-        </w:rPr>
-        <w:br w:type="page"/>
-      </w:r>
-    </w:p>
     <w:p>
       <w:pPr>
         <w:pStyle w:val="Heading2"/>
@@ -1372,7 +1390,7 @@
       </w:pPr>
       <w:r>
         <w:rPr>
-          <w:rFonts w:ascii="Times New Roman" w:cs="Times New Roman" w:eastAsia="Times New Roman" w:hAnsi="Times New Roman"/>
+          <w:rFonts w:ascii="Arial" w:cs="Times New Roman" w:eastAsia="Times New Roman" w:hAnsi="Arial"/>
           <w:b/>
           <w:bCs/>
           <w:color w:val="8E6F32"/>
@@ -1402,6 +1420,7 @@
       <w:tr>
         <w:trPr>
           <w:tblHeader/>
+          <w:cantSplit/>
         </w:trPr>
         <w:tc>
           <w:tcPr>
@@ -1426,7 +1445,7 @@
             </w:pPr>
             <w:r>
               <w:rPr>
-                <w:rFonts w:ascii="Times New Roman" w:cs="Times New Roman" w:eastAsia="Times New Roman" w:hAnsi="Times New Roman"/>
+                <w:rFonts w:ascii="Arial" w:cs="Times New Roman" w:eastAsia="Times New Roman" w:hAnsi="Arial"/>
                 <w:b/>
                 <w:bCs/>
                 <w:color w:val="262F37"/>
@@ -1460,7 +1479,7 @@
             </w:pPr>
             <w:r>
               <w:rPr>
-                <w:rFonts w:ascii="Times New Roman" w:cs="Times New Roman" w:eastAsia="Times New Roman" w:hAnsi="Times New Roman"/>
+                <w:rFonts w:ascii="Arial" w:cs="Times New Roman" w:eastAsia="Times New Roman" w:hAnsi="Arial"/>
                 <w:b/>
                 <w:bCs/>
                 <w:color w:val="262F37"/>
@@ -1494,7 +1513,7 @@
             </w:pPr>
             <w:r>
               <w:rPr>
-                <w:rFonts w:ascii="Times New Roman" w:cs="Times New Roman" w:eastAsia="Times New Roman" w:hAnsi="Times New Roman"/>
+                <w:rFonts w:ascii="Arial" w:cs="Times New Roman" w:eastAsia="Times New Roman" w:hAnsi="Arial"/>
                 <w:b/>
                 <w:bCs/>
                 <w:color w:val="262F37"/>
@@ -1507,6 +1526,9 @@
         </w:tc>
       </w:tr>
       <w:tr>
+        <w:trPr>
+          <w:cantSplit/>
+        </w:trPr>
         <w:tc>
           <w:tcPr>
             <w:tcW w:type="dxa" w:w="2900"/>
@@ -1529,7 +1551,7 @@
             </w:pPr>
             <w:r>
               <w:rPr>
-                <w:rFonts w:ascii="Times New Roman" w:cs="Times New Roman" w:eastAsia="Times New Roman" w:hAnsi="Times New Roman"/>
+                <w:rFonts w:ascii="Arial" w:cs="Times New Roman" w:eastAsia="Times New Roman" w:hAnsi="Arial"/>
                 <w:b/>
                 <w:bCs/>
                 <w:i w:val="false"/>
@@ -1542,7 +1564,7 @@
             </w:r>
             <w:r>
               <w:rPr>
-                <w:rFonts w:ascii="Times New Roman" w:cs="Times New Roman" w:eastAsia="Times New Roman" w:hAnsi="Times New Roman"/>
+                <w:rFonts w:ascii="Arial" w:cs="Times New Roman" w:eastAsia="Times New Roman" w:hAnsi="Arial"/>
                 <w:b w:val="false"/>
                 <w:bCs w:val="false"/>
                 <w:color w:val="262F37"/>
@@ -1553,7 +1575,7 @@
             </w:r>
             <w:r>
               <w:rPr>
-                <w:rFonts w:ascii="Times New Roman" w:cs="Times New Roman" w:eastAsia="Times New Roman" w:hAnsi="Times New Roman"/>
+                <w:rFonts w:ascii="Arial" w:cs="Times New Roman" w:eastAsia="Times New Roman" w:hAnsi="Arial"/>
                 <w:b/>
                 <w:bCs/>
                 <w:i w:val="false"/>
@@ -1588,7 +1610,7 @@
             </w:pPr>
             <w:r>
               <w:rPr>
-                <w:rFonts w:ascii="Times New Roman" w:cs="Times New Roman" w:eastAsia="Times New Roman" w:hAnsi="Times New Roman"/>
+                <w:rFonts w:ascii="Arial" w:cs="Times New Roman" w:eastAsia="Times New Roman" w:hAnsi="Arial"/>
                 <w:b w:val="false"/>
                 <w:bCs w:val="false"/>
                 <w:color w:val="262F37"/>
@@ -1621,7 +1643,7 @@
             </w:pPr>
             <w:r>
               <w:rPr>
-                <w:rFonts w:ascii="Times New Roman" w:cs="Times New Roman" w:eastAsia="Times New Roman" w:hAnsi="Times New Roman"/>
+                <w:rFonts w:ascii="Arial" w:cs="Times New Roman" w:eastAsia="Times New Roman" w:hAnsi="Arial"/>
                 <w:b w:val="false"/>
                 <w:bCs w:val="false"/>
                 <w:color w:val="262F37"/>
@@ -1634,6 +1656,9 @@
         </w:tc>
       </w:tr>
       <w:tr>
+        <w:trPr>
+          <w:cantSplit/>
+        </w:trPr>
         <w:tc>
           <w:tcPr>
             <w:tcW w:type="dxa" w:w="2900"/>
@@ -1656,7 +1681,7 @@
             </w:pPr>
             <w:r>
               <w:rPr>
-                <w:rFonts w:ascii="Times New Roman" w:cs="Times New Roman" w:eastAsia="Times New Roman" w:hAnsi="Times New Roman"/>
+                <w:rFonts w:ascii="Arial" w:cs="Times New Roman" w:eastAsia="Times New Roman" w:hAnsi="Arial"/>
                 <w:b/>
                 <w:bCs/>
                 <w:i w:val="false"/>
@@ -1691,7 +1716,7 @@
             </w:pPr>
             <w:r>
               <w:rPr>
-                <w:rFonts w:ascii="Times New Roman" w:cs="Times New Roman" w:eastAsia="Times New Roman" w:hAnsi="Times New Roman"/>
+                <w:rFonts w:ascii="Arial" w:cs="Times New Roman" w:eastAsia="Times New Roman" w:hAnsi="Arial"/>
                 <w:b w:val="false"/>
                 <w:bCs w:val="false"/>
                 <w:color w:val="262F37"/>
@@ -1724,7 +1749,7 @@
             </w:pPr>
             <w:r>
               <w:rPr>
-                <w:rFonts w:ascii="Times New Roman" w:cs="Times New Roman" w:eastAsia="Times New Roman" w:hAnsi="Times New Roman"/>
+                <w:rFonts w:ascii="Arial" w:cs="Times New Roman" w:eastAsia="Times New Roman" w:hAnsi="Arial"/>
                 <w:b w:val="false"/>
                 <w:bCs w:val="false"/>
                 <w:color w:val="262F37"/>
@@ -1737,6 +1762,9 @@
         </w:tc>
       </w:tr>
       <w:tr>
+        <w:trPr>
+          <w:cantSplit/>
+        </w:trPr>
         <w:tc>
           <w:tcPr>
             <w:tcW w:type="dxa" w:w="2900"/>
@@ -1759,7 +1787,7 @@
             </w:pPr>
             <w:r>
               <w:rPr>
-                <w:rFonts w:ascii="Times New Roman" w:cs="Times New Roman" w:eastAsia="Times New Roman" w:hAnsi="Times New Roman"/>
+                <w:rFonts w:ascii="Arial" w:cs="Times New Roman" w:eastAsia="Times New Roman" w:hAnsi="Arial"/>
                 <w:b/>
                 <w:bCs/>
                 <w:i w:val="false"/>
@@ -1794,7 +1822,7 @@
             </w:pPr>
             <w:r>
               <w:rPr>
-                <w:rFonts w:ascii="Times New Roman" w:cs="Times New Roman" w:eastAsia="Times New Roman" w:hAnsi="Times New Roman"/>
+                <w:rFonts w:ascii="Arial" w:cs="Times New Roman" w:eastAsia="Times New Roman" w:hAnsi="Arial"/>
                 <w:b w:val="false"/>
                 <w:bCs w:val="false"/>
                 <w:color w:val="262F37"/>
@@ -1827,7 +1855,7 @@
             </w:pPr>
             <w:r>
               <w:rPr>
-                <w:rFonts w:ascii="Times New Roman" w:cs="Times New Roman" w:eastAsia="Times New Roman" w:hAnsi="Times New Roman"/>
+                <w:rFonts w:ascii="Arial" w:cs="Times New Roman" w:eastAsia="Times New Roman" w:hAnsi="Arial"/>
                 <w:b w:val="false"/>
                 <w:bCs w:val="false"/>
                 <w:color w:val="262F37"/>
@@ -1840,6 +1868,9 @@
         </w:tc>
       </w:tr>
       <w:tr>
+        <w:trPr>
+          <w:cantSplit/>
+        </w:trPr>
         <w:tc>
           <w:tcPr>
             <w:tcW w:type="dxa" w:w="2900"/>
@@ -1862,7 +1893,7 @@
             </w:pPr>
             <w:r>
               <w:rPr>
-                <w:rFonts w:ascii="Times New Roman" w:cs="Times New Roman" w:eastAsia="Times New Roman" w:hAnsi="Times New Roman"/>
+                <w:rFonts w:ascii="Arial" w:cs="Times New Roman" w:eastAsia="Times New Roman" w:hAnsi="Arial"/>
                 <w:b/>
                 <w:bCs/>
                 <w:i w:val="false"/>
@@ -1897,7 +1928,7 @@
             </w:pPr>
             <w:r>
               <w:rPr>
-                <w:rFonts w:ascii="Times New Roman" w:cs="Times New Roman" w:eastAsia="Times New Roman" w:hAnsi="Times New Roman"/>
+                <w:rFonts w:ascii="Arial" w:cs="Times New Roman" w:eastAsia="Times New Roman" w:hAnsi="Arial"/>
                 <w:b w:val="false"/>
                 <w:bCs w:val="false"/>
                 <w:color w:val="262F37"/>
@@ -1930,7 +1961,7 @@
             </w:pPr>
             <w:r>
               <w:rPr>
-                <w:rFonts w:ascii="Times New Roman" w:cs="Times New Roman" w:eastAsia="Times New Roman" w:hAnsi="Times New Roman"/>
+                <w:rFonts w:ascii="Arial" w:cs="Times New Roman" w:eastAsia="Times New Roman" w:hAnsi="Arial"/>
                 <w:b w:val="false"/>
                 <w:bCs w:val="false"/>
                 <w:color w:val="262F37"/>
@@ -1943,6 +1974,9 @@
         </w:tc>
       </w:tr>
       <w:tr>
+        <w:trPr>
+          <w:cantSplit/>
+        </w:trPr>
         <w:tc>
           <w:tcPr>
             <w:tcW w:type="dxa" w:w="2900"/>
@@ -1965,7 +1999,7 @@
             </w:pPr>
             <w:r>
               <w:rPr>
-                <w:rFonts w:ascii="Times New Roman" w:cs="Times New Roman" w:eastAsia="Times New Roman" w:hAnsi="Times New Roman"/>
+                <w:rFonts w:ascii="Arial" w:cs="Times New Roman" w:eastAsia="Times New Roman" w:hAnsi="Arial"/>
                 <w:b/>
                 <w:bCs/>
                 <w:i w:val="false"/>
@@ -2000,7 +2034,7 @@
             </w:pPr>
             <w:r>
               <w:rPr>
-                <w:rFonts w:ascii="Times New Roman" w:cs="Times New Roman" w:eastAsia="Times New Roman" w:hAnsi="Times New Roman"/>
+                <w:rFonts w:ascii="Arial" w:cs="Times New Roman" w:eastAsia="Times New Roman" w:hAnsi="Arial"/>
                 <w:b w:val="false"/>
                 <w:bCs w:val="false"/>
                 <w:color w:val="262F37"/>
@@ -2033,7 +2067,7 @@
             </w:pPr>
             <w:r>
               <w:rPr>
-                <w:rFonts w:ascii="Times New Roman" w:cs="Times New Roman" w:eastAsia="Times New Roman" w:hAnsi="Times New Roman"/>
+                <w:rFonts w:ascii="Arial" w:cs="Times New Roman" w:eastAsia="Times New Roman" w:hAnsi="Arial"/>
                 <w:b w:val="false"/>
                 <w:bCs w:val="false"/>
                 <w:color w:val="262F37"/>
@@ -2046,6 +2080,9 @@
         </w:tc>
       </w:tr>
       <w:tr>
+        <w:trPr>
+          <w:cantSplit/>
+        </w:trPr>
         <w:tc>
           <w:tcPr>
             <w:tcW w:type="dxa" w:w="2900"/>
@@ -2068,7 +2105,7 @@
             </w:pPr>
             <w:r>
               <w:rPr>
-                <w:rFonts w:ascii="Times New Roman" w:cs="Times New Roman" w:eastAsia="Times New Roman" w:hAnsi="Times New Roman"/>
+                <w:rFonts w:ascii="Arial" w:cs="Times New Roman" w:eastAsia="Times New Roman" w:hAnsi="Arial"/>
                 <w:b/>
                 <w:bCs/>
                 <w:i w:val="false"/>
@@ -2103,7 +2140,7 @@
             </w:pPr>
             <w:r>
               <w:rPr>
-                <w:rFonts w:ascii="Times New Roman" w:cs="Times New Roman" w:eastAsia="Times New Roman" w:hAnsi="Times New Roman"/>
+                <w:rFonts w:ascii="Arial" w:cs="Times New Roman" w:eastAsia="Times New Roman" w:hAnsi="Arial"/>
                 <w:b w:val="false"/>
                 <w:bCs w:val="false"/>
                 <w:color w:val="262F37"/>
@@ -2136,7 +2173,7 @@
             </w:pPr>
             <w:r>
               <w:rPr>
-                <w:rFonts w:ascii="Times New Roman" w:cs="Times New Roman" w:eastAsia="Times New Roman" w:hAnsi="Times New Roman"/>
+                <w:rFonts w:ascii="Arial" w:cs="Times New Roman" w:eastAsia="Times New Roman" w:hAnsi="Arial"/>
                 <w:b w:val="false"/>
                 <w:bCs w:val="false"/>
                 <w:color w:val="262F37"/>
@@ -2149,6 +2186,9 @@
         </w:tc>
       </w:tr>
       <w:tr>
+        <w:trPr>
+          <w:cantSplit/>
+        </w:trPr>
         <w:tc>
           <w:tcPr>
             <w:tcW w:type="dxa" w:w="2900"/>
@@ -2171,7 +2211,7 @@
             </w:pPr>
             <w:r>
               <w:rPr>
-                <w:rFonts w:ascii="Times New Roman" w:cs="Times New Roman" w:eastAsia="Times New Roman" w:hAnsi="Times New Roman"/>
+                <w:rFonts w:ascii="Arial" w:cs="Times New Roman" w:eastAsia="Times New Roman" w:hAnsi="Arial"/>
                 <w:b/>
                 <w:bCs/>
                 <w:i w:val="false"/>
@@ -2206,7 +2246,7 @@
             </w:pPr>
             <w:r>
               <w:rPr>
-                <w:rFonts w:ascii="Times New Roman" w:cs="Times New Roman" w:eastAsia="Times New Roman" w:hAnsi="Times New Roman"/>
+                <w:rFonts w:ascii="Arial" w:cs="Times New Roman" w:eastAsia="Times New Roman" w:hAnsi="Arial"/>
                 <w:b w:val="false"/>
                 <w:bCs w:val="false"/>
                 <w:color w:val="262F37"/>
@@ -2239,7 +2279,7 @@
             </w:pPr>
             <w:r>
               <w:rPr>
-                <w:rFonts w:ascii="Times New Roman" w:cs="Times New Roman" w:eastAsia="Times New Roman" w:hAnsi="Times New Roman"/>
+                <w:rFonts w:ascii="Arial" w:cs="Times New Roman" w:eastAsia="Times New Roman" w:hAnsi="Arial"/>
                 <w:b w:val="false"/>
                 <w:bCs w:val="false"/>
                 <w:color w:val="262F37"/>
@@ -2252,6 +2292,9 @@
         </w:tc>
       </w:tr>
       <w:tr>
+        <w:trPr>
+          <w:cantSplit/>
+        </w:trPr>
         <w:tc>
           <w:tcPr>
             <w:tcW w:type="dxa" w:w="2900"/>
@@ -2274,7 +2317,7 @@
             </w:pPr>
             <w:r>
               <w:rPr>
-                <w:rFonts w:ascii="Times New Roman" w:cs="Times New Roman" w:eastAsia="Times New Roman" w:hAnsi="Times New Roman"/>
+                <w:rFonts w:ascii="Arial" w:cs="Times New Roman" w:eastAsia="Times New Roman" w:hAnsi="Arial"/>
                 <w:b/>
                 <w:bCs/>
                 <w:i w:val="false"/>
@@ -2309,7 +2352,7 @@
             </w:pPr>
             <w:r>
               <w:rPr>
-                <w:rFonts w:ascii="Times New Roman" w:cs="Times New Roman" w:eastAsia="Times New Roman" w:hAnsi="Times New Roman"/>
+                <w:rFonts w:ascii="Arial" w:cs="Times New Roman" w:eastAsia="Times New Roman" w:hAnsi="Arial"/>
                 <w:b w:val="false"/>
                 <w:bCs w:val="false"/>
                 <w:color w:val="262F37"/>
@@ -2342,7 +2385,7 @@
             </w:pPr>
             <w:r>
               <w:rPr>
-                <w:rFonts w:ascii="Times New Roman" w:cs="Times New Roman" w:eastAsia="Times New Roman" w:hAnsi="Times New Roman"/>
+                <w:rFonts w:ascii="Arial" w:cs="Times New Roman" w:eastAsia="Times New Roman" w:hAnsi="Arial"/>
                 <w:b w:val="false"/>
                 <w:bCs w:val="false"/>
                 <w:color w:val="262F37"/>
@@ -2363,7 +2406,7 @@
       </w:pPr>
       <w:r>
         <w:rPr>
-          <w:rFonts w:ascii="Times New Roman" w:cs="Times New Roman" w:eastAsia="Times New Roman" w:hAnsi="Times New Roman"/>
+          <w:rFonts w:ascii="Arial" w:cs="Times New Roman" w:eastAsia="Times New Roman" w:hAnsi="Arial"/>
           <w:b/>
           <w:bCs/>
           <w:color w:val="8E6F32"/>
@@ -2393,6 +2436,7 @@
       <w:tr>
         <w:trPr>
           <w:tblHeader/>
+          <w:cantSplit/>
         </w:trPr>
         <w:tc>
           <w:tcPr>
@@ -2417,7 +2461,7 @@
             </w:pPr>
             <w:r>
               <w:rPr>
-                <w:rFonts w:ascii="Times New Roman" w:cs="Times New Roman" w:eastAsia="Times New Roman" w:hAnsi="Times New Roman"/>
+                <w:rFonts w:ascii="Arial" w:cs="Times New Roman" w:eastAsia="Times New Roman" w:hAnsi="Arial"/>
                 <w:b/>
                 <w:bCs/>
                 <w:color w:val="262F37"/>
@@ -2451,7 +2495,7 @@
             </w:pPr>
             <w:r>
               <w:rPr>
-                <w:rFonts w:ascii="Times New Roman" w:cs="Times New Roman" w:eastAsia="Times New Roman" w:hAnsi="Times New Roman"/>
+                <w:rFonts w:ascii="Arial" w:cs="Times New Roman" w:eastAsia="Times New Roman" w:hAnsi="Arial"/>
                 <w:b/>
                 <w:bCs/>
                 <w:color w:val="262F37"/>
@@ -2485,7 +2529,7 @@
             </w:pPr>
             <w:r>
               <w:rPr>
-                <w:rFonts w:ascii="Times New Roman" w:cs="Times New Roman" w:eastAsia="Times New Roman" w:hAnsi="Times New Roman"/>
+                <w:rFonts w:ascii="Arial" w:cs="Times New Roman" w:eastAsia="Times New Roman" w:hAnsi="Arial"/>
                 <w:b/>
                 <w:bCs/>
                 <w:color w:val="262F37"/>
@@ -2498,6 +2542,9 @@
         </w:tc>
       </w:tr>
       <w:tr>
+        <w:trPr>
+          <w:cantSplit/>
+        </w:trPr>
         <w:tc>
           <w:tcPr>
             <w:tcW w:type="dxa" w:w="2900"/>
@@ -2520,7 +2567,7 @@
             </w:pPr>
             <w:r>
               <w:rPr>
-                <w:rFonts w:ascii="Times New Roman" w:cs="Times New Roman" w:eastAsia="Times New Roman" w:hAnsi="Times New Roman"/>
+                <w:rFonts w:ascii="Arial" w:cs="Times New Roman" w:eastAsia="Times New Roman" w:hAnsi="Arial"/>
                 <w:b/>
                 <w:bCs/>
                 <w:i w:val="false"/>
@@ -2533,7 +2580,7 @@
             </w:r>
             <w:r>
               <w:rPr>
-                <w:rFonts w:ascii="Times New Roman" w:cs="Times New Roman" w:eastAsia="Times New Roman" w:hAnsi="Times New Roman"/>
+                <w:rFonts w:ascii="Arial" w:cs="Times New Roman" w:eastAsia="Times New Roman" w:hAnsi="Arial"/>
                 <w:b w:val="false"/>
                 <w:bCs w:val="false"/>
                 <w:color w:val="262F37"/>
@@ -2544,7 +2591,7 @@
             </w:r>
             <w:r>
               <w:rPr>
-                <w:rFonts w:ascii="Times New Roman" w:cs="Times New Roman" w:eastAsia="Times New Roman" w:hAnsi="Times New Roman"/>
+                <w:rFonts w:ascii="Arial" w:cs="Times New Roman" w:eastAsia="Times New Roman" w:hAnsi="Arial"/>
                 <w:b/>
                 <w:bCs/>
                 <w:i w:val="false"/>
@@ -2579,7 +2626,7 @@
             </w:pPr>
             <w:r>
               <w:rPr>
-                <w:rFonts w:ascii="Times New Roman" w:cs="Times New Roman" w:eastAsia="Times New Roman" w:hAnsi="Times New Roman"/>
+                <w:rFonts w:ascii="Arial" w:cs="Times New Roman" w:eastAsia="Times New Roman" w:hAnsi="Arial"/>
                 <w:b w:val="false"/>
                 <w:bCs w:val="false"/>
                 <w:color w:val="262F37"/>
@@ -2612,7 +2659,7 @@
             </w:pPr>
             <w:r>
               <w:rPr>
-                <w:rFonts w:ascii="Times New Roman" w:cs="Times New Roman" w:eastAsia="Times New Roman" w:hAnsi="Times New Roman"/>
+                <w:rFonts w:ascii="Arial" w:cs="Times New Roman" w:eastAsia="Times New Roman" w:hAnsi="Arial"/>
                 <w:b w:val="false"/>
                 <w:bCs w:val="false"/>
                 <w:color w:val="262F37"/>
@@ -2625,6 +2672,9 @@
         </w:tc>
       </w:tr>
       <w:tr>
+        <w:trPr>
+          <w:cantSplit/>
+        </w:trPr>
         <w:tc>
           <w:tcPr>
             <w:tcW w:type="dxa" w:w="2900"/>
@@ -2647,7 +2697,7 @@
             </w:pPr>
             <w:r>
               <w:rPr>
-                <w:rFonts w:ascii="Times New Roman" w:cs="Times New Roman" w:eastAsia="Times New Roman" w:hAnsi="Times New Roman"/>
+                <w:rFonts w:ascii="Arial" w:cs="Times New Roman" w:eastAsia="Times New Roman" w:hAnsi="Arial"/>
                 <w:b/>
                 <w:bCs/>
                 <w:i w:val="false"/>
@@ -2660,7 +2710,7 @@
             </w:r>
             <w:r>
               <w:rPr>
-                <w:rFonts w:ascii="Times New Roman" w:cs="Times New Roman" w:eastAsia="Times New Roman" w:hAnsi="Times New Roman"/>
+                <w:rFonts w:ascii="Arial" w:cs="Times New Roman" w:eastAsia="Times New Roman" w:hAnsi="Arial"/>
                 <w:b w:val="false"/>
                 <w:bCs w:val="false"/>
                 <w:color w:val="262F37"/>
@@ -2671,7 +2721,7 @@
             </w:r>
             <w:r>
               <w:rPr>
-                <w:rFonts w:ascii="Times New Roman" w:cs="Times New Roman" w:eastAsia="Times New Roman" w:hAnsi="Times New Roman"/>
+                <w:rFonts w:ascii="Arial" w:cs="Times New Roman" w:eastAsia="Times New Roman" w:hAnsi="Arial"/>
                 <w:b/>
                 <w:bCs/>
                 <w:i w:val="false"/>
@@ -2706,7 +2756,7 @@
             </w:pPr>
             <w:r>
               <w:rPr>
-                <w:rFonts w:ascii="Times New Roman" w:cs="Times New Roman" w:eastAsia="Times New Roman" w:hAnsi="Times New Roman"/>
+                <w:rFonts w:ascii="Arial" w:cs="Times New Roman" w:eastAsia="Times New Roman" w:hAnsi="Arial"/>
                 <w:b w:val="false"/>
                 <w:bCs w:val="false"/>
                 <w:color w:val="262F37"/>
@@ -2739,7 +2789,7 @@
             </w:pPr>
             <w:r>
               <w:rPr>
-                <w:rFonts w:ascii="Times New Roman" w:cs="Times New Roman" w:eastAsia="Times New Roman" w:hAnsi="Times New Roman"/>
+                <w:rFonts w:ascii="Arial" w:cs="Times New Roman" w:eastAsia="Times New Roman" w:hAnsi="Arial"/>
                 <w:b w:val="false"/>
                 <w:bCs w:val="false"/>
                 <w:color w:val="262F37"/>
@@ -2752,6 +2802,9 @@
         </w:tc>
       </w:tr>
       <w:tr>
+        <w:trPr>
+          <w:cantSplit/>
+        </w:trPr>
         <w:tc>
           <w:tcPr>
             <w:tcW w:type="dxa" w:w="2900"/>
@@ -2774,7 +2827,7 @@
             </w:pPr>
             <w:r>
               <w:rPr>
-                <w:rFonts w:ascii="Times New Roman" w:cs="Times New Roman" w:eastAsia="Times New Roman" w:hAnsi="Times New Roman"/>
+                <w:rFonts w:ascii="Arial" w:cs="Times New Roman" w:eastAsia="Times New Roman" w:hAnsi="Arial"/>
                 <w:b/>
                 <w:bCs/>
                 <w:i w:val="false"/>
@@ -2809,7 +2862,7 @@
             </w:pPr>
             <w:r>
               <w:rPr>
-                <w:rFonts w:ascii="Times New Roman" w:cs="Times New Roman" w:eastAsia="Times New Roman" w:hAnsi="Times New Roman"/>
+                <w:rFonts w:ascii="Arial" w:cs="Times New Roman" w:eastAsia="Times New Roman" w:hAnsi="Arial"/>
                 <w:b w:val="false"/>
                 <w:bCs w:val="false"/>
                 <w:color w:val="262F37"/>
@@ -2842,7 +2895,7 @@
             </w:pPr>
             <w:r>
               <w:rPr>
-                <w:rFonts w:ascii="Times New Roman" w:cs="Times New Roman" w:eastAsia="Times New Roman" w:hAnsi="Times New Roman"/>
+                <w:rFonts w:ascii="Arial" w:cs="Times New Roman" w:eastAsia="Times New Roman" w:hAnsi="Arial"/>
                 <w:b w:val="false"/>
                 <w:bCs w:val="false"/>
                 <w:color w:val="262F37"/>
@@ -2855,6 +2908,9 @@
         </w:tc>
       </w:tr>
       <w:tr>
+        <w:trPr>
+          <w:cantSplit/>
+        </w:trPr>
         <w:tc>
           <w:tcPr>
             <w:tcW w:type="dxa" w:w="2900"/>
@@ -2877,7 +2933,7 @@
             </w:pPr>
             <w:r>
               <w:rPr>
-                <w:rFonts w:ascii="Times New Roman" w:cs="Times New Roman" w:eastAsia="Times New Roman" w:hAnsi="Times New Roman"/>
+                <w:rFonts w:ascii="Arial" w:cs="Times New Roman" w:eastAsia="Times New Roman" w:hAnsi="Arial"/>
                 <w:b/>
                 <w:bCs/>
                 <w:i w:val="false"/>
@@ -2912,7 +2968,7 @@
             </w:pPr>
             <w:r>
               <w:rPr>
-                <w:rFonts w:ascii="Times New Roman" w:cs="Times New Roman" w:eastAsia="Times New Roman" w:hAnsi="Times New Roman"/>
+                <w:rFonts w:ascii="Arial" w:cs="Times New Roman" w:eastAsia="Times New Roman" w:hAnsi="Arial"/>
                 <w:b w:val="false"/>
                 <w:bCs w:val="false"/>
                 <w:color w:val="262F37"/>
@@ -2945,7 +3001,7 @@
             </w:pPr>
             <w:r>
               <w:rPr>
-                <w:rFonts w:ascii="Times New Roman" w:cs="Times New Roman" w:eastAsia="Times New Roman" w:hAnsi="Times New Roman"/>
+                <w:rFonts w:ascii="Arial" w:cs="Times New Roman" w:eastAsia="Times New Roman" w:hAnsi="Arial"/>
                 <w:b w:val="false"/>
                 <w:bCs w:val="false"/>
                 <w:color w:val="262F37"/>
@@ -2958,6 +3014,9 @@
         </w:tc>
       </w:tr>
       <w:tr>
+        <w:trPr>
+          <w:cantSplit/>
+        </w:trPr>
         <w:tc>
           <w:tcPr>
             <w:tcW w:type="dxa" w:w="2900"/>
@@ -2980,7 +3039,7 @@
             </w:pPr>
             <w:r>
               <w:rPr>
-                <w:rFonts w:ascii="Times New Roman" w:cs="Times New Roman" w:eastAsia="Times New Roman" w:hAnsi="Times New Roman"/>
+                <w:rFonts w:ascii="Arial" w:cs="Times New Roman" w:eastAsia="Times New Roman" w:hAnsi="Arial"/>
                 <w:b/>
                 <w:bCs/>
                 <w:i w:val="false"/>
@@ -3015,7 +3074,7 @@
             </w:pPr>
             <w:r>
               <w:rPr>
-                <w:rFonts w:ascii="Times New Roman" w:cs="Times New Roman" w:eastAsia="Times New Roman" w:hAnsi="Times New Roman"/>
+                <w:rFonts w:ascii="Arial" w:cs="Times New Roman" w:eastAsia="Times New Roman" w:hAnsi="Arial"/>
                 <w:b w:val="false"/>
                 <w:bCs w:val="false"/>
                 <w:color w:val="262F37"/>
@@ -3048,19 +3107,22 @@
             </w:pPr>
             <w:r>
               <w:rPr>
-                <w:rFonts w:ascii="Times New Roman" w:cs="Times New Roman" w:eastAsia="Times New Roman" w:hAnsi="Times New Roman"/>
-                <w:b w:val="false"/>
-                <w:bCs w:val="false"/>
-                <w:color w:val="262F37"/>
-                <w:sz w:val="17"/>
-                <w:szCs w:val="22"/>
-              </w:rPr>
-              <w:t xml:space="preserve">по договору, а не по формуле: (1) найдите, от какого события договор считает срок оплаты — подписание акта заказчиком, подписание КС-3, получение счёта, передача исполнительной документации; дата, проставленная в КС-2, и дата её подписания заказчиком — разные даты; (2) отсчитайте срок от этого события, не считая самого дня события: течение срока начинается на следующий день после наступления события (ст. 191 ГК РФ); (3) если последний день срока нерабочий, окончанием считается ближайший следующий рабочий день (ст. 193 ГК РФ); (4) первый день просрочки — следующий за днём окончания срока. Ошибка здесь меняет сумму процентов, цену иска и пошлину</w:t>
+                <w:rFonts w:ascii="Arial" w:cs="Times New Roman" w:eastAsia="Times New Roman" w:hAnsi="Arial"/>
+                <w:b w:val="false"/>
+                <w:bCs w:val="false"/>
+                <w:color w:val="262F37"/>
+                <w:sz w:val="17"/>
+                <w:szCs w:val="22"/>
+              </w:rPr>
+              <w:t xml:space="preserve">Определите событие, от которого договор исчисляет срок оплаты. Различайте дату составления и дату подписания акта. Рассчитайте срок с учётом статей 191 и 193 ГК РФ; первый день просрочки следует за последним днём срока оплаты.</w:t>
             </w:r>
           </w:p>
         </w:tc>
       </w:tr>
       <w:tr>
+        <w:trPr>
+          <w:cantSplit/>
+        </w:trPr>
         <w:tc>
           <w:tcPr>
             <w:tcW w:type="dxa" w:w="2900"/>
@@ -3083,7 +3145,7 @@
             </w:pPr>
             <w:r>
               <w:rPr>
-                <w:rFonts w:ascii="Times New Roman" w:cs="Times New Roman" w:eastAsia="Times New Roman" w:hAnsi="Times New Roman"/>
+                <w:rFonts w:ascii="Arial" w:cs="Times New Roman" w:eastAsia="Times New Roman" w:hAnsi="Arial"/>
                 <w:b/>
                 <w:bCs/>
                 <w:i w:val="false"/>
@@ -3118,7 +3180,7 @@
             </w:pPr>
             <w:r>
               <w:rPr>
-                <w:rFonts w:ascii="Times New Roman" w:cs="Times New Roman" w:eastAsia="Times New Roman" w:hAnsi="Times New Roman"/>
+                <w:rFonts w:ascii="Arial" w:cs="Times New Roman" w:eastAsia="Times New Roman" w:hAnsi="Arial"/>
                 <w:b w:val="false"/>
                 <w:bCs w:val="false"/>
                 <w:color w:val="262F37"/>
@@ -3151,7 +3213,7 @@
             </w:pPr>
             <w:r>
               <w:rPr>
-                <w:rFonts w:ascii="Times New Roman" w:cs="Times New Roman" w:eastAsia="Times New Roman" w:hAnsi="Times New Roman"/>
+                <w:rFonts w:ascii="Arial" w:cs="Times New Roman" w:eastAsia="Times New Roman" w:hAnsi="Arial"/>
                 <w:b w:val="false"/>
                 <w:bCs w:val="false"/>
                 <w:color w:val="262F37"/>
@@ -3164,19 +3226,6 @@
         </w:tc>
       </w:tr>
     </w:tbl>
-    <w:p>
-      <w:pPr>
-        <w:spacing w:after="60"/>
-      </w:pPr>
-      <w:r>
-        <w:rPr>
-          <w:rFonts w:ascii="Times New Roman" w:hAnsi="Times New Roman"/>
-          <w:color w:val="262F37"/>
-          <w:sz w:val="21"/>
-        </w:rPr>
-        <w:br w:type="page"/>
-      </w:r>
-    </w:p>
     <w:p>
       <w:pPr>
         <w:pStyle w:val="Heading2"/>
@@ -3185,7 +3234,7 @@
       </w:pPr>
       <w:r>
         <w:rPr>
-          <w:rFonts w:ascii="Times New Roman" w:cs="Times New Roman" w:eastAsia="Times New Roman" w:hAnsi="Times New Roman"/>
+          <w:rFonts w:ascii="Arial" w:cs="Times New Roman" w:eastAsia="Times New Roman" w:hAnsi="Arial"/>
           <w:b/>
           <w:bCs/>
           <w:color w:val="8E6F32"/>
@@ -3215,6 +3264,7 @@
       <w:tr>
         <w:trPr>
           <w:tblHeader/>
+          <w:cantSplit/>
         </w:trPr>
         <w:tc>
           <w:tcPr>
@@ -3239,7 +3289,7 @@
             </w:pPr>
             <w:r>
               <w:rPr>
-                <w:rFonts w:ascii="Times New Roman" w:cs="Times New Roman" w:eastAsia="Times New Roman" w:hAnsi="Times New Roman"/>
+                <w:rFonts w:ascii="Arial" w:cs="Times New Roman" w:eastAsia="Times New Roman" w:hAnsi="Arial"/>
                 <w:b/>
                 <w:bCs/>
                 <w:color w:val="262F37"/>
@@ -3273,7 +3323,7 @@
             </w:pPr>
             <w:r>
               <w:rPr>
-                <w:rFonts w:ascii="Times New Roman" w:cs="Times New Roman" w:eastAsia="Times New Roman" w:hAnsi="Times New Roman"/>
+                <w:rFonts w:ascii="Arial" w:cs="Times New Roman" w:eastAsia="Times New Roman" w:hAnsi="Arial"/>
                 <w:b/>
                 <w:bCs/>
                 <w:color w:val="262F37"/>
@@ -3307,7 +3357,7 @@
             </w:pPr>
             <w:r>
               <w:rPr>
-                <w:rFonts w:ascii="Times New Roman" w:cs="Times New Roman" w:eastAsia="Times New Roman" w:hAnsi="Times New Roman"/>
+                <w:rFonts w:ascii="Arial" w:cs="Times New Roman" w:eastAsia="Times New Roman" w:hAnsi="Arial"/>
                 <w:b/>
                 <w:bCs/>
                 <w:color w:val="262F37"/>
@@ -3320,6 +3370,9 @@
         </w:tc>
       </w:tr>
       <w:tr>
+        <w:trPr>
+          <w:cantSplit/>
+        </w:trPr>
         <w:tc>
           <w:tcPr>
             <w:tcW w:type="dxa" w:w="2900"/>
@@ -3342,7 +3395,7 @@
             </w:pPr>
             <w:r>
               <w:rPr>
-                <w:rFonts w:ascii="Times New Roman" w:cs="Times New Roman" w:eastAsia="Times New Roman" w:hAnsi="Times New Roman"/>
+                <w:rFonts w:ascii="Arial" w:cs="Times New Roman" w:eastAsia="Times New Roman" w:hAnsi="Arial"/>
                 <w:b/>
                 <w:bCs/>
                 <w:i w:val="false"/>
@@ -3377,7 +3430,7 @@
             </w:pPr>
             <w:r>
               <w:rPr>
-                <w:rFonts w:ascii="Times New Roman" w:cs="Times New Roman" w:eastAsia="Times New Roman" w:hAnsi="Times New Roman"/>
+                <w:rFonts w:ascii="Arial" w:cs="Times New Roman" w:eastAsia="Times New Roman" w:hAnsi="Arial"/>
                 <w:b w:val="false"/>
                 <w:bCs w:val="false"/>
                 <w:color w:val="262F37"/>
@@ -3410,7 +3463,7 @@
             </w:pPr>
             <w:r>
               <w:rPr>
-                <w:rFonts w:ascii="Times New Roman" w:cs="Times New Roman" w:eastAsia="Times New Roman" w:hAnsi="Times New Roman"/>
+                <w:rFonts w:ascii="Arial" w:cs="Times New Roman" w:eastAsia="Times New Roman" w:hAnsi="Arial"/>
                 <w:b w:val="false"/>
                 <w:bCs w:val="false"/>
                 <w:color w:val="262F37"/>
@@ -3423,6 +3476,9 @@
         </w:tc>
       </w:tr>
       <w:tr>
+        <w:trPr>
+          <w:cantSplit/>
+        </w:trPr>
         <w:tc>
           <w:tcPr>
             <w:tcW w:type="dxa" w:w="2900"/>
@@ -3445,7 +3501,7 @@
             </w:pPr>
             <w:r>
               <w:rPr>
-                <w:rFonts w:ascii="Times New Roman" w:cs="Times New Roman" w:eastAsia="Times New Roman" w:hAnsi="Times New Roman"/>
+                <w:rFonts w:ascii="Arial" w:cs="Times New Roman" w:eastAsia="Times New Roman" w:hAnsi="Arial"/>
                 <w:b/>
                 <w:bCs/>
                 <w:i w:val="false"/>
@@ -3480,7 +3536,7 @@
             </w:pPr>
             <w:r>
               <w:rPr>
-                <w:rFonts w:ascii="Times New Roman" w:cs="Times New Roman" w:eastAsia="Times New Roman" w:hAnsi="Times New Roman"/>
+                <w:rFonts w:ascii="Arial" w:cs="Times New Roman" w:eastAsia="Times New Roman" w:hAnsi="Arial"/>
                 <w:b w:val="false"/>
                 <w:bCs w:val="false"/>
                 <w:color w:val="262F37"/>
@@ -3513,7 +3569,7 @@
             </w:pPr>
             <w:r>
               <w:rPr>
-                <w:rFonts w:ascii="Times New Roman" w:cs="Times New Roman" w:eastAsia="Times New Roman" w:hAnsi="Times New Roman"/>
+                <w:rFonts w:ascii="Arial" w:cs="Times New Roman" w:eastAsia="Times New Roman" w:hAnsi="Arial"/>
                 <w:b w:val="false"/>
                 <w:bCs w:val="false"/>
                 <w:color w:val="262F37"/>
@@ -3526,6 +3582,9 @@
         </w:tc>
       </w:tr>
       <w:tr>
+        <w:trPr>
+          <w:cantSplit/>
+        </w:trPr>
         <w:tc>
           <w:tcPr>
             <w:tcW w:type="dxa" w:w="2900"/>
@@ -3548,7 +3607,7 @@
             </w:pPr>
             <w:r>
               <w:rPr>
-                <w:rFonts w:ascii="Times New Roman" w:cs="Times New Roman" w:eastAsia="Times New Roman" w:hAnsi="Times New Roman"/>
+                <w:rFonts w:ascii="Arial" w:cs="Times New Roman" w:eastAsia="Times New Roman" w:hAnsi="Arial"/>
                 <w:b/>
                 <w:bCs/>
                 <w:i w:val="false"/>
@@ -3583,14 +3642,14 @@
             </w:pPr>
             <w:r>
               <w:rPr>
-                <w:rFonts w:ascii="Times New Roman" w:cs="Times New Roman" w:eastAsia="Times New Roman" w:hAnsi="Times New Roman"/>
-                <w:b w:val="false"/>
-                <w:bCs w:val="false"/>
-                <w:color w:val="262F37"/>
-                <w:sz w:val="17"/>
-                <w:szCs w:val="22"/>
-              </w:rPr>
-              <w:t xml:space="preserve">Срок из пункта договора о претензионном порядке; если договор молчит — срок назначаете вы сами. Ч. 5 ст. 4 АПК РФ задаёт срок ожидания до подачи иска. По общему правилу ожидание исчисляется со дня направления претензии; иной срок и порядок проверяются по закону или договору. Отдельно зафиксируйте срок ответа и срок ожидания</w:t>
+                <w:rFonts w:ascii="Arial" w:cs="Times New Roman" w:eastAsia="Times New Roman" w:hAnsi="Arial"/>
+                <w:b w:val="false"/>
+                <w:bCs w:val="false"/>
+                <w:color w:val="262F37"/>
+                <w:sz w:val="17"/>
+                <w:szCs w:val="22"/>
+              </w:rPr>
+              <w:t xml:space="preserve">Укажите срок ответа по договору. При отсутствии договорного срока определите срок исполнения требования в претензии. Отдельно рассчитайте срок ожидания перед подачей иска по части 5 статьи 4 АПК РФ, применимому закону и договору. Зафиксируйте основания, даты направления, начала и окончания каждого срока.</w:t>
             </w:r>
           </w:p>
         </w:tc>
@@ -3616,7 +3675,7 @@
             </w:pPr>
             <w:r>
               <w:rPr>
-                <w:rFonts w:ascii="Times New Roman" w:cs="Times New Roman" w:eastAsia="Times New Roman" w:hAnsi="Times New Roman"/>
+                <w:rFonts w:ascii="Arial" w:cs="Times New Roman" w:eastAsia="Times New Roman" w:hAnsi="Arial"/>
                 <w:b w:val="false"/>
                 <w:bCs w:val="false"/>
                 <w:color w:val="262F37"/>
@@ -3629,6 +3688,9 @@
         </w:tc>
       </w:tr>
       <w:tr>
+        <w:trPr>
+          <w:cantSplit/>
+        </w:trPr>
         <w:tc>
           <w:tcPr>
             <w:tcW w:type="dxa" w:w="2900"/>
@@ -3651,7 +3713,7 @@
             </w:pPr>
             <w:r>
               <w:rPr>
-                <w:rFonts w:ascii="Times New Roman" w:cs="Times New Roman" w:eastAsia="Times New Roman" w:hAnsi="Times New Roman"/>
+                <w:rFonts w:ascii="Arial" w:cs="Times New Roman" w:eastAsia="Times New Roman" w:hAnsi="Arial"/>
                 <w:b/>
                 <w:bCs/>
                 <w:i w:val="false"/>
@@ -3686,14 +3748,14 @@
             </w:pPr>
             <w:r>
               <w:rPr>
-                <w:rFonts w:ascii="Times New Roman" w:cs="Times New Roman" w:eastAsia="Times New Roman" w:hAnsi="Times New Roman"/>
-                <w:b w:val="false"/>
-                <w:bCs w:val="false"/>
-                <w:color w:val="262F37"/>
-                <w:sz w:val="17"/>
-                <w:szCs w:val="22"/>
-              </w:rPr>
-              <w:t xml:space="preserve">Дата, до которой вы требуете и ответа, и оплаты в первом письме. Один срок на оба требования — так он и написан в тексте письма</w:t>
+                <w:rFonts w:ascii="Arial" w:cs="Times New Roman" w:eastAsia="Times New Roman" w:hAnsi="Arial"/>
+                <w:b w:val="false"/>
+                <w:bCs w:val="false"/>
+                <w:color w:val="262F37"/>
+                <w:sz w:val="17"/>
+                <w:szCs w:val="22"/>
+              </w:rPr>
+              <w:t xml:space="preserve">Дата исполнения требования об оплате и предоставлении ответа, указанная в уведомлении. Сопоставьте её с договором и применимым досудебным порядком.</w:t>
             </w:r>
           </w:p>
         </w:tc>
@@ -3719,7 +3781,7 @@
             </w:pPr>
             <w:r>
               <w:rPr>
-                <w:rFonts w:ascii="Times New Roman" w:cs="Times New Roman" w:eastAsia="Times New Roman" w:hAnsi="Times New Roman"/>
+                <w:rFonts w:ascii="Arial" w:cs="Times New Roman" w:eastAsia="Times New Roman" w:hAnsi="Arial"/>
                 <w:b w:val="false"/>
                 <w:bCs w:val="false"/>
                 <w:color w:val="262F37"/>
@@ -3732,6 +3794,9 @@
         </w:tc>
       </w:tr>
       <w:tr>
+        <w:trPr>
+          <w:cantSplit/>
+        </w:trPr>
         <w:tc>
           <w:tcPr>
             <w:tcW w:type="dxa" w:w="2900"/>
@@ -3754,7 +3819,7 @@
             </w:pPr>
             <w:r>
               <w:rPr>
-                <w:rFonts w:ascii="Times New Roman" w:cs="Times New Roman" w:eastAsia="Times New Roman" w:hAnsi="Times New Roman"/>
+                <w:rFonts w:ascii="Arial" w:cs="Times New Roman" w:eastAsia="Times New Roman" w:hAnsi="Arial"/>
                 <w:b/>
                 <w:bCs/>
                 <w:i w:val="false"/>
@@ -3789,7 +3854,7 @@
             </w:pPr>
             <w:r>
               <w:rPr>
-                <w:rFonts w:ascii="Times New Roman" w:cs="Times New Roman" w:eastAsia="Times New Roman" w:hAnsi="Times New Roman"/>
+                <w:rFonts w:ascii="Arial" w:cs="Times New Roman" w:eastAsia="Times New Roman" w:hAnsi="Arial"/>
                 <w:b w:val="false"/>
                 <w:bCs w:val="false"/>
                 <w:color w:val="262F37"/>
@@ -3822,7 +3887,7 @@
             </w:pPr>
             <w:r>
               <w:rPr>
-                <w:rFonts w:ascii="Times New Roman" w:cs="Times New Roman" w:eastAsia="Times New Roman" w:hAnsi="Times New Roman"/>
+                <w:rFonts w:ascii="Arial" w:cs="Times New Roman" w:eastAsia="Times New Roman" w:hAnsi="Arial"/>
                 <w:b w:val="false"/>
                 <w:bCs w:val="false"/>
                 <w:color w:val="262F37"/>
@@ -3835,6 +3900,9 @@
         </w:tc>
       </w:tr>
       <w:tr>
+        <w:trPr>
+          <w:cantSplit/>
+        </w:trPr>
         <w:tc>
           <w:tcPr>
             <w:tcW w:type="dxa" w:w="2900"/>
@@ -3857,7 +3925,7 @@
             </w:pPr>
             <w:r>
               <w:rPr>
-                <w:rFonts w:ascii="Times New Roman" w:cs="Times New Roman" w:eastAsia="Times New Roman" w:hAnsi="Times New Roman"/>
+                <w:rFonts w:ascii="Arial" w:cs="Times New Roman" w:eastAsia="Times New Roman" w:hAnsi="Arial"/>
                 <w:b/>
                 <w:bCs/>
                 <w:i w:val="false"/>
@@ -3892,7 +3960,7 @@
             </w:pPr>
             <w:r>
               <w:rPr>
-                <w:rFonts w:ascii="Times New Roman" w:cs="Times New Roman" w:eastAsia="Times New Roman" w:hAnsi="Times New Roman"/>
+                <w:rFonts w:ascii="Arial" w:cs="Times New Roman" w:eastAsia="Times New Roman" w:hAnsi="Arial"/>
                 <w:b w:val="false"/>
                 <w:bCs w:val="false"/>
                 <w:color w:val="262F37"/>
@@ -3925,7 +3993,7 @@
             </w:pPr>
             <w:r>
               <w:rPr>
-                <w:rFonts w:ascii="Times New Roman" w:cs="Times New Roman" w:eastAsia="Times New Roman" w:hAnsi="Times New Roman"/>
+                <w:rFonts w:ascii="Arial" w:cs="Times New Roman" w:eastAsia="Times New Roman" w:hAnsi="Arial"/>
                 <w:b w:val="false"/>
                 <w:bCs w:val="false"/>
                 <w:color w:val="262F37"/>
@@ -3938,6 +4006,9 @@
         </w:tc>
       </w:tr>
       <w:tr>
+        <w:trPr>
+          <w:cantSplit/>
+        </w:trPr>
         <w:tc>
           <w:tcPr>
             <w:tcW w:type="dxa" w:w="2900"/>
@@ -3960,7 +4031,7 @@
             </w:pPr>
             <w:r>
               <w:rPr>
-                <w:rFonts w:ascii="Times New Roman" w:cs="Times New Roman" w:eastAsia="Times New Roman" w:hAnsi="Times New Roman"/>
+                <w:rFonts w:ascii="Arial" w:cs="Times New Roman" w:eastAsia="Times New Roman" w:hAnsi="Arial"/>
                 <w:b/>
                 <w:bCs/>
                 <w:i w:val="false"/>
@@ -3995,7 +4066,7 @@
             </w:pPr>
             <w:r>
               <w:rPr>
-                <w:rFonts w:ascii="Times New Roman" w:cs="Times New Roman" w:eastAsia="Times New Roman" w:hAnsi="Times New Roman"/>
+                <w:rFonts w:ascii="Arial" w:cs="Times New Roman" w:eastAsia="Times New Roman" w:hAnsi="Arial"/>
                 <w:b w:val="false"/>
                 <w:bCs w:val="false"/>
                 <w:color w:val="262F37"/>
@@ -4028,19 +4099,22 @@
             </w:pPr>
             <w:r>
               <w:rPr>
-                <w:rFonts w:ascii="Times New Roman" w:cs="Times New Roman" w:eastAsia="Times New Roman" w:hAnsi="Times New Roman"/>
-                <w:b w:val="false"/>
-                <w:bCs w:val="false"/>
-                <w:color w:val="262F37"/>
-                <w:sz w:val="17"/>
-                <w:szCs w:val="22"/>
-              </w:rPr>
-              <w:t xml:space="preserve">ст. 333.21 НК РФ; считать калькулятором на сайте арбитражного суда или в «Мой арбитр». По памяти не писать: размеры менялись</w:t>
+                <w:rFonts w:ascii="Arial" w:cs="Times New Roman" w:eastAsia="Times New Roman" w:hAnsi="Arial"/>
+                <w:b w:val="false"/>
+                <w:bCs w:val="false"/>
+                <w:color w:val="262F37"/>
+                <w:sz w:val="17"/>
+                <w:szCs w:val="22"/>
+              </w:rPr>
+              <w:t xml:space="preserve">Статья 333.21 НК РФ и калькулятор на официальном сайте арбитражного суда. Сохраните расчёт государственной пошлины на дату подачи иска.</w:t>
             </w:r>
           </w:p>
         </w:tc>
       </w:tr>
       <w:tr>
+        <w:trPr>
+          <w:cantSplit/>
+        </w:trPr>
         <w:tc>
           <w:tcPr>
             <w:tcW w:type="dxa" w:w="2900"/>
@@ -4063,7 +4137,7 @@
             </w:pPr>
             <w:r>
               <w:rPr>
-                <w:rFonts w:ascii="Times New Roman" w:cs="Times New Roman" w:eastAsia="Times New Roman" w:hAnsi="Times New Roman"/>
+                <w:rFonts w:ascii="Arial" w:cs="Times New Roman" w:eastAsia="Times New Roman" w:hAnsi="Arial"/>
                 <w:b/>
                 <w:bCs/>
                 <w:i w:val="false"/>
@@ -4076,7 +4150,7 @@
             </w:r>
             <w:r>
               <w:rPr>
-                <w:rFonts w:ascii="Times New Roman" w:cs="Times New Roman" w:eastAsia="Times New Roman" w:hAnsi="Times New Roman"/>
+                <w:rFonts w:ascii="Arial" w:cs="Times New Roman" w:eastAsia="Times New Roman" w:hAnsi="Arial"/>
                 <w:b w:val="false"/>
                 <w:bCs w:val="false"/>
                 <w:color w:val="262F37"/>
@@ -4087,7 +4161,7 @@
             </w:r>
             <w:r>
               <w:rPr>
-                <w:rFonts w:ascii="Times New Roman" w:cs="Times New Roman" w:eastAsia="Times New Roman" w:hAnsi="Times New Roman"/>
+                <w:rFonts w:ascii="Arial" w:cs="Times New Roman" w:eastAsia="Times New Roman" w:hAnsi="Arial"/>
                 <w:b/>
                 <w:bCs/>
                 <w:i w:val="false"/>
@@ -4122,7 +4196,7 @@
             </w:pPr>
             <w:r>
               <w:rPr>
-                <w:rFonts w:ascii="Times New Roman" w:cs="Times New Roman" w:eastAsia="Times New Roman" w:hAnsi="Times New Roman"/>
+                <w:rFonts w:ascii="Arial" w:cs="Times New Roman" w:eastAsia="Times New Roman" w:hAnsi="Arial"/>
                 <w:b w:val="false"/>
                 <w:bCs w:val="false"/>
                 <w:color w:val="262F37"/>
@@ -4155,7 +4229,7 @@
             </w:pPr>
             <w:r>
               <w:rPr>
-                <w:rFonts w:ascii="Times New Roman" w:cs="Times New Roman" w:eastAsia="Times New Roman" w:hAnsi="Times New Roman"/>
+                <w:rFonts w:ascii="Arial" w:cs="Times New Roman" w:eastAsia="Times New Roman" w:hAnsi="Arial"/>
                 <w:b w:val="false"/>
                 <w:bCs w:val="false"/>
                 <w:color w:val="262F37"/>
@@ -4168,6 +4242,9 @@
         </w:tc>
       </w:tr>
       <w:tr>
+        <w:trPr>
+          <w:cantSplit/>
+        </w:trPr>
         <w:tc>
           <w:tcPr>
             <w:tcW w:type="dxa" w:w="2900"/>
@@ -4190,7 +4267,7 @@
             </w:pPr>
             <w:r>
               <w:rPr>
-                <w:rFonts w:ascii="Times New Roman" w:cs="Times New Roman" w:eastAsia="Times New Roman" w:hAnsi="Times New Roman"/>
+                <w:rFonts w:ascii="Arial" w:cs="Times New Roman" w:eastAsia="Times New Roman" w:hAnsi="Arial"/>
                 <w:b/>
                 <w:bCs/>
                 <w:i w:val="false"/>
@@ -4203,7 +4280,7 @@
             </w:r>
             <w:r>
               <w:rPr>
-                <w:rFonts w:ascii="Times New Roman" w:cs="Times New Roman" w:eastAsia="Times New Roman" w:hAnsi="Times New Roman"/>
+                <w:rFonts w:ascii="Arial" w:cs="Times New Roman" w:eastAsia="Times New Roman" w:hAnsi="Arial"/>
                 <w:b w:val="false"/>
                 <w:bCs w:val="false"/>
                 <w:color w:val="262F37"/>
@@ -4214,7 +4291,7 @@
             </w:r>
             <w:r>
               <w:rPr>
-                <w:rFonts w:ascii="Times New Roman" w:cs="Times New Roman" w:eastAsia="Times New Roman" w:hAnsi="Times New Roman"/>
+                <w:rFonts w:ascii="Arial" w:cs="Times New Roman" w:eastAsia="Times New Roman" w:hAnsi="Arial"/>
                 <w:b/>
                 <w:bCs/>
                 <w:i w:val="false"/>
@@ -4249,7 +4326,7 @@
             </w:pPr>
             <w:r>
               <w:rPr>
-                <w:rFonts w:ascii="Times New Roman" w:cs="Times New Roman" w:eastAsia="Times New Roman" w:hAnsi="Times New Roman"/>
+                <w:rFonts w:ascii="Arial" w:cs="Times New Roman" w:eastAsia="Times New Roman" w:hAnsi="Arial"/>
                 <w:b w:val="false"/>
                 <w:bCs w:val="false"/>
                 <w:color w:val="262F37"/>
@@ -4282,7 +4359,7 @@
             </w:pPr>
             <w:r>
               <w:rPr>
-                <w:rFonts w:ascii="Times New Roman" w:cs="Times New Roman" w:eastAsia="Times New Roman" w:hAnsi="Times New Roman"/>
+                <w:rFonts w:ascii="Arial" w:cs="Times New Roman" w:eastAsia="Times New Roman" w:hAnsi="Arial"/>
                 <w:b w:val="false"/>
                 <w:bCs w:val="false"/>
                 <w:color w:val="262F37"/>
@@ -4295,6 +4372,9 @@
         </w:tc>
       </w:tr>
       <w:tr>
+        <w:trPr>
+          <w:cantSplit/>
+        </w:trPr>
         <w:tc>
           <w:tcPr>
             <w:tcW w:type="dxa" w:w="2900"/>
@@ -4317,7 +4397,7 @@
             </w:pPr>
             <w:r>
               <w:rPr>
-                <w:rFonts w:ascii="Times New Roman" w:cs="Times New Roman" w:eastAsia="Times New Roman" w:hAnsi="Times New Roman"/>
+                <w:rFonts w:ascii="Arial" w:cs="Times New Roman" w:eastAsia="Times New Roman" w:hAnsi="Arial"/>
                 <w:b/>
                 <w:bCs/>
                 <w:i w:val="false"/>
@@ -4352,7 +4432,7 @@
             </w:pPr>
             <w:r>
               <w:rPr>
-                <w:rFonts w:ascii="Times New Roman" w:cs="Times New Roman" w:eastAsia="Times New Roman" w:hAnsi="Times New Roman"/>
+                <w:rFonts w:ascii="Arial" w:cs="Times New Roman" w:eastAsia="Times New Roman" w:hAnsi="Arial"/>
                 <w:b w:val="false"/>
                 <w:bCs w:val="false"/>
                 <w:color w:val="262F37"/>
@@ -4385,32 +4465,19 @@
             </w:pPr>
             <w:r>
               <w:rPr>
-                <w:rFonts w:ascii="Times New Roman" w:cs="Times New Roman" w:eastAsia="Times New Roman" w:hAnsi="Times New Roman"/>
-                <w:b w:val="false"/>
-                <w:bCs w:val="false"/>
-                <w:color w:val="262F37"/>
-                <w:sz w:val="17"/>
-                <w:szCs w:val="22"/>
-              </w:rPr>
-              <w:t xml:space="preserve">ваше решение; управленческий срок, не юридический</w:t>
+                <w:rFonts w:ascii="Arial" w:cs="Times New Roman" w:eastAsia="Times New Roman" w:hAnsi="Arial"/>
+                <w:b w:val="false"/>
+                <w:bCs w:val="false"/>
+                <w:color w:val="262F37"/>
+                <w:sz w:val="17"/>
+                <w:szCs w:val="22"/>
+              </w:rPr>
+              <w:t xml:space="preserve">Внутренняя контрольная дата, установленная ответственным лицом. Сопоставьте её с договорными и процессуальными сроками.</w:t>
             </w:r>
           </w:p>
         </w:tc>
       </w:tr>
     </w:tbl>
-    <w:p>
-      <w:pPr>
-        <w:spacing w:after="60"/>
-      </w:pPr>
-      <w:r>
-        <w:rPr>
-          <w:rFonts w:ascii="Times New Roman" w:hAnsi="Times New Roman"/>
-          <w:color w:val="262F37"/>
-          <w:sz w:val="21"/>
-        </w:rPr>
-        <w:br w:type="page"/>
-      </w:r>
-    </w:p>
     <w:p>
       <w:pPr>
         <w:pStyle w:val="Heading1"/>
@@ -4419,7 +4486,7 @@
       </w:pPr>
       <w:r>
         <w:rPr>
-          <w:rFonts w:ascii="Times New Roman" w:cs="Times New Roman" w:eastAsia="Times New Roman" w:hAnsi="Times New Roman"/>
+          <w:rFonts w:ascii="Arial" w:cs="Times New Roman" w:eastAsia="Times New Roman" w:hAnsi="Arial"/>
           <w:b/>
           <w:bCs/>
           <w:color w:val="8E6F32"/>
@@ -4435,7 +4502,7 @@
       </w:pPr>
       <w:r>
         <w:rPr>
-          <w:rFonts w:ascii="Times New Roman" w:cs="Times New Roman" w:eastAsia="Times New Roman" w:hAnsi="Times New Roman"/>
+          <w:rFonts w:ascii="Arial" w:cs="Times New Roman" w:eastAsia="Times New Roman" w:hAnsi="Arial"/>
           <w:color w:val="262F37"/>
           <w:sz w:val="21"/>
           <w:szCs w:val="24"/>
@@ -4449,12 +4516,12 @@
       </w:pPr>
       <w:r>
         <w:rPr>
-          <w:rFonts w:ascii="Times New Roman" w:cs="Times New Roman" w:eastAsia="Times New Roman" w:hAnsi="Times New Roman"/>
+          <w:rFonts w:ascii="Arial" w:cs="Times New Roman" w:eastAsia="Times New Roman" w:hAnsi="Arial"/>
           <w:color w:val="262F37"/>
           <w:sz w:val="21"/>
           <w:szCs w:val="24"/>
         </w:rPr>
-        <w:t xml:space="preserve">На дату составления документа внесите ключевую ставку Банка России, применимые сроки и размер госпошлины из названных источников. Так расчёт опирается на актуальные данные.</w:t>
+        <w:t xml:space="preserve">На дату составления документа проверьте ключевую ставку Банка России, применимые сроки и размер государственной пошлины по указанным источникам. Сохраните исходные данные вместе с расчётом.</w:t>
       </w:r>
     </w:p>
     <w:p>
@@ -4465,7 +4532,7 @@
       </w:pPr>
       <w:r>
         <w:rPr>
-          <w:rFonts w:ascii="Times New Roman" w:cs="Times New Roman" w:eastAsia="Times New Roman" w:hAnsi="Times New Roman"/>
+          <w:rFonts w:ascii="Arial" w:cs="Times New Roman" w:eastAsia="Times New Roman" w:hAnsi="Arial"/>
           <w:b/>
           <w:bCs/>
           <w:color w:val="8E6F32"/>
@@ -4486,7 +4553,7 @@
       </w:pPr>
       <w:r>
         <w:rPr>
-          <w:rFonts w:ascii="Times New Roman" w:cs="Times New Roman" w:eastAsia="Times New Roman" w:hAnsi="Times New Roman"/>
+          <w:rFonts w:ascii="Arial" w:cs="Times New Roman" w:eastAsia="Times New Roman" w:hAnsi="Arial"/>
           <w:color w:val="262F37"/>
           <w:sz w:val="21"/>
           <w:szCs w:val="24"/>
@@ -4505,7 +4572,7 @@
       </w:pPr>
       <w:r>
         <w:rPr>
-          <w:rFonts w:ascii="Times New Roman" w:cs="Times New Roman" w:eastAsia="Times New Roman" w:hAnsi="Times New Roman"/>
+          <w:rFonts w:ascii="Arial" w:cs="Times New Roman" w:eastAsia="Times New Roman" w:hAnsi="Arial"/>
           <w:color w:val="262F37"/>
           <w:sz w:val="21"/>
           <w:szCs w:val="24"/>
@@ -4514,7 +4581,7 @@
       </w:r>
       <w:r>
         <w:rPr>
-          <w:rFonts w:ascii="Times New Roman" w:cs="Times New Roman" w:eastAsia="Times New Roman" w:hAnsi="Times New Roman"/>
+          <w:rFonts w:ascii="Arial" w:cs="Times New Roman" w:eastAsia="Times New Roman" w:hAnsi="Arial"/>
           <w:b/>
           <w:bCs/>
           <w:i w:val="false"/>
@@ -4527,7 +4594,7 @@
       </w:r>
       <w:r>
         <w:rPr>
-          <w:rFonts w:ascii="Times New Roman" w:cs="Times New Roman" w:eastAsia="Times New Roman" w:hAnsi="Times New Roman"/>
+          <w:rFonts w:ascii="Arial" w:cs="Times New Roman" w:eastAsia="Times New Roman" w:hAnsi="Arial"/>
           <w:color w:val="262F37"/>
           <w:sz w:val="21"/>
           <w:szCs w:val="24"/>
@@ -4536,7 +4603,7 @@
       </w:r>
       <w:r>
         <w:rPr>
-          <w:rFonts w:ascii="Times New Roman" w:cs="Times New Roman" w:eastAsia="Times New Roman" w:hAnsi="Times New Roman"/>
+          <w:rFonts w:ascii="Arial" w:cs="Times New Roman" w:eastAsia="Times New Roman" w:hAnsi="Arial"/>
           <w:b/>
           <w:bCs/>
           <w:i w:val="false"/>
@@ -4549,7 +4616,7 @@
       </w:r>
       <w:r>
         <w:rPr>
-          <w:rFonts w:ascii="Times New Roman" w:cs="Times New Roman" w:eastAsia="Times New Roman" w:hAnsi="Times New Roman"/>
+          <w:rFonts w:ascii="Arial" w:cs="Times New Roman" w:eastAsia="Times New Roman" w:hAnsi="Arial"/>
           <w:color w:val="262F37"/>
           <w:sz w:val="21"/>
           <w:szCs w:val="24"/>
@@ -4568,7 +4635,7 @@
       </w:pPr>
       <w:r>
         <w:rPr>
-          <w:rFonts w:ascii="Times New Roman" w:cs="Times New Roman" w:eastAsia="Times New Roman" w:hAnsi="Times New Roman"/>
+          <w:rFonts w:ascii="Arial" w:cs="Times New Roman" w:eastAsia="Times New Roman" w:hAnsi="Arial"/>
           <w:color w:val="262F37"/>
           <w:sz w:val="21"/>
           <w:szCs w:val="24"/>
@@ -4587,7 +4654,7 @@
       </w:pPr>
       <w:r>
         <w:rPr>
-          <w:rFonts w:ascii="Times New Roman" w:cs="Times New Roman" w:eastAsia="Times New Roman" w:hAnsi="Times New Roman"/>
+          <w:rFonts w:ascii="Arial" w:cs="Times New Roman" w:eastAsia="Times New Roman" w:hAnsi="Arial"/>
           <w:color w:val="262F37"/>
           <w:sz w:val="21"/>
           <w:szCs w:val="24"/>
@@ -4606,7 +4673,7 @@
       </w:pPr>
       <w:r>
         <w:rPr>
-          <w:rFonts w:ascii="Times New Roman" w:cs="Times New Roman" w:eastAsia="Times New Roman" w:hAnsi="Times New Roman"/>
+          <w:rFonts w:ascii="Arial" w:cs="Times New Roman" w:eastAsia="Times New Roman" w:hAnsi="Arial"/>
           <w:color w:val="262F37"/>
           <w:sz w:val="21"/>
           <w:szCs w:val="24"/>
@@ -4614,7 +4681,91 @@
         <w:t xml:space="preserve">Отправьте так, как описано в разделе «Отправка» соответствующего документа.</w:t>
       </w:r>
     </w:p>
+    <w:p>
+      <w:pPr>
+        <w:keepNext/>
+        <w:spacing w:after="100" w:line="252" w:lineRule="auto"/>
+      </w:pPr>
+      <w:r>
+        <w:rPr>
+          <w:rFonts w:ascii="Arial" w:hAnsi="Arial"/>
+          <w:b/>
+          <w:color w:val="8E6F32"/>
+          <w:sz w:val="20"/>
+        </w:rPr>
+        <w:t>Проценты или договорная неустойка</w:t>
+      </w:r>
+    </w:p>
+    <w:p>
+      <w:pPr>
+        <w:spacing w:after="100" w:line="252" w:lineRule="auto"/>
+      </w:pPr>
+      <w:r>
+        <w:rPr>
+          <w:rFonts w:ascii="Arial" w:hAnsi="Arial"/>
+          <w:color w:val="34383B"/>
+          <w:sz w:val="20"/>
+        </w:rPr>
+        <w:t>Для требования договорной неустойки вместо процентов по статье 395 ГК РФ согласованно измените в файле 16 название, правовое основание, расчёт, цену иска, просительную часть и перечень приложений. Проверьте пункт 4 статьи 395 ГК РФ. Файл 14 предназначен для процентов по статье 395 ГК РФ; расчёт договорной неустойки составьте отдельно по условиям договора.</w:t>
+      </w:r>
+    </w:p>
+    <w:p>
+      <w:pPr>
+        <w:keepNext/>
+        <w:spacing w:after="100" w:line="252" w:lineRule="auto"/>
+      </w:pPr>
+      <w:r>
+        <w:rPr>
+          <w:rFonts w:ascii="Arial" w:hAnsi="Arial"/>
+          <w:b/>
+          <w:color w:val="8E6F32"/>
+          <w:sz w:val="20"/>
+        </w:rPr>
+        <w:t>Реквизиты индивидуального предпринимателя</w:t>
+      </w:r>
+    </w:p>
+    <w:p>
+      <w:pPr>
+        <w:spacing w:after="100" w:line="252" w:lineRule="auto"/>
+      </w:pPr>
+      <w:r>
+        <w:rPr>
+          <w:rFonts w:ascii="Arial" w:hAnsi="Arial"/>
+          <w:color w:val="34383B"/>
+          <w:sz w:val="20"/>
+        </w:rPr>
+        <w:t>Если Истец — индивидуальный предприниматель, вместо наименования и адреса указываются фамилия, имя, отчество (при наличии), дата и место рождения, место жительства или место пребывания, дата и место государственной регистрации в качестве индивидуального предпринимателя, один из идентификаторов (СНИЛС, ИНН, серия и номер документа, удостоверяющего личность, серия и номер водительского удостоверения), а также номера телефонов, факсов, адреса электронной почты — п. 2 ч. 2 ст. 125 АПК РФ.</w:t>
+      </w:r>
+    </w:p>
+    <w:p>
+      <w:pPr>
+        <w:spacing w:after="100" w:line="252" w:lineRule="auto"/>
+      </w:pPr>
+      <w:r>
+        <w:rPr>
+          <w:rFonts w:ascii="Arial" w:hAnsi="Arial"/>
+          <w:color w:val="34383B"/>
+          <w:sz w:val="20"/>
+        </w:rPr>
+        <w:t>Если Ответчик — индивидуальный предприниматель: фамилия, имя, отчество (при наличии), дата и место рождения, место жительства или место пребывания, место работы (если известно) и один из идентификаторов (СНИЛС, ИНН, серия и номер документа, удостоверяющего личность, ОГРНИП, серия и номер водительского удостоверения) — п. 3 ч. 2 ст. 125 АПК РФ.</w:t>
+      </w:r>
+    </w:p>
+    <w:p>
+      <w:pPr>
+        <w:spacing w:after="100" w:line="252" w:lineRule="auto"/>
+      </w:pPr>
+      <w:r>
+        <w:rPr>
+          <w:rFonts w:ascii="Arial" w:hAnsi="Arial"/>
+          <w:color w:val="34383B"/>
+          <w:sz w:val="20"/>
+        </w:rPr>
+        <w:t>Перед подачей иска проверьте применимый досудебный порядок, даты направления и истечения срока ожидания. Срок ответа, назначенный в претензии, учитывайте отдельно от срока ожидания перед обращением в суд. Сведения и утверждения иска должны соответствовать обстоятельствам и подтверждающим документам.</w:t>
+      </w:r>
+    </w:p>
     <w:sectPr>
+      <w:headerReference w:type="default" r:id="rId8"/>
+      <w:footerReference w:type="default" r:id="rId9"/>
       <w:pgSz w:w="11906" w:h="16838" w:orient="portrait"/>
       <w:pgMar w:top="964" w:right="1020" w:bottom="964" w:left="1020" w:header="708" w:footer="708" w:gutter="0"/>
       <w:pgNumType/>
@@ -4665,6 +4816,16 @@
 </w:endnotes>
 </file>
 
+<file path=word/footer1.xml><?xml version="1.0" encoding="utf-8"?>
+<w:ftr xmlns:m="http://schemas.openxmlformats.org/officeDocument/2006/math" xmlns:mc="http://schemas.openxmlformats.org/markup-compatibility/2006" xmlns:mo="http://schemas.microsoft.com/office/mac/office/2008/main" xmlns:mv="urn:schemas-microsoft-com:mac:vml" xmlns:o="urn:schemas-microsoft-com:office:office" xmlns:r="http://schemas.openxmlformats.org/officeDocument/2006/relationships" xmlns:v="urn:schemas-microsoft-com:vml" xmlns:w10="urn:schemas-microsoft-com:office:word" xmlns:w14="http://schemas.microsoft.com/office/word/2010/wordml" xmlns:w="http://schemas.openxmlformats.org/wordprocessingml/2006/main" xmlns:wne="http://schemas.microsoft.com/office/word/2006/wordml" xmlns:wp14="http://schemas.microsoft.com/office/word/2010/wordprocessingDrawing" xmlns:wp="http://schemas.openxmlformats.org/drawingml/2006/wordprocessingDrawing" xmlns:wpc="http://schemas.microsoft.com/office/word/2010/wordprocessingCanvas" xmlns:wpg="http://schemas.microsoft.com/office/word/2010/wordprocessingGroup" xmlns:wpi="http://schemas.microsoft.com/office/word/2010/wordprocessingInk" xmlns:wps="http://schemas.microsoft.com/office/word/2010/wordprocessingShape" mc:Ignorable="w14 wp14">
+  <w:p>
+    <w:pPr>
+      <w:pStyle w:val="Footer"/>
+    </w:pPr>
+  </w:p>
+</w:ftr>
+</file>
+
 <file path=word/footnotes.xml><?xml version="1.0" encoding="utf-8"?>
 <w:footnotes xmlns:wpc="http://schemas.microsoft.com/office/word/2010/wordprocessingCanvas" xmlns:mc="http://schemas.openxmlformats.org/markup-compatibility/2006" xmlns:o="urn:schemas-microsoft-com:office:office" xmlns:r="http://schemas.openxmlformats.org/officeDocument/2006/relationships" xmlns:m="http://schemas.openxmlformats.org/officeDocument/2006/math" xmlns:v="urn:schemas-microsoft-com:vml" xmlns:wp14="http://schemas.microsoft.com/office/word/2010/wordprocessingDrawing" xmlns:wp="http://schemas.openxmlformats.org/drawingml/2006/wordprocessingDrawing" xmlns:w10="urn:schemas-microsoft-com:office:word" xmlns:w="http://schemas.openxmlformats.org/wordprocessingml/2006/main" xmlns:w14="http://schemas.microsoft.com/office/word/2010/wordml" xmlns:w15="http://schemas.microsoft.com/office/word/2012/wordml" xmlns:wpg="http://schemas.microsoft.com/office/word/2010/wordprocessingGroup" xmlns:wpi="http://schemas.microsoft.com/office/word/2010/wordprocessingInk" xmlns:wne="http://schemas.microsoft.com/office/word/2006/wordml" xmlns:wps="http://schemas.microsoft.com/office/word/2010/wordprocessingShape" mc:Ignorable="w14 w15 wp14">
   <w:footnote w:type="separator" w:id="-1">
@@ -4700,6 +4861,16 @@
     </w:p>
   </w:footnote>
 </w:footnotes>
+</file>
+
+<file path=word/header1.xml><?xml version="1.0" encoding="utf-8"?>
+<w:hdr xmlns:m="http://schemas.openxmlformats.org/officeDocument/2006/math" xmlns:mc="http://schemas.openxmlformats.org/markup-compatibility/2006" xmlns:mo="http://schemas.microsoft.com/office/mac/office/2008/main" xmlns:mv="urn:schemas-microsoft-com:mac:vml" xmlns:o="urn:schemas-microsoft-com:office:office" xmlns:r="http://schemas.openxmlformats.org/officeDocument/2006/relationships" xmlns:v="urn:schemas-microsoft-com:vml" xmlns:w10="urn:schemas-microsoft-com:office:word" xmlns:w14="http://schemas.microsoft.com/office/word/2010/wordml" xmlns:w="http://schemas.openxmlformats.org/wordprocessingml/2006/main" xmlns:wne="http://schemas.microsoft.com/office/word/2006/wordml" xmlns:wp14="http://schemas.microsoft.com/office/word/2010/wordprocessingDrawing" xmlns:wp="http://schemas.openxmlformats.org/drawingml/2006/wordprocessingDrawing" xmlns:wpc="http://schemas.microsoft.com/office/word/2010/wordprocessingCanvas" xmlns:wpg="http://schemas.microsoft.com/office/word/2010/wordprocessingGroup" xmlns:wpi="http://schemas.microsoft.com/office/word/2010/wordprocessingInk" xmlns:wps="http://schemas.microsoft.com/office/word/2010/wordprocessingShape" mc:Ignorable="w14 wp14">
+  <w:p>
+    <w:pPr>
+      <w:pStyle w:val="Header"/>
+    </w:pPr>
+  </w:p>
+</w:hdr>
 </file>
 
 <file path=word/numbering.xml><?xml version="1.0" encoding="utf-8"?>
@@ -4836,7 +5007,7 @@
       <w:spacing w:after="180"/>
     </w:pPr>
     <w:rPr>
-      <w:rFonts w:ascii="Times New Roman" w:hAnsi="Times New Roman"/>
+      <w:rFonts w:ascii="Arial" w:hAnsi="Arial"/>
       <w:b/>
       <w:color w:val="000000"/>
       <w:sz w:val="34"/>
@@ -4849,6 +5020,7 @@
     <w:next w:val="Normal"/>
     <w:qFormat/>
     <w:rPr>
+      <w:rFonts w:ascii="Arial" w:hAnsi="Arial"/>
       <w:color w:val="34383B"/>
       <w:sz w:val="32"/>
       <w:szCs w:val="32"/>
@@ -4860,6 +5032,7 @@
     <w:next w:val="Normal"/>
     <w:qFormat/>
     <w:rPr>
+      <w:rFonts w:ascii="Arial" w:hAnsi="Arial"/>
       <w:color w:val="34383B"/>
       <w:sz w:val="26"/>
       <w:szCs w:val="26"/>
@@ -4871,6 +5044,7 @@
     <w:next w:val="Normal"/>
     <w:qFormat/>
     <w:rPr>
+      <w:rFonts w:ascii="Arial" w:hAnsi="Arial"/>
       <w:color w:val="34383B"/>
       <w:sz w:val="24"/>
       <w:szCs w:val="24"/>
@@ -4882,6 +5056,7 @@
     <w:next w:val="Normal"/>
     <w:qFormat/>
     <w:rPr>
+      <w:rFonts w:ascii="Arial" w:hAnsi="Arial"/>
       <w:i/>
       <w:iCs/>
       <w:color w:val="34383B"/>
@@ -4893,6 +5068,7 @@
     <w:next w:val="Normal"/>
     <w:qFormat/>
     <w:rPr>
+      <w:rFonts w:ascii="Arial" w:hAnsi="Arial"/>
       <w:color w:val="34383B"/>
     </w:rPr>
   </w:style>
@@ -4902,6 +5078,7 @@
     <w:next w:val="Normal"/>
     <w:qFormat/>
     <w:rPr>
+      <w:rFonts w:ascii="Arial" w:hAnsi="Arial"/>
       <w:color w:val="34383B"/>
     </w:rPr>
   </w:style>
@@ -4911,6 +5088,7 @@
     <w:next w:val="Normal"/>
     <w:qFormat/>
     <w:rPr>
+      <w:rFonts w:ascii="Arial" w:hAnsi="Arial"/>
       <w:b/>
       <w:bCs/>
     </w:rPr>
@@ -4919,6 +5097,9 @@
     <w:name w:val="List Paragraph"/>
     <w:basedOn w:val="Normal"/>
     <w:qFormat/>
+    <w:rPr>
+      <w:rFonts w:ascii="Arial" w:hAnsi="Arial"/>
+    </w:rPr>
   </w:style>
   <w:style w:type="character" w:styleId="Hyperlink">
     <w:name w:val="Hyperlink"/>
@@ -4926,6 +5107,7 @@
     <w:uiPriority w:val="99"/>
     <w:unhideWhenUsed/>
     <w:rPr>
+      <w:rFonts w:ascii="Arial" w:hAnsi="Arial"/>
       <w:color w:val="34383B"/>
       <w:u w:val="single"/>
     </w:rPr>
@@ -4937,6 +5119,7 @@
     <w:semiHidden/>
     <w:unhideWhenUsed/>
     <w:rPr>
+      <w:rFonts w:ascii="Arial" w:hAnsi="Arial"/>
       <w:vertAlign w:val="superscript"/>
     </w:rPr>
   </w:style>
@@ -4951,6 +5134,7 @@
       <w:spacing w:after="0" w:line="240" w:lineRule="auto"/>
     </w:pPr>
     <w:rPr>
+      <w:rFonts w:ascii="Arial" w:hAnsi="Arial"/>
       <w:sz w:val="20"/>
       <w:szCs w:val="20"/>
     </w:rPr>
@@ -4963,6 +5147,7 @@
     <w:semiHidden/>
     <w:unhideWhenUsed/>
     <w:rPr>
+      <w:rFonts w:ascii="Arial" w:hAnsi="Arial"/>
       <w:sz w:val="20"/>
       <w:szCs w:val="20"/>
     </w:rPr>
@@ -4974,6 +5159,7 @@
     <w:semiHidden/>
     <w:unhideWhenUsed/>
     <w:rPr>
+      <w:rFonts w:ascii="Arial" w:hAnsi="Arial"/>
       <w:vertAlign w:val="superscript"/>
     </w:rPr>
   </w:style>
@@ -4988,6 +5174,7 @@
       <w:spacing w:after="0" w:line="240" w:lineRule="auto"/>
     </w:pPr>
     <w:rPr>
+      <w:rFonts w:ascii="Arial" w:hAnsi="Arial"/>
       <w:sz w:val="20"/>
       <w:szCs w:val="20"/>
     </w:rPr>
@@ -5000,6 +5187,7 @@
     <w:semiHidden/>
     <w:unhideWhenUsed/>
     <w:rPr>
+      <w:rFonts w:ascii="Arial" w:hAnsi="Arial"/>
       <w:sz w:val="20"/>
       <w:szCs w:val="20"/>
     </w:rPr>
